--- a/插件详细手册/14.鼠标/关于鼠标悬浮窗口.docx
+++ b/插件详细手册/14.鼠标/关于鼠标悬浮窗口.docx
@@ -1,26 +1,534 @@
 
 <file path=word/document.xml><?xml version="1.0" encoding="utf-8"?>
-<w:document xmlns:wpc="http://schemas.microsoft.com/office/word/2010/wordprocessingCanvas" xmlns:cx="http://schemas.microsoft.com/office/drawing/2014/chartex" xmlns:cx1="http://schemas.microsoft.com/office/drawing/2015/9/8/chartex" xmlns:cx2="http://schemas.microsoft.com/office/drawing/2015/10/21/chartex" xmlns:cx3="http://schemas.microsoft.com/office/drawing/2016/5/9/chartex" xmlns:cx4="http://schemas.microsoft.com/office/drawing/2016/5/10/chartex" xmlns:cx5="http://schemas.microsoft.com/office/drawing/2016/5/11/chartex" xmlns:cx6="http://schemas.microsoft.com/office/drawing/2016/5/12/chartex" xmlns:cx7="http://schemas.microsoft.com/office/drawing/2016/5/13/chartex" xmlns:cx8="http://schemas.microsoft.com/office/drawing/2016/5/14/chartex" xmlns:mc="http://schemas.openxmlformats.org/markup-compatibility/2006" xmlns:aink="http://schemas.microsoft.com/office/drawing/2016/ink" xmlns:am3d="http://schemas.microsoft.com/office/drawing/2017/model3d" xmlns:o="urn:schemas-microsoft-com:office:office" xmlns:oel="http://schemas.microsoft.com/office/2019/extlst" xmlns:r="http://schemas.openxmlformats.org/officeDocument/2006/relationships" xmlns:m="http://schemas.openxmlformats.org/officeDocument/2006/math" xmlns:v="urn:schemas-microsoft-com:vml" xmlns:wp14="http://schemas.microsoft.com/office/word/2010/wordprocessingDrawing" xmlns:wp="http://schemas.openxmlformats.org/drawingml/2006/wordprocessingDrawing" xmlns:w10="urn:schemas-microsoft-com:office:word" xmlns:w="http://schemas.openxmlformats.org/wordprocessingml/2006/main" xmlns:w14="http://schemas.microsoft.com/office/word/2010/wordml" xmlns:w15="http://schemas.microsoft.com/office/word/2012/wordml" xmlns:w16cex="http://schemas.microsoft.com/office/word/2018/wordml/cex" xmlns:w16cid="http://schemas.microsoft.com/office/word/2016/wordml/cid" xmlns:w16="http://schemas.microsoft.com/office/word/2018/wordml" xmlns:w16sdtdh="http://schemas.microsoft.com/office/word/2020/wordml/sdtdatahash" xmlns:w16se="http://schemas.microsoft.com/office/word/2015/wordml/symex" xmlns:wpg="http://schemas.microsoft.com/office/word/2010/wordprocessingGroup" xmlns:wpi="http://schemas.microsoft.com/office/word/2010/wordprocessingInk" xmlns:wne="http://schemas.microsoft.com/office/word/2006/wordml" xmlns:wps="http://schemas.microsoft.com/office/word/2010/wordprocessingShape" mc:Ignorable="w14 w15 w16se w16cid w16 w16cex w16sdtdh wp14">
+<w:document xmlns:wpc="http://schemas.microsoft.com/office/word/2010/wordprocessingCanvas" xmlns:cx="http://schemas.microsoft.com/office/drawing/2014/chartex" xmlns:cx1="http://schemas.microsoft.com/office/drawing/2015/9/8/chartex" xmlns:cx2="http://schemas.microsoft.com/office/drawing/2015/10/21/chartex" xmlns:cx3="http://schemas.microsoft.com/office/drawing/2016/5/9/chartex" xmlns:cx4="http://schemas.microsoft.com/office/drawing/2016/5/10/chartex" xmlns:cx5="http://schemas.microsoft.com/office/drawing/2016/5/11/chartex" xmlns:cx6="http://schemas.microsoft.com/office/drawing/2016/5/12/chartex" xmlns:cx7="http://schemas.microsoft.com/office/drawing/2016/5/13/chartex" xmlns:cx8="http://schemas.microsoft.com/office/drawing/2016/5/14/chartex" xmlns:mc="http://schemas.openxmlformats.org/markup-compatibility/2006" xmlns:aink="http://schemas.microsoft.com/office/drawing/2016/ink" xmlns:am3d="http://schemas.microsoft.com/office/drawing/2017/model3d" xmlns:o="urn:schemas-microsoft-com:office:office" xmlns:oel="http://schemas.microsoft.com/office/2019/extlst" xmlns:r="http://schemas.openxmlformats.org/officeDocument/2006/relationships" xmlns:m="http://schemas.openxmlformats.org/officeDocument/2006/math" xmlns:v="urn:schemas-microsoft-com:vml" xmlns:wp14="http://schemas.microsoft.com/office/word/2010/wordprocessingDrawing" xmlns:wp="http://schemas.openxmlformats.org/drawingml/2006/wordprocessingDrawing" xmlns:w10="urn:schemas-microsoft-com:office:word" xmlns:w="http://schemas.openxmlformats.org/wordprocessingml/2006/main" xmlns:w14="http://schemas.microsoft.com/office/word/2010/wordml" xmlns:w15="http://schemas.microsoft.com/office/word/2012/wordml" xmlns:w16cex="http://schemas.microsoft.com/office/word/2018/wordml/cex" xmlns:w16cid="http://schemas.microsoft.com/office/word/2016/wordml/cid" xmlns:w16="http://schemas.microsoft.com/office/word/2018/wordml" xmlns:w16du="http://schemas.microsoft.com/office/word/2023/wordml/word16du" xmlns:w16sdtdh="http://schemas.microsoft.com/office/word/2020/wordml/sdtdatahash" xmlns:w16sdtfl="http://schemas.microsoft.com/office/word/2024/wordml/sdtformatlock" xmlns:w16se="http://schemas.microsoft.com/office/word/2015/wordml/symex" xmlns:wpg="http://schemas.microsoft.com/office/word/2010/wordprocessingGroup" xmlns:wpi="http://schemas.microsoft.com/office/word/2010/wordprocessingInk" xmlns:wne="http://schemas.microsoft.com/office/word/2006/wordml" xmlns:wps="http://schemas.microsoft.com/office/word/2010/wordprocessingShape" mc:Ignorable="w14 w15 w16se w16cid w16 w16cex w16sdtdh w16sdtfl w16du wp14">
   <w:body>
     <w:p>
       <w:pPr>
         <w:pStyle w:val="2"/>
-      </w:pPr>
-      <w:r>
         <w:rPr>
           <w:rFonts w:hint="eastAsia"/>
         </w:rPr>
+      </w:pPr>
+      <w:r>
+        <w:rPr>
+          <w:rFonts w:hint="eastAsia"/>
+        </w:rPr>
         <w:t>概述</w:t>
       </w:r>
     </w:p>
     <w:p>
       <w:pPr>
         <w:pStyle w:val="3"/>
-      </w:pPr>
-      <w:r>
+        <w:spacing w:before="240"/>
         <w:rPr>
           <w:rFonts w:hint="eastAsia"/>
         </w:rPr>
+      </w:pPr>
+      <w:r>
+        <w:rPr>
+          <w:rFonts w:hint="eastAsia"/>
+        </w:rPr>
+        <w:t>基础要求</w:t>
+      </w:r>
+    </w:p>
+    <w:tbl>
+      <w:tblPr>
+        <w:tblStyle w:val="af"/>
+        <w:tblW w:w="0" w:type="auto"/>
+        <w:tblBorders>
+          <w:top w:val="none" w:sz="0" w:space="0" w:color="auto"/>
+          <w:left w:val="none" w:sz="0" w:space="0" w:color="auto"/>
+          <w:bottom w:val="none" w:sz="0" w:space="0" w:color="auto"/>
+          <w:right w:val="none" w:sz="0" w:space="0" w:color="auto"/>
+          <w:insideH w:val="none" w:sz="0" w:space="0" w:color="auto"/>
+          <w:insideV w:val="none" w:sz="0" w:space="0" w:color="auto"/>
+        </w:tblBorders>
+        <w:tblLook w:val="04A0" w:firstRow="1" w:lastRow="0" w:firstColumn="1" w:lastColumn="0" w:noHBand="0" w:noVBand="1"/>
+      </w:tblPr>
+      <w:tblGrid>
+        <w:gridCol w:w="5637"/>
+        <w:gridCol w:w="2885"/>
+      </w:tblGrid>
+      <w:tr>
+        <w:tc>
+          <w:tcPr>
+            <w:tcW w:w="5637" w:type="dxa"/>
+            <w:shd w:val="clear" w:color="auto" w:fill="auto"/>
+          </w:tcPr>
+          <w:p>
+            <w:pPr>
+              <w:snapToGrid w:val="0"/>
+              <w:rPr>
+                <w:rFonts w:ascii="Tahoma" w:eastAsia="微软雅黑" w:hAnsi="Tahoma"/>
+                <w:kern w:val="0"/>
+                <w:sz w:val="22"/>
+              </w:rPr>
+            </w:pPr>
+            <w:r>
+              <w:rPr>
+                <w:rFonts w:ascii="Tahoma" w:eastAsia="微软雅黑" w:hAnsi="Tahoma" w:hint="eastAsia"/>
+                <w:kern w:val="0"/>
+                <w:sz w:val="22"/>
+              </w:rPr>
+              <w:t>先尝试回答下面的问题：</w:t>
+            </w:r>
+          </w:p>
+          <w:p>
+            <w:pPr>
+              <w:snapToGrid w:val="0"/>
+              <w:ind w:firstLineChars="200" w:firstLine="440"/>
+              <w:rPr>
+                <w:rFonts w:ascii="Tahoma" w:eastAsia="微软雅黑" w:hAnsi="Tahoma"/>
+                <w:kern w:val="0"/>
+                <w:sz w:val="22"/>
+              </w:rPr>
+            </w:pPr>
+            <w:r>
+              <w:rPr>
+                <w:rFonts w:ascii="Tahoma" w:eastAsia="微软雅黑" w:hAnsi="Tahoma" w:hint="eastAsia"/>
+                <w:kern w:val="0"/>
+                <w:sz w:val="22"/>
+              </w:rPr>
+              <w:t>什么是文本域、光标？</w:t>
+            </w:r>
+          </w:p>
+          <w:p>
+            <w:pPr>
+              <w:snapToGrid w:val="0"/>
+              <w:ind w:firstLineChars="200" w:firstLine="440"/>
+              <w:rPr>
+                <w:rFonts w:ascii="Tahoma" w:eastAsia="微软雅黑" w:hAnsi="Tahoma"/>
+                <w:kern w:val="0"/>
+                <w:sz w:val="22"/>
+              </w:rPr>
+            </w:pPr>
+            <w:r>
+              <w:rPr>
+                <w:rFonts w:ascii="Tahoma" w:eastAsia="微软雅黑" w:hAnsi="Tahoma" w:hint="eastAsia"/>
+                <w:kern w:val="0"/>
+                <w:sz w:val="22"/>
+              </w:rPr>
+              <w:t>什么是窗口字符、底层字符？</w:t>
+            </w:r>
+          </w:p>
+          <w:p>
+            <w:pPr>
+              <w:snapToGrid w:val="0"/>
+              <w:ind w:firstLineChars="200" w:firstLine="440"/>
+              <w:rPr>
+                <w:rFonts w:ascii="Tahoma" w:eastAsia="微软雅黑" w:hAnsi="Tahoma"/>
+                <w:kern w:val="0"/>
+                <w:sz w:val="22"/>
+              </w:rPr>
+            </w:pPr>
+            <w:r>
+              <w:rPr>
+                <w:rFonts w:ascii="Tahoma" w:eastAsia="微软雅黑" w:hAnsi="Tahoma" w:hint="eastAsia"/>
+                <w:kern w:val="0"/>
+                <w:sz w:val="22"/>
+              </w:rPr>
+              <w:t>窗口字符分为哪些类型？</w:t>
+            </w:r>
+          </w:p>
+          <w:p>
+            <w:pPr>
+              <w:snapToGrid w:val="0"/>
+              <w:ind w:firstLineChars="200" w:firstLine="440"/>
+              <w:rPr>
+                <w:rFonts w:ascii="Tahoma" w:eastAsia="微软雅黑" w:hAnsi="Tahoma"/>
+                <w:kern w:val="0"/>
+                <w:sz w:val="22"/>
+              </w:rPr>
+            </w:pPr>
+            <w:r>
+              <w:rPr>
+                <w:rFonts w:ascii="Tahoma" w:eastAsia="微软雅黑" w:hAnsi="Tahoma" w:hint="eastAsia"/>
+                <w:kern w:val="0"/>
+                <w:sz w:val="22"/>
+              </w:rPr>
+              <w:t>窗口字符、底层字符有哪些固定格式？</w:t>
+            </w:r>
+          </w:p>
+        </w:tc>
+        <w:tc>
+          <w:tcPr>
+            <w:tcW w:w="2885" w:type="dxa"/>
+            <w:shd w:val="clear" w:color="auto" w:fill="auto"/>
+          </w:tcPr>
+          <w:p>
+            <w:pPr>
+              <w:snapToGrid w:val="0"/>
+              <w:jc w:val="center"/>
+              <w:rPr>
+                <w:rFonts w:ascii="Tahoma" w:eastAsia="微软雅黑" w:hAnsi="Tahoma"/>
+                <w:kern w:val="0"/>
+                <w:sz w:val="22"/>
+              </w:rPr>
+            </w:pPr>
+            <w:r>
+              <w:rPr>
+                <w:noProof/>
+              </w:rPr>
+              <w:drawing>
+                <wp:inline distT="0" distB="0" distL="0" distR="0" wp14:anchorId="646F7829" wp14:editId="3DE99D1D">
+                  <wp:extent cx="1314450" cy="685800"/>
+                  <wp:effectExtent l="0" t="0" r="0" b="0"/>
+                  <wp:docPr id="1351562904" name="图片 1"/>
+                  <wp:cNvGraphicFramePr>
+                    <a:graphicFrameLocks xmlns:a="http://schemas.openxmlformats.org/drawingml/2006/main" noChangeAspect="1"/>
+                  </wp:cNvGraphicFramePr>
+                  <a:graphic xmlns:a="http://schemas.openxmlformats.org/drawingml/2006/main">
+                    <a:graphicData uri="http://schemas.openxmlformats.org/drawingml/2006/picture">
+                      <pic:pic xmlns:pic="http://schemas.openxmlformats.org/drawingml/2006/picture">
+                        <pic:nvPicPr>
+                          <pic:cNvPr id="0" name="Picture 4"/>
+                          <pic:cNvPicPr>
+                            <a:picLocks noChangeAspect="1" noChangeArrowheads="1"/>
+                          </pic:cNvPicPr>
+                        </pic:nvPicPr>
+                        <pic:blipFill>
+                          <a:blip r:embed="rId8">
+                            <a:extLst>
+                              <a:ext uri="{28A0092B-C50C-407E-A947-70E740481C1C}">
+                                <a14:useLocalDpi xmlns:a14="http://schemas.microsoft.com/office/drawing/2010/main" val="0"/>
+                              </a:ext>
+                            </a:extLst>
+                          </a:blip>
+                          <a:srcRect/>
+                          <a:stretch>
+                            <a:fillRect/>
+                          </a:stretch>
+                        </pic:blipFill>
+                        <pic:spPr bwMode="auto">
+                          <a:xfrm>
+                            <a:off x="0" y="0"/>
+                            <a:ext cx="1314450" cy="685800"/>
+                          </a:xfrm>
+                          <a:prstGeom prst="rect">
+                            <a:avLst/>
+                          </a:prstGeom>
+                          <a:noFill/>
+                          <a:ln>
+                            <a:noFill/>
+                          </a:ln>
+                        </pic:spPr>
+                      </pic:pic>
+                    </a:graphicData>
+                  </a:graphic>
+                </wp:inline>
+              </w:drawing>
+            </w:r>
+          </w:p>
+          <w:p>
+            <w:pPr>
+              <w:snapToGrid w:val="0"/>
+              <w:jc w:val="center"/>
+              <w:rPr>
+                <w:rFonts w:ascii="Tahoma" w:eastAsia="微软雅黑" w:hAnsi="Tahoma"/>
+                <w:kern w:val="0"/>
+                <w:sz w:val="22"/>
+              </w:rPr>
+            </w:pPr>
+            <w:r>
+              <w:rPr>
+                <w:rFonts w:ascii="Tahoma" w:eastAsia="微软雅黑" w:hAnsi="Tahoma" w:hint="eastAsia"/>
+                <w:kern w:val="0"/>
+                <w:sz w:val="22"/>
+              </w:rPr>
+              <w:t>需要先了解基础知识哦！</w:t>
+            </w:r>
+          </w:p>
+        </w:tc>
+      </w:tr>
+    </w:tbl>
+    <w:p>
+      <w:pPr>
+        <w:snapToGrid w:val="0"/>
+        <w:spacing w:before="200"/>
+        <w:rPr>
+          <w:rFonts w:ascii="Tahoma" w:eastAsia="微软雅黑" w:hAnsi="Tahoma"/>
+          <w:kern w:val="0"/>
+          <w:sz w:val="22"/>
+        </w:rPr>
+      </w:pPr>
+      <w:r>
+        <w:rPr>
+          <w:rFonts w:ascii="Tahoma" w:eastAsia="微软雅黑" w:hAnsi="Tahoma" w:hint="eastAsia"/>
+          <w:kern w:val="0"/>
+          <w:sz w:val="22"/>
+        </w:rPr>
+        <w:t>如果你对上述问题有疑问，那么说明你还不了解</w:t>
+      </w:r>
+      <w:r>
+        <w:rPr>
+          <w:rFonts w:ascii="Tahoma" w:eastAsia="微软雅黑" w:hAnsi="Tahoma" w:hint="eastAsia"/>
+          <w:kern w:val="0"/>
+          <w:sz w:val="22"/>
+        </w:rPr>
+        <w:t xml:space="preserve"> </w:t>
+      </w:r>
+      <w:r>
+        <w:rPr>
+          <w:rFonts w:ascii="Tahoma" w:eastAsia="微软雅黑" w:hAnsi="Tahoma" w:hint="eastAsia"/>
+          <w:kern w:val="0"/>
+          <w:sz w:val="22"/>
+        </w:rPr>
+        <w:t>窗口字符</w:t>
+      </w:r>
+      <w:r>
+        <w:rPr>
+          <w:rFonts w:ascii="Tahoma" w:eastAsia="微软雅黑" w:hAnsi="Tahoma" w:hint="eastAsia"/>
+          <w:kern w:val="0"/>
+          <w:sz w:val="22"/>
+        </w:rPr>
+        <w:t>。</w:t>
+      </w:r>
+    </w:p>
+    <w:p>
+      <w:pPr>
+        <w:snapToGrid w:val="0"/>
+        <w:spacing w:after="200"/>
+        <w:rPr>
+          <w:rFonts w:ascii="Tahoma" w:eastAsia="微软雅黑" w:hAnsi="Tahoma"/>
+          <w:kern w:val="0"/>
+          <w:sz w:val="22"/>
+        </w:rPr>
+      </w:pPr>
+      <w:r>
+        <w:rPr>
+          <w:rFonts w:ascii="Tahoma" w:eastAsia="微软雅黑" w:hAnsi="Tahoma" w:hint="eastAsia"/>
+          <w:kern w:val="0"/>
+          <w:sz w:val="22"/>
+        </w:rPr>
+        <w:t>需要去看看：</w:t>
+      </w:r>
+      <w:r>
+        <w:rPr>
+          <w:rFonts w:ascii="Tahoma" w:eastAsia="微软雅黑" w:hAnsi="Tahoma"/>
+          <w:kern w:val="0"/>
+          <w:sz w:val="22"/>
+        </w:rPr>
+        <w:t>”</w:t>
+      </w:r>
+      <w:r>
+        <w:rPr>
+          <w:rFonts w:ascii="Tahoma" w:eastAsia="微软雅黑" w:hAnsi="Tahoma" w:hint="eastAsia"/>
+          <w:color w:val="0070C0"/>
+          <w:kern w:val="0"/>
+          <w:sz w:val="22"/>
+        </w:rPr>
+        <w:t>23</w:t>
+      </w:r>
+      <w:r>
+        <w:rPr>
+          <w:rFonts w:ascii="Tahoma" w:eastAsia="微软雅黑" w:hAnsi="Tahoma"/>
+          <w:color w:val="0070C0"/>
+          <w:kern w:val="0"/>
+          <w:sz w:val="22"/>
+        </w:rPr>
+        <w:t>.</w:t>
+      </w:r>
+      <w:r>
+        <w:rPr>
+          <w:rFonts w:ascii="Tahoma" w:eastAsia="微软雅黑" w:hAnsi="Tahoma" w:hint="eastAsia"/>
+          <w:color w:val="0070C0"/>
+          <w:kern w:val="0"/>
+          <w:sz w:val="22"/>
+        </w:rPr>
+        <w:t>窗口字符</w:t>
+      </w:r>
+      <w:r>
+        <w:rPr>
+          <w:rFonts w:ascii="Tahoma" w:eastAsia="微软雅黑" w:hAnsi="Tahoma"/>
+          <w:color w:val="0070C0"/>
+          <w:kern w:val="0"/>
+          <w:sz w:val="22"/>
+        </w:rPr>
+        <w:t xml:space="preserve"> &gt; </w:t>
+      </w:r>
+      <w:r>
+        <w:rPr>
+          <w:rFonts w:ascii="Tahoma" w:eastAsia="微软雅黑" w:hAnsi="Tahoma" w:hint="eastAsia"/>
+          <w:color w:val="0070C0"/>
+          <w:kern w:val="0"/>
+          <w:sz w:val="22"/>
+        </w:rPr>
+        <w:t>关于窗口字符</w:t>
+      </w:r>
+      <w:r>
+        <w:rPr>
+          <w:rFonts w:ascii="Tahoma" w:eastAsia="微软雅黑" w:hAnsi="Tahoma" w:hint="eastAsia"/>
+          <w:color w:val="0070C0"/>
+          <w:kern w:val="0"/>
+          <w:sz w:val="22"/>
+        </w:rPr>
+        <w:t>.doc</w:t>
+      </w:r>
+      <w:r>
+        <w:rPr>
+          <w:rFonts w:ascii="Tahoma" w:eastAsia="微软雅黑" w:hAnsi="Tahoma"/>
+          <w:color w:val="0070C0"/>
+          <w:kern w:val="0"/>
+          <w:sz w:val="22"/>
+        </w:rPr>
+        <w:t>x</w:t>
+      </w:r>
+      <w:proofErr w:type="gramStart"/>
+      <w:r>
+        <w:rPr>
+          <w:rFonts w:ascii="Tahoma" w:eastAsia="微软雅黑" w:hAnsi="Tahoma"/>
+          <w:kern w:val="0"/>
+          <w:sz w:val="22"/>
+        </w:rPr>
+        <w:t>”</w:t>
+      </w:r>
+      <w:proofErr w:type="gramEnd"/>
+      <w:r>
+        <w:rPr>
+          <w:rFonts w:ascii="Tahoma" w:eastAsia="微软雅黑" w:hAnsi="Tahoma" w:hint="eastAsia"/>
+          <w:kern w:val="0"/>
+          <w:sz w:val="22"/>
+        </w:rPr>
+        <w:t>。</w:t>
+      </w:r>
+    </w:p>
+    <w:tbl>
+      <w:tblPr>
+        <w:tblStyle w:val="af"/>
+        <w:tblW w:w="0" w:type="auto"/>
+        <w:shd w:val="clear" w:color="auto" w:fill="DEEAF6" w:themeFill="accent1" w:themeFillTint="33"/>
+        <w:tblLook w:val="04A0" w:firstRow="1" w:lastRow="0" w:firstColumn="1" w:lastColumn="0" w:noHBand="0" w:noVBand="1"/>
+      </w:tblPr>
+      <w:tblGrid>
+        <w:gridCol w:w="8522"/>
+      </w:tblGrid>
+      <w:tr>
+        <w:tc>
+          <w:tcPr>
+            <w:tcW w:w="8522" w:type="dxa"/>
+            <w:shd w:val="clear" w:color="auto" w:fill="DEEAF6" w:themeFill="accent1" w:themeFillTint="33"/>
+          </w:tcPr>
+          <w:p>
+            <w:pPr>
+              <w:snapToGrid w:val="0"/>
+              <w:rPr>
+                <w:rFonts w:ascii="Tahoma" w:eastAsia="微软雅黑" w:hAnsi="Tahoma"/>
+                <w:kern w:val="0"/>
+                <w:sz w:val="22"/>
+              </w:rPr>
+            </w:pPr>
+            <w:r>
+              <w:rPr>
+                <w:rFonts w:ascii="Tahoma" w:eastAsia="微软雅黑" w:hAnsi="Tahoma" w:hint="eastAsia"/>
+                <w:kern w:val="0"/>
+                <w:sz w:val="22"/>
+              </w:rPr>
+              <w:t>该系列插件需要</w:t>
+            </w:r>
+            <w:proofErr w:type="gramStart"/>
+            <w:r>
+              <w:rPr>
+                <w:rFonts w:ascii="Tahoma" w:eastAsia="微软雅黑" w:hAnsi="Tahoma" w:hint="eastAsia"/>
+                <w:kern w:val="0"/>
+                <w:sz w:val="22"/>
+              </w:rPr>
+              <w:t>写大量</w:t>
+            </w:r>
+            <w:proofErr w:type="gramEnd"/>
+            <w:r>
+              <w:rPr>
+                <w:rFonts w:ascii="Tahoma" w:eastAsia="微软雅黑" w:hAnsi="Tahoma" w:hint="eastAsia"/>
+                <w:kern w:val="0"/>
+                <w:sz w:val="22"/>
+              </w:rPr>
+              <w:t>文本，</w:t>
+            </w:r>
+            <w:r>
+              <w:rPr>
+                <w:rFonts w:ascii="Tahoma" w:eastAsia="微软雅黑" w:hAnsi="Tahoma" w:hint="eastAsia"/>
+                <w:kern w:val="0"/>
+                <w:sz w:val="22"/>
+              </w:rPr>
+              <w:t>多少都会用上</w:t>
+            </w:r>
+            <w:r>
+              <w:rPr>
+                <w:rFonts w:ascii="Tahoma" w:eastAsia="微软雅黑" w:hAnsi="Tahoma" w:hint="eastAsia"/>
+                <w:kern w:val="0"/>
+                <w:sz w:val="22"/>
+              </w:rPr>
+              <w:t>窗口字符</w:t>
+            </w:r>
+            <w:r>
+              <w:rPr>
+                <w:rFonts w:ascii="Tahoma" w:eastAsia="微软雅黑" w:hAnsi="Tahoma" w:hint="eastAsia"/>
+                <w:kern w:val="0"/>
+                <w:sz w:val="22"/>
+              </w:rPr>
+              <w:t>的设计</w:t>
+            </w:r>
+            <w:r>
+              <w:rPr>
+                <w:rFonts w:ascii="Tahoma" w:eastAsia="微软雅黑" w:hAnsi="Tahoma" w:hint="eastAsia"/>
+                <w:kern w:val="0"/>
+                <w:sz w:val="22"/>
+              </w:rPr>
+              <w:t>。</w:t>
+            </w:r>
+          </w:p>
+          <w:p>
+            <w:pPr>
+              <w:snapToGrid w:val="0"/>
+              <w:rPr>
+                <w:rFonts w:ascii="Tahoma" w:eastAsia="微软雅黑" w:hAnsi="Tahoma"/>
+                <w:kern w:val="0"/>
+                <w:sz w:val="22"/>
+              </w:rPr>
+            </w:pPr>
+            <w:r>
+              <w:rPr>
+                <w:rFonts w:ascii="Tahoma" w:eastAsia="微软雅黑" w:hAnsi="Tahoma" w:hint="eastAsia"/>
+                <w:kern w:val="0"/>
+                <w:sz w:val="22"/>
+              </w:rPr>
+              <w:t>快去看看各种有趣的窗口字符介绍吧。</w:t>
+            </w:r>
+          </w:p>
+        </w:tc>
+      </w:tr>
+    </w:tbl>
+    <w:p>
+      <w:pPr>
+        <w:rPr>
+          <w:rFonts w:hint="eastAsia"/>
+        </w:rPr>
+      </w:pPr>
+    </w:p>
+    <w:p>
+      <w:pPr>
+        <w:rPr>
+          <w:rFonts w:hint="eastAsia"/>
+        </w:rPr>
+      </w:pPr>
+    </w:p>
+    <w:p>
+      <w:pPr>
+        <w:rPr>
+          <w:rFonts w:hint="eastAsia"/>
+        </w:rPr>
+      </w:pPr>
+    </w:p>
+    <w:p>
+      <w:pPr>
+        <w:pStyle w:val="3"/>
+        <w:rPr>
+          <w:rFonts w:hint="eastAsia"/>
+        </w:rPr>
+      </w:pPr>
+      <w:r>
+        <w:rPr>
+          <w:rFonts w:hint="eastAsia"/>
+        </w:rPr>
         <w:t>相关插件</w:t>
       </w:r>
     </w:p>
@@ -82,7 +590,6 @@
         </w:rPr>
         <w:t>◆</w:t>
       </w:r>
-      <w:proofErr w:type="spellStart"/>
       <w:r>
         <w:rPr>
           <w:rFonts w:ascii="Tahoma" w:eastAsia="微软雅黑" w:hAnsi="Tahoma"/>
@@ -91,7 +598,6 @@
         </w:rPr>
         <w:t>Drill_CoreOfInput</w:t>
       </w:r>
-      <w:proofErr w:type="spellEnd"/>
       <w:r>
         <w:rPr>
           <w:rFonts w:ascii="Tahoma" w:eastAsia="微软雅黑" w:hAnsi="Tahoma"/>
@@ -182,16 +688,14 @@
         </w:rPr>
         <w:t>◆</w:t>
       </w:r>
-      <w:proofErr w:type="spellStart"/>
-      <w:r>
-        <w:rPr>
-          <w:rFonts w:ascii="Tahoma" w:eastAsia="微软雅黑" w:hAnsi="Tahoma"/>
-          <w:kern w:val="0"/>
-          <w:sz w:val="22"/>
-        </w:rPr>
-        <w:t>Drill_CoreOfWindowAuxiliary</w:t>
-      </w:r>
-      <w:proofErr w:type="spellEnd"/>
+      <w:r>
+        <w:rPr>
+          <w:rFonts w:ascii="Tahoma" w:eastAsia="微软雅黑" w:hAnsi="Tahoma" w:hint="eastAsia"/>
+          <w:kern w:val="0"/>
+          <w:sz w:val="22"/>
+        </w:rPr>
+        <w:t>Drill_CoreOfWindowCharacter</w:t>
+      </w:r>
       <w:r>
         <w:rPr>
           <w:rFonts w:ascii="Tahoma" w:eastAsia="微软雅黑" w:hAnsi="Tahoma"/>
@@ -210,6 +714,97 @@
       </w:r>
       <w:r>
         <w:rPr>
+          <w:rFonts w:ascii="Tahoma" w:eastAsia="微软雅黑" w:hAnsi="Tahoma" w:hint="eastAsia"/>
+          <w:kern w:val="0"/>
+          <w:sz w:val="22"/>
+        </w:rPr>
+        <w:t>窗口字符</w:t>
+      </w:r>
+      <w:r>
+        <w:rPr>
+          <w:rFonts w:ascii="Tahoma" w:eastAsia="微软雅黑" w:hAnsi="Tahoma" w:hint="eastAsia"/>
+          <w:kern w:val="0"/>
+          <w:sz w:val="22"/>
+        </w:rPr>
+        <w:t xml:space="preserve"> </w:t>
+      </w:r>
+      <w:r>
+        <w:rPr>
+          <w:rFonts w:ascii="Tahoma" w:eastAsia="微软雅黑" w:hAnsi="Tahoma" w:hint="eastAsia"/>
+          <w:kern w:val="0"/>
+          <w:sz w:val="22"/>
+        </w:rPr>
+        <w:t>-</w:t>
+      </w:r>
+      <w:r>
+        <w:rPr>
+          <w:rFonts w:ascii="Tahoma" w:eastAsia="微软雅黑" w:hAnsi="Tahoma" w:hint="eastAsia"/>
+          <w:kern w:val="0"/>
+          <w:sz w:val="22"/>
+        </w:rPr>
+        <w:t xml:space="preserve"> </w:t>
+      </w:r>
+      <w:r>
+        <w:rPr>
+          <w:rFonts w:ascii="Tahoma" w:eastAsia="微软雅黑" w:hAnsi="Tahoma" w:hint="eastAsia"/>
+          <w:kern w:val="0"/>
+          <w:sz w:val="22"/>
+        </w:rPr>
+        <w:t>窗口字符核心</w:t>
+      </w:r>
+    </w:p>
+    <w:p>
+      <w:pPr>
+        <w:rPr>
+          <w:rFonts w:ascii="Tahoma" w:eastAsia="微软雅黑" w:hAnsi="Tahoma"/>
+          <w:kern w:val="0"/>
+          <w:sz w:val="22"/>
+        </w:rPr>
+      </w:pPr>
+      <w:r>
+        <w:rPr>
+          <w:rFonts w:ascii="Tahoma" w:eastAsia="微软雅黑" w:hAnsi="Tahoma" w:hint="eastAsia"/>
+          <w:kern w:val="0"/>
+          <w:sz w:val="22"/>
+        </w:rPr>
+        <w:t>具有</w:t>
+      </w:r>
+      <w:r>
+        <w:rPr>
+          <w:rFonts w:ascii="Tahoma" w:eastAsia="微软雅黑" w:hAnsi="Tahoma" w:hint="eastAsia"/>
+          <w:kern w:val="0"/>
+          <w:sz w:val="22"/>
+        </w:rPr>
+        <w:t>鼠标</w:t>
+      </w:r>
+      <w:r>
+        <w:rPr>
+          <w:rFonts w:ascii="Tahoma" w:eastAsia="微软雅黑" w:hAnsi="Tahoma" w:hint="eastAsia"/>
+          <w:kern w:val="0"/>
+          <w:sz w:val="22"/>
+        </w:rPr>
+        <w:t>悬浮窗口的插件</w:t>
+      </w:r>
+      <w:r>
+        <w:rPr>
+          <w:rFonts w:ascii="Tahoma" w:eastAsia="微软雅黑" w:hAnsi="Tahoma" w:hint="eastAsia"/>
+          <w:kern w:val="0"/>
+          <w:sz w:val="22"/>
+        </w:rPr>
+        <w:t>：</w:t>
+      </w:r>
+    </w:p>
+    <w:p>
+      <w:pPr>
+        <w:snapToGrid w:val="0"/>
+        <w:rPr>
+          <w:rFonts w:ascii="Tahoma" w:eastAsia="微软雅黑" w:hAnsi="Tahoma"/>
+          <w:kern w:val="0"/>
+          <w:sz w:val="22"/>
+        </w:rPr>
+      </w:pPr>
+      <w:r>
+        <w:rPr>
           <w:rFonts w:ascii="Tahoma" w:eastAsia="微软雅黑" w:hAnsi="Tahoma"/>
           <w:kern w:val="0"/>
           <w:sz w:val="22"/>
@@ -222,7 +817,55 @@
           <w:kern w:val="0"/>
           <w:sz w:val="22"/>
         </w:rPr>
-        <w:t>系统</w:t>
+        <w:t>◆</w:t>
+      </w:r>
+      <w:r>
+        <w:rPr>
+          <w:rFonts w:ascii="Tahoma" w:eastAsia="微软雅黑" w:hAnsi="Tahoma"/>
+          <w:kern w:val="0"/>
+          <w:sz w:val="22"/>
+        </w:rPr>
+        <w:t>Drill_MiniPlateForState</w:t>
+      </w:r>
+      <w:r>
+        <w:rPr>
+          <w:rFonts w:ascii="Tahoma" w:eastAsia="微软雅黑" w:hAnsi="Tahoma"/>
+          <w:kern w:val="0"/>
+          <w:sz w:val="22"/>
+        </w:rPr>
+        <w:tab/>
+      </w:r>
+      <w:r>
+        <w:rPr>
+          <w:rFonts w:ascii="Tahoma" w:eastAsia="微软雅黑" w:hAnsi="Tahoma"/>
+          <w:kern w:val="0"/>
+          <w:sz w:val="22"/>
+        </w:rPr>
+        <w:tab/>
+      </w:r>
+      <w:r>
+        <w:rPr>
+          <w:rFonts w:ascii="Tahoma" w:eastAsia="微软雅黑" w:hAnsi="Tahoma"/>
+          <w:kern w:val="0"/>
+          <w:sz w:val="22"/>
+        </w:rPr>
+        <w:tab/>
+      </w:r>
+      <w:r>
+        <w:rPr>
+          <w:rFonts w:ascii="Tahoma" w:eastAsia="微软雅黑" w:hAnsi="Tahoma"/>
+          <w:kern w:val="0"/>
+          <w:sz w:val="22"/>
+        </w:rPr>
+        <w:tab/>
+      </w:r>
+      <w:r>
+        <w:rPr>
+          <w:rFonts w:ascii="Tahoma" w:eastAsia="微软雅黑" w:hAnsi="Tahoma" w:hint="eastAsia"/>
+          <w:kern w:val="0"/>
+          <w:sz w:val="22"/>
+        </w:rPr>
+        <w:t>鼠标</w:t>
       </w:r>
       <w:r>
         <w:rPr>
@@ -238,24 +881,89 @@
           <w:kern w:val="0"/>
           <w:sz w:val="22"/>
         </w:rPr>
-        <w:t>窗口辅助核心</w:t>
-      </w:r>
-    </w:p>
-    <w:p>
-      <w:pPr>
-        <w:rPr>
-          <w:rFonts w:ascii="Tahoma" w:eastAsia="微软雅黑" w:hAnsi="Tahoma"/>
-          <w:kern w:val="0"/>
-          <w:sz w:val="22"/>
-        </w:rPr>
-      </w:pPr>
-      <w:r>
-        <w:rPr>
-          <w:rFonts w:ascii="Tahoma" w:eastAsia="微软雅黑" w:hAnsi="Tahoma" w:hint="eastAsia"/>
-          <w:kern w:val="0"/>
-          <w:sz w:val="22"/>
-        </w:rPr>
-        <w:t>具有</w:t>
+        <w:t>状态和</w:t>
+      </w:r>
+      <w:r>
+        <w:rPr>
+          <w:rFonts w:ascii="Tahoma" w:eastAsia="微软雅黑" w:hAnsi="Tahoma"/>
+          <w:kern w:val="0"/>
+          <w:sz w:val="22"/>
+        </w:rPr>
+        <w:t>buff</w:t>
+      </w:r>
+      <w:r>
+        <w:rPr>
+          <w:rFonts w:ascii="Tahoma" w:eastAsia="微软雅黑" w:hAnsi="Tahoma"/>
+          <w:kern w:val="0"/>
+          <w:sz w:val="22"/>
+        </w:rPr>
+        <w:t>说明窗口</w:t>
+      </w:r>
+    </w:p>
+    <w:p>
+      <w:pPr>
+        <w:snapToGrid w:val="0"/>
+        <w:rPr>
+          <w:rFonts w:ascii="Tahoma" w:eastAsia="微软雅黑" w:hAnsi="Tahoma"/>
+          <w:kern w:val="0"/>
+          <w:sz w:val="22"/>
+        </w:rPr>
+      </w:pPr>
+      <w:r>
+        <w:rPr>
+          <w:rFonts w:ascii="Tahoma" w:eastAsia="微软雅黑" w:hAnsi="Tahoma"/>
+          <w:kern w:val="0"/>
+          <w:sz w:val="22"/>
+        </w:rPr>
+        <w:tab/>
+      </w:r>
+      <w:r>
+        <w:rPr>
+          <w:rFonts w:ascii="Tahoma" w:eastAsia="微软雅黑" w:hAnsi="Tahoma" w:hint="eastAsia"/>
+          <w:kern w:val="0"/>
+          <w:sz w:val="22"/>
+        </w:rPr>
+        <w:t>◆</w:t>
+      </w:r>
+      <w:r>
+        <w:rPr>
+          <w:rFonts w:ascii="Tahoma" w:eastAsia="微软雅黑" w:hAnsi="Tahoma"/>
+          <w:kern w:val="0"/>
+          <w:sz w:val="22"/>
+        </w:rPr>
+        <w:t>Drill_MiniPlateForEvent</w:t>
+      </w:r>
+      <w:r>
+        <w:rPr>
+          <w:rFonts w:ascii="Tahoma" w:eastAsia="微软雅黑" w:hAnsi="Tahoma"/>
+          <w:kern w:val="0"/>
+          <w:sz w:val="22"/>
+        </w:rPr>
+        <w:tab/>
+      </w:r>
+      <w:r>
+        <w:rPr>
+          <w:rFonts w:ascii="Tahoma" w:eastAsia="微软雅黑" w:hAnsi="Tahoma"/>
+          <w:kern w:val="0"/>
+          <w:sz w:val="22"/>
+        </w:rPr>
+        <w:tab/>
+      </w:r>
+      <w:r>
+        <w:rPr>
+          <w:rFonts w:ascii="Tahoma" w:eastAsia="微软雅黑" w:hAnsi="Tahoma"/>
+          <w:kern w:val="0"/>
+          <w:sz w:val="22"/>
+        </w:rPr>
+        <w:tab/>
+      </w:r>
+      <w:r>
+        <w:rPr>
+          <w:rFonts w:ascii="Tahoma" w:eastAsia="微软雅黑" w:hAnsi="Tahoma"/>
+          <w:kern w:val="0"/>
+          <w:sz w:val="22"/>
+        </w:rPr>
+        <w:tab/>
       </w:r>
       <w:r>
         <w:rPr>
@@ -267,19 +975,19 @@
       </w:r>
       <w:r>
         <w:rPr>
-          <w:rFonts w:ascii="Tahoma" w:eastAsia="微软雅黑" w:hAnsi="Tahoma" w:hint="eastAsia"/>
-          <w:kern w:val="0"/>
-          <w:sz w:val="22"/>
-        </w:rPr>
-        <w:t>悬浮窗口的插件</w:t>
-      </w:r>
-      <w:r>
-        <w:rPr>
-          <w:rFonts w:ascii="Tahoma" w:eastAsia="微软雅黑" w:hAnsi="Tahoma" w:hint="eastAsia"/>
-          <w:kern w:val="0"/>
-          <w:sz w:val="22"/>
-        </w:rPr>
-        <w:t>：</w:t>
+          <w:rFonts w:ascii="Tahoma" w:eastAsia="微软雅黑" w:hAnsi="Tahoma"/>
+          <w:kern w:val="0"/>
+          <w:sz w:val="22"/>
+        </w:rPr>
+        <w:t xml:space="preserve"> - </w:t>
+      </w:r>
+      <w:r>
+        <w:rPr>
+          <w:rFonts w:ascii="Tahoma" w:eastAsia="微软雅黑" w:hAnsi="Tahoma"/>
+          <w:kern w:val="0"/>
+          <w:sz w:val="22"/>
+        </w:rPr>
+        <w:t>事件说明窗口</w:t>
       </w:r>
     </w:p>
     <w:p>
@@ -307,16 +1015,22 @@
         </w:rPr>
         <w:t>◆</w:t>
       </w:r>
-      <w:proofErr w:type="spellStart"/>
-      <w:r>
-        <w:rPr>
-          <w:rFonts w:ascii="Tahoma" w:eastAsia="微软雅黑" w:hAnsi="Tahoma"/>
-          <w:kern w:val="0"/>
-          <w:sz w:val="22"/>
-        </w:rPr>
-        <w:t>Drill_MiniPlateForState</w:t>
-      </w:r>
-      <w:proofErr w:type="spellEnd"/>
+      <w:r>
+        <w:rPr>
+          <w:rFonts w:ascii="Tahoma" w:eastAsia="微软雅黑" w:hAnsi="Tahoma"/>
+          <w:kern w:val="0"/>
+          <w:sz w:val="22"/>
+        </w:rPr>
+        <w:t>Drill_MiniPlateFor</w:t>
+      </w:r>
+      <w:r>
+        <w:rPr>
+          <w:rFonts w:ascii="Tahoma" w:eastAsia="微软雅黑" w:hAnsi="Tahoma" w:hint="eastAsia"/>
+          <w:kern w:val="0"/>
+          <w:sz w:val="22"/>
+        </w:rPr>
+        <w:t>Picture</w:t>
+      </w:r>
       <w:r>
         <w:rPr>
           <w:rFonts w:ascii="Tahoma" w:eastAsia="微软雅黑" w:hAnsi="Tahoma"/>
@@ -363,23 +1077,31 @@
           <w:kern w:val="0"/>
           <w:sz w:val="22"/>
         </w:rPr>
-        <w:t xml:space="preserve"> - </w:t>
-      </w:r>
-      <w:r>
-        <w:rPr>
-          <w:rFonts w:ascii="Tahoma" w:eastAsia="微软雅黑" w:hAnsi="Tahoma"/>
-          <w:kern w:val="0"/>
-          <w:sz w:val="22"/>
-        </w:rPr>
-        <w:t>状态和</w:t>
-      </w:r>
-      <w:r>
-        <w:rPr>
-          <w:rFonts w:ascii="Tahoma" w:eastAsia="微软雅黑" w:hAnsi="Tahoma"/>
-          <w:kern w:val="0"/>
-          <w:sz w:val="22"/>
-        </w:rPr>
-        <w:t>buff</w:t>
+        <w:t xml:space="preserve"> </w:t>
+      </w:r>
+      <w:r>
+        <w:rPr>
+          <w:rFonts w:ascii="Tahoma" w:eastAsia="微软雅黑" w:hAnsi="Tahoma" w:hint="eastAsia"/>
+          <w:kern w:val="0"/>
+          <w:sz w:val="22"/>
+        </w:rPr>
+        <w:t>-</w:t>
+      </w:r>
+      <w:r>
+        <w:rPr>
+          <w:rFonts w:ascii="Tahoma" w:eastAsia="微软雅黑" w:hAnsi="Tahoma"/>
+          <w:kern w:val="0"/>
+          <w:sz w:val="22"/>
+        </w:rPr>
+        <w:t xml:space="preserve"> </w:t>
+      </w:r>
+      <w:r>
+        <w:rPr>
+          <w:rFonts w:ascii="Tahoma" w:eastAsia="微软雅黑" w:hAnsi="Tahoma" w:hint="eastAsia"/>
+          <w:kern w:val="0"/>
+          <w:sz w:val="22"/>
+        </w:rPr>
+        <w:t>图片</w:t>
       </w:r>
       <w:r>
         <w:rPr>
@@ -415,16 +1137,22 @@
         </w:rPr>
         <w:t>◆</w:t>
       </w:r>
-      <w:proofErr w:type="spellStart"/>
-      <w:r>
-        <w:rPr>
-          <w:rFonts w:ascii="Tahoma" w:eastAsia="微软雅黑" w:hAnsi="Tahoma"/>
-          <w:kern w:val="0"/>
-          <w:sz w:val="22"/>
-        </w:rPr>
-        <w:t>Drill_MiniPlateForEvent</w:t>
-      </w:r>
-      <w:proofErr w:type="spellEnd"/>
+      <w:r>
+        <w:rPr>
+          <w:rFonts w:ascii="Tahoma" w:eastAsia="微软雅黑" w:hAnsi="Tahoma"/>
+          <w:kern w:val="0"/>
+          <w:sz w:val="22"/>
+        </w:rPr>
+        <w:t>Drill_MiniPlateFor</w:t>
+      </w:r>
+      <w:r>
+        <w:rPr>
+          <w:rFonts w:ascii="Tahoma" w:eastAsia="微软雅黑" w:hAnsi="Tahoma" w:hint="eastAsia"/>
+          <w:kern w:val="0"/>
+          <w:sz w:val="22"/>
+        </w:rPr>
+        <w:t>Char</w:t>
+      </w:r>
       <w:r>
         <w:rPr>
           <w:rFonts w:ascii="Tahoma" w:eastAsia="微软雅黑" w:hAnsi="Tahoma"/>
@@ -471,15 +1199,39 @@
           <w:kern w:val="0"/>
           <w:sz w:val="22"/>
         </w:rPr>
-        <w:t xml:space="preserve"> - </w:t>
-      </w:r>
-      <w:r>
-        <w:rPr>
-          <w:rFonts w:ascii="Tahoma" w:eastAsia="微软雅黑" w:hAnsi="Tahoma"/>
-          <w:kern w:val="0"/>
-          <w:sz w:val="22"/>
-        </w:rPr>
-        <w:t>事件说明窗口</w:t>
+        <w:t xml:space="preserve"> </w:t>
+      </w:r>
+      <w:r>
+        <w:rPr>
+          <w:rFonts w:ascii="Tahoma" w:eastAsia="微软雅黑" w:hAnsi="Tahoma"/>
+          <w:kern w:val="0"/>
+          <w:sz w:val="22"/>
+        </w:rPr>
+        <w:t>-</w:t>
+      </w:r>
+      <w:r>
+        <w:rPr>
+          <w:rFonts w:ascii="Tahoma" w:eastAsia="微软雅黑" w:hAnsi="Tahoma"/>
+          <w:kern w:val="0"/>
+          <w:sz w:val="22"/>
+        </w:rPr>
+        <w:t xml:space="preserve"> </w:t>
+      </w:r>
+      <w:r>
+        <w:rPr>
+          <w:rFonts w:ascii="Tahoma" w:eastAsia="微软雅黑" w:hAnsi="Tahoma" w:hint="eastAsia"/>
+          <w:kern w:val="0"/>
+          <w:sz w:val="22"/>
+        </w:rPr>
+        <w:t>字符块的</w:t>
+      </w:r>
+      <w:r>
+        <w:rPr>
+          <w:rFonts w:ascii="Tahoma" w:eastAsia="微软雅黑" w:hAnsi="Tahoma"/>
+          <w:kern w:val="0"/>
+          <w:sz w:val="22"/>
+        </w:rPr>
+        <w:t>说明窗口</w:t>
       </w:r>
     </w:p>
     <w:p>
@@ -507,255 +1259,6 @@
         </w:rPr>
         <w:t>◆</w:t>
       </w:r>
-      <w:proofErr w:type="spellStart"/>
-      <w:r>
-        <w:rPr>
-          <w:rFonts w:ascii="Tahoma" w:eastAsia="微软雅黑" w:hAnsi="Tahoma"/>
-          <w:kern w:val="0"/>
-          <w:sz w:val="22"/>
-        </w:rPr>
-        <w:t>Drill_MiniPlateFor</w:t>
-      </w:r>
-      <w:r>
-        <w:rPr>
-          <w:rFonts w:ascii="Tahoma" w:eastAsia="微软雅黑" w:hAnsi="Tahoma" w:hint="eastAsia"/>
-          <w:kern w:val="0"/>
-          <w:sz w:val="22"/>
-        </w:rPr>
-        <w:t>Picture</w:t>
-      </w:r>
-      <w:proofErr w:type="spellEnd"/>
-      <w:r>
-        <w:rPr>
-          <w:rFonts w:ascii="Tahoma" w:eastAsia="微软雅黑" w:hAnsi="Tahoma"/>
-          <w:kern w:val="0"/>
-          <w:sz w:val="22"/>
-        </w:rPr>
-        <w:tab/>
-      </w:r>
-      <w:r>
-        <w:rPr>
-          <w:rFonts w:ascii="Tahoma" w:eastAsia="微软雅黑" w:hAnsi="Tahoma"/>
-          <w:kern w:val="0"/>
-          <w:sz w:val="22"/>
-        </w:rPr>
-        <w:tab/>
-      </w:r>
-      <w:r>
-        <w:rPr>
-          <w:rFonts w:ascii="Tahoma" w:eastAsia="微软雅黑" w:hAnsi="Tahoma"/>
-          <w:kern w:val="0"/>
-          <w:sz w:val="22"/>
-        </w:rPr>
-        <w:tab/>
-      </w:r>
-      <w:r>
-        <w:rPr>
-          <w:rFonts w:ascii="Tahoma" w:eastAsia="微软雅黑" w:hAnsi="Tahoma"/>
-          <w:kern w:val="0"/>
-          <w:sz w:val="22"/>
-        </w:rPr>
-        <w:tab/>
-      </w:r>
-      <w:r>
-        <w:rPr>
-          <w:rFonts w:ascii="Tahoma" w:eastAsia="微软雅黑" w:hAnsi="Tahoma" w:hint="eastAsia"/>
-          <w:kern w:val="0"/>
-          <w:sz w:val="22"/>
-        </w:rPr>
-        <w:t>鼠标</w:t>
-      </w:r>
-      <w:r>
-        <w:rPr>
-          <w:rFonts w:ascii="Tahoma" w:eastAsia="微软雅黑" w:hAnsi="Tahoma"/>
-          <w:kern w:val="0"/>
-          <w:sz w:val="22"/>
-        </w:rPr>
-        <w:t xml:space="preserve"> </w:t>
-      </w:r>
-      <w:r>
-        <w:rPr>
-          <w:rFonts w:ascii="Tahoma" w:eastAsia="微软雅黑" w:hAnsi="Tahoma" w:hint="eastAsia"/>
-          <w:kern w:val="0"/>
-          <w:sz w:val="22"/>
-        </w:rPr>
-        <w:t>-</w:t>
-      </w:r>
-      <w:r>
-        <w:rPr>
-          <w:rFonts w:ascii="Tahoma" w:eastAsia="微软雅黑" w:hAnsi="Tahoma"/>
-          <w:kern w:val="0"/>
-          <w:sz w:val="22"/>
-        </w:rPr>
-        <w:t xml:space="preserve"> </w:t>
-      </w:r>
-      <w:r>
-        <w:rPr>
-          <w:rFonts w:ascii="Tahoma" w:eastAsia="微软雅黑" w:hAnsi="Tahoma" w:hint="eastAsia"/>
-          <w:kern w:val="0"/>
-          <w:sz w:val="22"/>
-        </w:rPr>
-        <w:t>图片</w:t>
-      </w:r>
-      <w:r>
-        <w:rPr>
-          <w:rFonts w:ascii="Tahoma" w:eastAsia="微软雅黑" w:hAnsi="Tahoma"/>
-          <w:kern w:val="0"/>
-          <w:sz w:val="22"/>
-        </w:rPr>
-        <w:t>说明窗口</w:t>
-      </w:r>
-    </w:p>
-    <w:p>
-      <w:pPr>
-        <w:snapToGrid w:val="0"/>
-        <w:rPr>
-          <w:rFonts w:ascii="Tahoma" w:eastAsia="微软雅黑" w:hAnsi="Tahoma"/>
-          <w:kern w:val="0"/>
-          <w:sz w:val="22"/>
-        </w:rPr>
-      </w:pPr>
-      <w:r>
-        <w:rPr>
-          <w:rFonts w:ascii="Tahoma" w:eastAsia="微软雅黑" w:hAnsi="Tahoma"/>
-          <w:kern w:val="0"/>
-          <w:sz w:val="22"/>
-        </w:rPr>
-        <w:tab/>
-      </w:r>
-      <w:r>
-        <w:rPr>
-          <w:rFonts w:ascii="Tahoma" w:eastAsia="微软雅黑" w:hAnsi="Tahoma" w:hint="eastAsia"/>
-          <w:kern w:val="0"/>
-          <w:sz w:val="22"/>
-        </w:rPr>
-        <w:t>◆</w:t>
-      </w:r>
-      <w:proofErr w:type="spellStart"/>
-      <w:r>
-        <w:rPr>
-          <w:rFonts w:ascii="Tahoma" w:eastAsia="微软雅黑" w:hAnsi="Tahoma"/>
-          <w:kern w:val="0"/>
-          <w:sz w:val="22"/>
-        </w:rPr>
-        <w:t>Drill_MiniPlateFor</w:t>
-      </w:r>
-      <w:r>
-        <w:rPr>
-          <w:rFonts w:ascii="Tahoma" w:eastAsia="微软雅黑" w:hAnsi="Tahoma" w:hint="eastAsia"/>
-          <w:kern w:val="0"/>
-          <w:sz w:val="22"/>
-        </w:rPr>
-        <w:t>Char</w:t>
-      </w:r>
-      <w:proofErr w:type="spellEnd"/>
-      <w:r>
-        <w:rPr>
-          <w:rFonts w:ascii="Tahoma" w:eastAsia="微软雅黑" w:hAnsi="Tahoma"/>
-          <w:kern w:val="0"/>
-          <w:sz w:val="22"/>
-        </w:rPr>
-        <w:tab/>
-      </w:r>
-      <w:r>
-        <w:rPr>
-          <w:rFonts w:ascii="Tahoma" w:eastAsia="微软雅黑" w:hAnsi="Tahoma"/>
-          <w:kern w:val="0"/>
-          <w:sz w:val="22"/>
-        </w:rPr>
-        <w:tab/>
-      </w:r>
-      <w:r>
-        <w:rPr>
-          <w:rFonts w:ascii="Tahoma" w:eastAsia="微软雅黑" w:hAnsi="Tahoma"/>
-          <w:kern w:val="0"/>
-          <w:sz w:val="22"/>
-        </w:rPr>
-        <w:tab/>
-      </w:r>
-      <w:r>
-        <w:rPr>
-          <w:rFonts w:ascii="Tahoma" w:eastAsia="微软雅黑" w:hAnsi="Tahoma"/>
-          <w:kern w:val="0"/>
-          <w:sz w:val="22"/>
-        </w:rPr>
-        <w:tab/>
-      </w:r>
-      <w:r>
-        <w:rPr>
-          <w:rFonts w:ascii="Tahoma" w:eastAsia="微软雅黑" w:hAnsi="Tahoma" w:hint="eastAsia"/>
-          <w:kern w:val="0"/>
-          <w:sz w:val="22"/>
-        </w:rPr>
-        <w:t>鼠标</w:t>
-      </w:r>
-      <w:r>
-        <w:rPr>
-          <w:rFonts w:ascii="Tahoma" w:eastAsia="微软雅黑" w:hAnsi="Tahoma"/>
-          <w:kern w:val="0"/>
-          <w:sz w:val="22"/>
-        </w:rPr>
-        <w:t xml:space="preserve"> </w:t>
-      </w:r>
-      <w:r>
-        <w:rPr>
-          <w:rFonts w:ascii="Tahoma" w:eastAsia="微软雅黑" w:hAnsi="Tahoma"/>
-          <w:kern w:val="0"/>
-          <w:sz w:val="22"/>
-        </w:rPr>
-        <w:t>-</w:t>
-      </w:r>
-      <w:r>
-        <w:rPr>
-          <w:rFonts w:ascii="Tahoma" w:eastAsia="微软雅黑" w:hAnsi="Tahoma"/>
-          <w:kern w:val="0"/>
-          <w:sz w:val="22"/>
-        </w:rPr>
-        <w:t xml:space="preserve"> </w:t>
-      </w:r>
-      <w:r>
-        <w:rPr>
-          <w:rFonts w:ascii="Tahoma" w:eastAsia="微软雅黑" w:hAnsi="Tahoma" w:hint="eastAsia"/>
-          <w:kern w:val="0"/>
-          <w:sz w:val="22"/>
-        </w:rPr>
-        <w:t>字符块的</w:t>
-      </w:r>
-      <w:r>
-        <w:rPr>
-          <w:rFonts w:ascii="Tahoma" w:eastAsia="微软雅黑" w:hAnsi="Tahoma"/>
-          <w:kern w:val="0"/>
-          <w:sz w:val="22"/>
-        </w:rPr>
-        <w:t>说明窗口</w:t>
-      </w:r>
-    </w:p>
-    <w:p>
-      <w:pPr>
-        <w:snapToGrid w:val="0"/>
-        <w:rPr>
-          <w:rFonts w:ascii="Tahoma" w:eastAsia="微软雅黑" w:hAnsi="Tahoma"/>
-          <w:kern w:val="0"/>
-          <w:sz w:val="22"/>
-        </w:rPr>
-      </w:pPr>
-      <w:r>
-        <w:rPr>
-          <w:rFonts w:ascii="Tahoma" w:eastAsia="微软雅黑" w:hAnsi="Tahoma"/>
-          <w:kern w:val="0"/>
-          <w:sz w:val="22"/>
-        </w:rPr>
-        <w:tab/>
-      </w:r>
-      <w:r>
-        <w:rPr>
-          <w:rFonts w:ascii="Tahoma" w:eastAsia="微软雅黑" w:hAnsi="Tahoma" w:hint="eastAsia"/>
-          <w:kern w:val="0"/>
-          <w:sz w:val="22"/>
-        </w:rPr>
-        <w:t>◆</w:t>
-      </w:r>
-      <w:proofErr w:type="spellStart"/>
       <w:r>
         <w:rPr>
           <w:rFonts w:ascii="Tahoma" w:eastAsia="微软雅黑" w:hAnsi="Tahoma"/>
@@ -764,7 +1267,6 @@
         </w:rPr>
         <w:t>Drill_X_SceneShopDiscount</w:t>
       </w:r>
-      <w:proofErr w:type="spellEnd"/>
       <w:r>
         <w:rPr>
           <w:rFonts w:ascii="Tahoma" w:eastAsia="微软雅黑" w:hAnsi="Tahoma"/>
@@ -960,7 +1462,7 @@
           <w:sz w:val="22"/>
         </w:rPr>
         <w:sectPr>
-          <w:headerReference w:type="default" r:id="rId8"/>
+          <w:headerReference w:type="default" r:id="rId9"/>
           <w:pgSz w:w="11906" w:h="16838"/>
           <w:pgMar w:top="1440" w:right="1800" w:bottom="1440" w:left="1800" w:header="851" w:footer="992" w:gutter="0"/>
           <w:cols w:space="425"/>
@@ -971,6 +1473,9 @@
     <w:p>
       <w:pPr>
         <w:pStyle w:val="3"/>
+        <w:rPr>
+          <w:rFonts w:hint="eastAsia"/>
+        </w:rPr>
       </w:pPr>
       <w:r>
         <w:rPr>
@@ -1021,6 +1526,9 @@
     <w:p>
       <w:pPr>
         <w:jc w:val="center"/>
+        <w:rPr>
+          <w:rFonts w:hint="eastAsia"/>
+        </w:rPr>
       </w:pPr>
       <w:r>
         <w:object w:dxaOrig="12511" w:dyaOrig="3931" w14:anchorId="05400094">
@@ -1043,10 +1551,10 @@
             <v:path o:extrusionok="f" gradientshapeok="t" o:connecttype="rect"/>
             <o:lock v:ext="edit" aspectratio="t"/>
           </v:shapetype>
-          <v:shape id="_x0000_i1025" type="#_x0000_t75" style="width:625.8pt;height:196.8pt" o:ole="">
-            <v:imagedata r:id="rId9" o:title=""/>
+          <v:shape id="_x0000_i1025" type="#_x0000_t75" style="width:625.5pt;height:196.5pt" o:ole="">
+            <v:imagedata r:id="rId10" o:title=""/>
           </v:shape>
-          <o:OLEObject Type="Embed" ProgID="Visio.Drawing.15" ShapeID="_x0000_i1025" DrawAspect="Content" ObjectID="_1759207437" r:id="rId10"/>
+          <o:OLEObject Type="Embed" ProgID="Visio.Drawing.15" ShapeID="_x0000_i1025" DrawAspect="Content" ObjectID="_1805811010" r:id="rId11"/>
         </w:object>
       </w:r>
     </w:p>
@@ -1080,6 +1588,9 @@
     <w:p>
       <w:pPr>
         <w:pStyle w:val="2"/>
+        <w:rPr>
+          <w:rFonts w:hint="eastAsia"/>
+        </w:rPr>
       </w:pPr>
       <w:r>
         <w:rPr>
@@ -1098,6 +1609,9 @@
     <w:p>
       <w:pPr>
         <w:pStyle w:val="3"/>
+        <w:rPr>
+          <w:rFonts w:hint="eastAsia"/>
+        </w:rPr>
       </w:pPr>
       <w:r>
         <w:rPr>
@@ -1112,7 +1626,7 @@
         <w:snapToGrid w:val="0"/>
         <w:spacing w:before="120" w:after="120" w:line="240" w:lineRule="auto"/>
         <w:rPr>
-          <w:rFonts w:ascii="微软雅黑" w:eastAsia="微软雅黑" w:hAnsi="微软雅黑"/>
+          <w:rFonts w:ascii="微软雅黑" w:eastAsia="微软雅黑" w:hAnsi="微软雅黑" w:hint="eastAsia"/>
           <w:sz w:val="22"/>
           <w:szCs w:val="22"/>
         </w:rPr>
@@ -1239,10 +1753,10 @@
       </w:pPr>
       <w:r>
         <w:object w:dxaOrig="11011" w:dyaOrig="2581" w14:anchorId="11603A3F">
-          <v:shape id="_x0000_i1026" type="#_x0000_t75" style="width:414.6pt;height:97.8pt" o:ole="">
-            <v:imagedata r:id="rId11" o:title=""/>
+          <v:shape id="_x0000_i1026" type="#_x0000_t75" style="width:414.75pt;height:97.5pt" o:ole="">
+            <v:imagedata r:id="rId12" o:title=""/>
           </v:shape>
-          <o:OLEObject Type="Embed" ProgID="Visio.Drawing.15" ShapeID="_x0000_i1026" DrawAspect="Content" ObjectID="_1759207438" r:id="rId12"/>
+          <o:OLEObject Type="Embed" ProgID="Visio.Drawing.15" ShapeID="_x0000_i1026" DrawAspect="Content" ObjectID="_1805811011" r:id="rId13"/>
         </w:object>
       </w:r>
     </w:p>
@@ -1346,10 +1860,10 @@
       </w:pPr>
       <w:r>
         <w:object w:dxaOrig="3450" w:dyaOrig="2955" w14:anchorId="57081AF9">
-          <v:shape id="_x0000_i1027" type="#_x0000_t75" style="width:172.8pt;height:147.6pt" o:ole="">
-            <v:imagedata r:id="rId13" o:title=""/>
+          <v:shape id="_x0000_i1027" type="#_x0000_t75" style="width:172.5pt;height:147.75pt" o:ole="">
+            <v:imagedata r:id="rId14" o:title=""/>
           </v:shape>
-          <o:OLEObject Type="Embed" ProgID="Visio.Drawing.15" ShapeID="_x0000_i1027" DrawAspect="Content" ObjectID="_1759207439" r:id="rId14"/>
+          <o:OLEObject Type="Embed" ProgID="Visio.Drawing.15" ShapeID="_x0000_i1027" DrawAspect="Content" ObjectID="_1805811012" r:id="rId15"/>
         </w:object>
       </w:r>
     </w:p>
@@ -1366,6 +1880,9 @@
       <w:pPr>
         <w:widowControl/>
         <w:jc w:val="left"/>
+        <w:rPr>
+          <w:rFonts w:hint="eastAsia"/>
+        </w:rPr>
       </w:pPr>
       <w:r>
         <w:br w:type="page"/>
@@ -1377,7 +1894,7 @@
         <w:snapToGrid w:val="0"/>
         <w:spacing w:before="120" w:after="120" w:line="240" w:lineRule="auto"/>
         <w:rPr>
-          <w:rFonts w:ascii="微软雅黑" w:eastAsia="微软雅黑" w:hAnsi="微软雅黑"/>
+          <w:rFonts w:ascii="微软雅黑" w:eastAsia="微软雅黑" w:hAnsi="微软雅黑" w:hint="eastAsia"/>
           <w:sz w:val="22"/>
           <w:szCs w:val="22"/>
         </w:rPr>
@@ -1592,7 +2109,7 @@
                     </pic:cNvPicPr>
                   </pic:nvPicPr>
                   <pic:blipFill>
-                    <a:blip r:embed="rId15">
+                    <a:blip r:embed="rId16">
                       <a:extLst>
                         <a:ext uri="{28A0092B-C50C-407E-A947-70E740481C1C}">
                           <a14:useLocalDpi xmlns:a14="http://schemas.microsoft.com/office/drawing/2010/main" val="0"/>
@@ -1659,7 +2176,7 @@
                     </pic:cNvPicPr>
                   </pic:nvPicPr>
                   <pic:blipFill>
-                    <a:blip r:embed="rId16">
+                    <a:blip r:embed="rId17">
                       <a:extLst>
                         <a:ext uri="{28A0092B-C50C-407E-A947-70E740481C1C}">
                           <a14:useLocalDpi xmlns:a14="http://schemas.microsoft.com/office/drawing/2010/main" val="0"/>
@@ -1866,7 +2383,7 @@
         <w:widowControl/>
         <w:jc w:val="center"/>
         <w:rPr>
-          <w:rFonts w:ascii="宋体" w:eastAsia="宋体" w:hAnsi="宋体" w:cs="宋体"/>
+          <w:rFonts w:ascii="宋体" w:eastAsia="宋体" w:hAnsi="宋体" w:cs="宋体" w:hint="eastAsia"/>
           <w:kern w:val="0"/>
           <w:sz w:val="24"/>
           <w:szCs w:val="24"/>
@@ -1898,7 +2415,7 @@
                     </pic:cNvPicPr>
                   </pic:nvPicPr>
                   <pic:blipFill>
-                    <a:blip r:embed="rId17">
+                    <a:blip r:embed="rId18">
                       <a:extLst>
                         <a:ext uri="{28A0092B-C50C-407E-A947-70E740481C1C}">
                           <a14:useLocalDpi xmlns:a14="http://schemas.microsoft.com/office/drawing/2010/main" val="0"/>
@@ -1965,6 +2482,9 @@
       <w:pPr>
         <w:widowControl/>
         <w:jc w:val="left"/>
+        <w:rPr>
+          <w:rFonts w:hint="eastAsia"/>
+        </w:rPr>
       </w:pPr>
       <w:r>
         <w:br w:type="page"/>
@@ -1976,7 +2496,7 @@
         <w:snapToGrid w:val="0"/>
         <w:spacing w:before="120" w:after="120" w:line="240" w:lineRule="auto"/>
         <w:rPr>
-          <w:rFonts w:ascii="微软雅黑" w:eastAsia="微软雅黑" w:hAnsi="微软雅黑"/>
+          <w:rFonts w:ascii="微软雅黑" w:eastAsia="微软雅黑" w:hAnsi="微软雅黑" w:hint="eastAsia"/>
           <w:sz w:val="22"/>
           <w:szCs w:val="22"/>
         </w:rPr>
@@ -2110,7 +2630,7 @@
                     </pic:cNvPicPr>
                   </pic:nvPicPr>
                   <pic:blipFill>
-                    <a:blip r:embed="rId18">
+                    <a:blip r:embed="rId19">
                       <a:extLst>
                         <a:ext uri="{28A0092B-C50C-407E-A947-70E740481C1C}">
                           <a14:useLocalDpi xmlns:a14="http://schemas.microsoft.com/office/drawing/2010/main" val="0"/>
@@ -2200,7 +2720,6 @@
         </w:rPr>
         <w:t>默认窗口皮肤，将使用默认</w:t>
       </w:r>
-      <w:proofErr w:type="spellStart"/>
       <w:r>
         <w:rPr>
           <w:rFonts w:ascii="Tahoma" w:eastAsia="微软雅黑" w:hAnsi="Tahoma" w:hint="eastAsia"/>
@@ -2209,7 +2728,6 @@
         </w:rPr>
         <w:t>img</w:t>
       </w:r>
-      <w:proofErr w:type="spellEnd"/>
       <w:r>
         <w:rPr>
           <w:rFonts w:ascii="Tahoma" w:eastAsia="微软雅黑" w:hAnsi="Tahoma"/>
@@ -2306,7 +2824,7 @@
                     </pic:cNvPicPr>
                   </pic:nvPicPr>
                   <pic:blipFill>
-                    <a:blip r:embed="rId19">
+                    <a:blip r:embed="rId20">
                       <a:extLst>
                         <a:ext uri="{28A0092B-C50C-407E-A947-70E740481C1C}">
                           <a14:useLocalDpi xmlns:a14="http://schemas.microsoft.com/office/drawing/2010/main" val="0"/>
@@ -2460,7 +2978,7 @@
                     </pic:cNvPicPr>
                   </pic:nvPicPr>
                   <pic:blipFill>
-                    <a:blip r:embed="rId20">
+                    <a:blip r:embed="rId21">
                       <a:extLst>
                         <a:ext uri="{28A0092B-C50C-407E-A947-70E740481C1C}">
                           <a14:useLocalDpi xmlns:a14="http://schemas.microsoft.com/office/drawing/2010/main" val="0"/>
@@ -2521,7 +3039,7 @@
                     </pic:cNvPicPr>
                   </pic:nvPicPr>
                   <pic:blipFill>
-                    <a:blip r:embed="rId21">
+                    <a:blip r:embed="rId22">
                       <a:extLst>
                         <a:ext uri="{28A0092B-C50C-407E-A947-70E740481C1C}">
                           <a14:useLocalDpi xmlns:a14="http://schemas.microsoft.com/office/drawing/2010/main" val="0"/>
@@ -2623,7 +3141,7 @@
         <w:widowControl/>
         <w:jc w:val="center"/>
         <w:rPr>
-          <w:rFonts w:ascii="宋体" w:eastAsia="宋体" w:hAnsi="宋体" w:cs="宋体"/>
+          <w:rFonts w:ascii="宋体" w:eastAsia="宋体" w:hAnsi="宋体" w:cs="宋体" w:hint="eastAsia"/>
           <w:kern w:val="0"/>
           <w:sz w:val="24"/>
           <w:szCs w:val="24"/>
@@ -2655,7 +3173,7 @@
                     </pic:cNvPicPr>
                   </pic:nvPicPr>
                   <pic:blipFill>
-                    <a:blip r:embed="rId22">
+                    <a:blip r:embed="rId23">
                       <a:extLst>
                         <a:ext uri="{28A0092B-C50C-407E-A947-70E740481C1C}">
                           <a14:useLocalDpi xmlns:a14="http://schemas.microsoft.com/office/drawing/2010/main" val="0"/>
@@ -2826,7 +3344,7 @@
         <w:widowControl/>
         <w:jc w:val="center"/>
         <w:rPr>
-          <w:rFonts w:ascii="宋体" w:eastAsia="宋体" w:hAnsi="宋体" w:cs="宋体"/>
+          <w:rFonts w:ascii="宋体" w:eastAsia="宋体" w:hAnsi="宋体" w:cs="宋体" w:hint="eastAsia"/>
           <w:kern w:val="0"/>
           <w:sz w:val="24"/>
           <w:szCs w:val="24"/>
@@ -2858,7 +3376,7 @@
                     </pic:cNvPicPr>
                   </pic:nvPicPr>
                   <pic:blipFill>
-                    <a:blip r:embed="rId23">
+                    <a:blip r:embed="rId24">
                       <a:extLst>
                         <a:ext uri="{28A0092B-C50C-407E-A947-70E740481C1C}">
                           <a14:useLocalDpi xmlns:a14="http://schemas.microsoft.com/office/drawing/2010/main" val="0"/>
@@ -2895,7 +3413,7 @@
         <w:widowControl/>
         <w:jc w:val="center"/>
         <w:rPr>
-          <w:rFonts w:ascii="宋体" w:eastAsia="宋体" w:hAnsi="宋体" w:cs="宋体"/>
+          <w:rFonts w:ascii="宋体" w:eastAsia="宋体" w:hAnsi="宋体" w:cs="宋体" w:hint="eastAsia"/>
           <w:kern w:val="0"/>
           <w:sz w:val="24"/>
           <w:szCs w:val="24"/>
@@ -2927,7 +3445,7 @@
                     </pic:cNvPicPr>
                   </pic:nvPicPr>
                   <pic:blipFill>
-                    <a:blip r:embed="rId24">
+                    <a:blip r:embed="rId25">
                       <a:extLst>
                         <a:ext uri="{28A0092B-C50C-407E-A947-70E740481C1C}">
                           <a14:useLocalDpi xmlns:a14="http://schemas.microsoft.com/office/drawing/2010/main" val="0"/>
@@ -2963,6 +3481,9 @@
       <w:pPr>
         <w:widowControl/>
         <w:jc w:val="left"/>
+        <w:rPr>
+          <w:rFonts w:hint="eastAsia"/>
+        </w:rPr>
       </w:pPr>
       <w:r>
         <w:br w:type="page"/>
@@ -2971,6 +3492,9 @@
     <w:p>
       <w:pPr>
         <w:pStyle w:val="3"/>
+        <w:rPr>
+          <w:rFonts w:hint="eastAsia"/>
+        </w:rPr>
       </w:pPr>
       <w:r>
         <w:rPr>
@@ -2986,7 +3510,7 @@
         <w:snapToGrid w:val="0"/>
         <w:spacing w:before="120" w:after="120" w:line="240" w:lineRule="auto"/>
         <w:rPr>
-          <w:rFonts w:ascii="微软雅黑" w:eastAsia="微软雅黑" w:hAnsi="微软雅黑"/>
+          <w:rFonts w:ascii="微软雅黑" w:eastAsia="微软雅黑" w:hAnsi="微软雅黑" w:hint="eastAsia"/>
           <w:sz w:val="22"/>
           <w:szCs w:val="22"/>
         </w:rPr>
@@ -3069,7 +3593,7 @@
         <w:snapToGrid w:val="0"/>
         <w:jc w:val="center"/>
         <w:rPr>
-          <w:rFonts w:ascii="宋体" w:eastAsia="宋体" w:hAnsi="宋体" w:cs="宋体"/>
+          <w:rFonts w:ascii="宋体" w:eastAsia="宋体" w:hAnsi="宋体" w:cs="宋体" w:hint="eastAsia"/>
           <w:kern w:val="0"/>
           <w:sz w:val="24"/>
           <w:szCs w:val="24"/>
@@ -3101,7 +3625,7 @@
                     </pic:cNvPicPr>
                   </pic:nvPicPr>
                   <pic:blipFill>
-                    <a:blip r:embed="rId25">
+                    <a:blip r:embed="rId26">
                       <a:extLst>
                         <a:ext uri="{28A0092B-C50C-407E-A947-70E740481C1C}">
                           <a14:useLocalDpi xmlns:a14="http://schemas.microsoft.com/office/drawing/2010/main" val="0"/>
@@ -3139,7 +3663,7 @@
         <w:snapToGrid w:val="0"/>
         <w:jc w:val="center"/>
         <w:rPr>
-          <w:rFonts w:ascii="宋体" w:eastAsia="宋体" w:hAnsi="宋体" w:cs="宋体"/>
+          <w:rFonts w:ascii="宋体" w:eastAsia="宋体" w:hAnsi="宋体" w:cs="宋体" w:hint="eastAsia"/>
           <w:kern w:val="0"/>
           <w:sz w:val="24"/>
           <w:szCs w:val="24"/>
@@ -3165,7 +3689,7 @@
                     <pic:cNvPicPr/>
                   </pic:nvPicPr>
                   <pic:blipFill>
-                    <a:blip r:embed="rId26"/>
+                    <a:blip r:embed="rId27"/>
                     <a:stretch>
                       <a:fillRect/>
                     </a:stretch>
@@ -3191,7 +3715,7 @@
         <w:widowControl/>
         <w:snapToGrid w:val="0"/>
         <w:rPr>
-          <w:rFonts w:ascii="宋体" w:eastAsia="宋体" w:hAnsi="宋体" w:cs="宋体"/>
+          <w:rFonts w:ascii="宋体" w:eastAsia="宋体" w:hAnsi="宋体" w:cs="宋体" w:hint="eastAsia"/>
           <w:kern w:val="0"/>
           <w:sz w:val="24"/>
           <w:szCs w:val="24"/>
@@ -3204,7 +3728,7 @@
         <w:snapToGrid w:val="0"/>
         <w:spacing w:before="120" w:after="120" w:line="240" w:lineRule="auto"/>
         <w:rPr>
-          <w:rFonts w:ascii="微软雅黑" w:eastAsia="微软雅黑" w:hAnsi="微软雅黑"/>
+          <w:rFonts w:ascii="微软雅黑" w:eastAsia="微软雅黑" w:hAnsi="微软雅黑" w:hint="eastAsia"/>
           <w:sz w:val="22"/>
           <w:szCs w:val="22"/>
         </w:rPr>
@@ -3330,7 +3854,7 @@
         <w:snapToGrid w:val="0"/>
         <w:jc w:val="center"/>
         <w:rPr>
-          <w:rFonts w:ascii="宋体" w:eastAsia="宋体" w:hAnsi="宋体" w:cs="宋体"/>
+          <w:rFonts w:ascii="宋体" w:eastAsia="宋体" w:hAnsi="宋体" w:cs="宋体" w:hint="eastAsia"/>
           <w:kern w:val="0"/>
           <w:sz w:val="24"/>
           <w:szCs w:val="24"/>
@@ -3362,7 +3886,7 @@
                     </pic:cNvPicPr>
                   </pic:nvPicPr>
                   <pic:blipFill>
-                    <a:blip r:embed="rId27">
+                    <a:blip r:embed="rId28">
                       <a:extLst>
                         <a:ext uri="{28A0092B-C50C-407E-A947-70E740481C1C}">
                           <a14:useLocalDpi xmlns:a14="http://schemas.microsoft.com/office/drawing/2010/main" val="0"/>
@@ -3428,7 +3952,7 @@
                     </pic:cNvPicPr>
                   </pic:nvPicPr>
                   <pic:blipFill>
-                    <a:blip r:embed="rId28">
+                    <a:blip r:embed="rId29">
                       <a:extLst>
                         <a:ext uri="{28A0092B-C50C-407E-A947-70E740481C1C}">
                           <a14:useLocalDpi xmlns:a14="http://schemas.microsoft.com/office/drawing/2010/main" val="0"/>
@@ -3494,7 +4018,7 @@
                     </pic:cNvPicPr>
                   </pic:nvPicPr>
                   <pic:blipFill>
-                    <a:blip r:embed="rId29">
+                    <a:blip r:embed="rId30">
                       <a:extLst>
                         <a:ext uri="{28A0092B-C50C-407E-A947-70E740481C1C}">
                           <a14:useLocalDpi xmlns:a14="http://schemas.microsoft.com/office/drawing/2010/main" val="0"/>
@@ -3666,7 +4190,7 @@
         <w:widowControl/>
         <w:jc w:val="center"/>
         <w:rPr>
-          <w:rFonts w:ascii="宋体" w:eastAsia="宋体" w:hAnsi="宋体" w:cs="宋体"/>
+          <w:rFonts w:ascii="宋体" w:eastAsia="宋体" w:hAnsi="宋体" w:cs="宋体" w:hint="eastAsia"/>
           <w:kern w:val="0"/>
           <w:sz w:val="24"/>
           <w:szCs w:val="24"/>
@@ -3698,7 +4222,7 @@
                     </pic:cNvPicPr>
                   </pic:nvPicPr>
                   <pic:blipFill>
-                    <a:blip r:embed="rId30">
+                    <a:blip r:embed="rId31">
                       <a:extLst>
                         <a:ext uri="{28A0092B-C50C-407E-A947-70E740481C1C}">
                           <a14:useLocalDpi xmlns:a14="http://schemas.microsoft.com/office/drawing/2010/main" val="0"/>
@@ -3764,7 +4288,7 @@
                     </pic:cNvPicPr>
                   </pic:nvPicPr>
                   <pic:blipFill>
-                    <a:blip r:embed="rId31">
+                    <a:blip r:embed="rId32">
                       <a:extLst>
                         <a:ext uri="{28A0092B-C50C-407E-A947-70E740481C1C}">
                           <a14:useLocalDpi xmlns:a14="http://schemas.microsoft.com/office/drawing/2010/main" val="0"/>
@@ -3800,173 +4324,12 @@
       <w:pPr>
         <w:widowControl/>
         <w:jc w:val="left"/>
+        <w:rPr>
+          <w:rFonts w:hint="eastAsia"/>
+        </w:rPr>
       </w:pPr>
       <w:r>
         <w:br w:type="page"/>
-      </w:r>
-    </w:p>
-    <w:p>
-      <w:pPr>
-        <w:pStyle w:val="2"/>
-      </w:pPr>
-      <w:r>
-        <w:rPr>
-          <w:rFonts w:hint="eastAsia"/>
-        </w:rPr>
-        <w:lastRenderedPageBreak/>
-        <w:t>子插件</w:t>
-      </w:r>
-    </w:p>
-    <w:p>
-      <w:pPr>
-        <w:pStyle w:val="3"/>
-      </w:pPr>
-      <w:r>
-        <w:rPr>
-          <w:rFonts w:hint="eastAsia"/>
-        </w:rPr>
-        <w:t>【鼠标 -</w:t>
-      </w:r>
-      <w:r>
-        <w:t xml:space="preserve"> </w:t>
-      </w:r>
-      <w:r>
-        <w:rPr>
-          <w:rFonts w:hint="eastAsia"/>
-        </w:rPr>
-        <w:t>状态和buff说明窗口</w:t>
-      </w:r>
-      <w:r>
-        <w:rPr>
-          <w:rFonts w:hint="eastAsia"/>
-        </w:rPr>
-        <w:t>】</w:t>
-      </w:r>
-    </w:p>
-    <w:p>
-      <w:pPr>
-        <w:snapToGrid w:val="0"/>
-        <w:rPr>
-          <w:rFonts w:ascii="Tahoma" w:eastAsia="微软雅黑" w:hAnsi="Tahoma"/>
-          <w:kern w:val="0"/>
-          <w:sz w:val="22"/>
-        </w:rPr>
-      </w:pPr>
-      <w:r>
-        <w:rPr>
-          <w:rFonts w:ascii="Tahoma" w:eastAsia="微软雅黑" w:hAnsi="Tahoma" w:hint="eastAsia"/>
-          <w:kern w:val="0"/>
-          <w:sz w:val="22"/>
-        </w:rPr>
-        <w:t>插件</w:t>
-      </w:r>
-      <w:r>
-        <w:rPr>
-          <w:rFonts w:ascii="Tahoma" w:eastAsia="微软雅黑" w:hAnsi="Tahoma" w:hint="eastAsia"/>
-          <w:kern w:val="0"/>
-          <w:sz w:val="22"/>
-        </w:rPr>
-        <w:t>本体</w:t>
-      </w:r>
-      <w:r>
-        <w:rPr>
-          <w:rFonts w:ascii="Tahoma" w:eastAsia="微软雅黑" w:hAnsi="Tahoma" w:hint="eastAsia"/>
-          <w:kern w:val="0"/>
-          <w:sz w:val="22"/>
-        </w:rPr>
-        <w:t>：</w:t>
-      </w:r>
-    </w:p>
-    <w:p>
-      <w:pPr>
-        <w:snapToGrid w:val="0"/>
-        <w:rPr>
-          <w:rFonts w:ascii="Tahoma" w:eastAsia="微软雅黑" w:hAnsi="Tahoma"/>
-          <w:kern w:val="0"/>
-          <w:sz w:val="22"/>
-        </w:rPr>
-      </w:pPr>
-      <w:r>
-        <w:rPr>
-          <w:rFonts w:ascii="Tahoma" w:eastAsia="微软雅黑" w:hAnsi="Tahoma"/>
-          <w:kern w:val="0"/>
-          <w:sz w:val="22"/>
-        </w:rPr>
-        <w:tab/>
-      </w:r>
-      <w:r>
-        <w:rPr>
-          <w:rFonts w:ascii="Tahoma" w:eastAsia="微软雅黑" w:hAnsi="Tahoma" w:hint="eastAsia"/>
-          <w:kern w:val="0"/>
-          <w:sz w:val="22"/>
-        </w:rPr>
-        <w:t>◆</w:t>
-      </w:r>
-      <w:proofErr w:type="spellStart"/>
-      <w:r>
-        <w:rPr>
-          <w:rFonts w:ascii="Tahoma" w:eastAsia="微软雅黑" w:hAnsi="Tahoma"/>
-          <w:kern w:val="0"/>
-          <w:sz w:val="22"/>
-        </w:rPr>
-        <w:t>Drill_MiniPlateForEvent</w:t>
-      </w:r>
-      <w:proofErr w:type="spellEnd"/>
-      <w:r>
-        <w:rPr>
-          <w:rFonts w:ascii="Tahoma" w:eastAsia="微软雅黑" w:hAnsi="Tahoma"/>
-          <w:kern w:val="0"/>
-          <w:sz w:val="22"/>
-        </w:rPr>
-        <w:tab/>
-      </w:r>
-      <w:r>
-        <w:rPr>
-          <w:rFonts w:ascii="Tahoma" w:eastAsia="微软雅黑" w:hAnsi="Tahoma"/>
-          <w:kern w:val="0"/>
-          <w:sz w:val="22"/>
-        </w:rPr>
-        <w:tab/>
-      </w:r>
-      <w:r>
-        <w:rPr>
-          <w:rFonts w:ascii="Tahoma" w:eastAsia="微软雅黑" w:hAnsi="Tahoma"/>
-          <w:kern w:val="0"/>
-          <w:sz w:val="22"/>
-        </w:rPr>
-        <w:tab/>
-      </w:r>
-      <w:r>
-        <w:rPr>
-          <w:rFonts w:ascii="Tahoma" w:eastAsia="微软雅黑" w:hAnsi="Tahoma"/>
-          <w:kern w:val="0"/>
-          <w:sz w:val="22"/>
-        </w:rPr>
-        <w:tab/>
-      </w:r>
-      <w:r>
-        <w:rPr>
-          <w:rFonts w:ascii="Tahoma" w:eastAsia="微软雅黑" w:hAnsi="Tahoma" w:hint="eastAsia"/>
-          <w:kern w:val="0"/>
-          <w:sz w:val="22"/>
-        </w:rPr>
-        <w:t>鼠标</w:t>
-      </w:r>
-      <w:r>
-        <w:rPr>
-          <w:rFonts w:ascii="Tahoma" w:eastAsia="微软雅黑" w:hAnsi="Tahoma"/>
-          <w:kern w:val="0"/>
-          <w:sz w:val="22"/>
-        </w:rPr>
-        <w:t xml:space="preserve"> - </w:t>
-      </w:r>
-      <w:r>
-        <w:rPr>
-          <w:rFonts w:ascii="Tahoma" w:eastAsia="微软雅黑" w:hAnsi="Tahoma"/>
-          <w:kern w:val="0"/>
-          <w:sz w:val="22"/>
-        </w:rPr>
-        <w:t>事件说明窗口</w:t>
       </w:r>
     </w:p>
     <w:p>
@@ -3975,7 +4338,855 @@
         <w:snapToGrid w:val="0"/>
         <w:spacing w:before="120" w:after="120" w:line="240" w:lineRule="auto"/>
         <w:rPr>
-          <w:rFonts w:ascii="微软雅黑" w:eastAsia="微软雅黑" w:hAnsi="微软雅黑"/>
+          <w:rFonts w:ascii="微软雅黑" w:eastAsia="微软雅黑" w:hAnsi="微软雅黑" w:hint="eastAsia"/>
+          <w:sz w:val="22"/>
+          <w:szCs w:val="22"/>
+        </w:rPr>
+      </w:pPr>
+      <w:r>
+        <w:rPr>
+          <w:rFonts w:ascii="微软雅黑" w:eastAsia="微软雅黑" w:hAnsi="微软雅黑" w:hint="eastAsia"/>
+          <w:sz w:val="22"/>
+          <w:szCs w:val="22"/>
+        </w:rPr>
+        <w:lastRenderedPageBreak/>
+        <w:t>3</w:t>
+      </w:r>
+      <w:r>
+        <w:rPr>
+          <w:rFonts w:ascii="微软雅黑" w:eastAsia="微软雅黑" w:hAnsi="微软雅黑" w:hint="eastAsia"/>
+          <w:sz w:val="22"/>
+          <w:szCs w:val="22"/>
+        </w:rPr>
+        <w:t>）</w:t>
+      </w:r>
+      <w:r>
+        <w:rPr>
+          <w:rFonts w:ascii="微软雅黑" w:eastAsia="微软雅黑" w:hAnsi="微软雅黑" w:hint="eastAsia"/>
+          <w:sz w:val="22"/>
+          <w:szCs w:val="22"/>
+        </w:rPr>
+        <w:t>行高控制</w:t>
+      </w:r>
+    </w:p>
+    <w:p>
+      <w:pPr>
+        <w:widowControl/>
+        <w:adjustRightInd w:val="0"/>
+        <w:snapToGrid w:val="0"/>
+        <w:jc w:val="left"/>
+        <w:rPr>
+          <w:rFonts w:ascii="Tahoma" w:eastAsia="微软雅黑" w:hAnsi="Tahoma"/>
+          <w:kern w:val="0"/>
+          <w:sz w:val="22"/>
+        </w:rPr>
+      </w:pPr>
+      <w:r>
+        <w:rPr>
+          <w:rFonts w:ascii="Tahoma" w:eastAsia="微软雅黑" w:hAnsi="Tahoma" w:hint="eastAsia"/>
+          <w:kern w:val="0"/>
+          <w:sz w:val="22"/>
+        </w:rPr>
+        <w:t>所有窗口，都</w:t>
+      </w:r>
+      <w:r>
+        <w:rPr>
+          <w:rFonts w:ascii="Tahoma" w:eastAsia="微软雅黑" w:hAnsi="Tahoma" w:hint="eastAsia"/>
+          <w:kern w:val="0"/>
+          <w:sz w:val="22"/>
+        </w:rPr>
+        <w:t>默认设置：</w:t>
+      </w:r>
+      <w:r>
+        <w:rPr>
+          <w:rFonts w:ascii="Tahoma" w:eastAsia="微软雅黑" w:hAnsi="Tahoma" w:hint="eastAsia"/>
+          <w:kern w:val="0"/>
+          <w:sz w:val="22"/>
+        </w:rPr>
+        <w:t>补正</w:t>
+      </w:r>
+      <w:r>
+        <w:rPr>
+          <w:rFonts w:ascii="Tahoma" w:eastAsia="微软雅黑" w:hAnsi="Tahoma" w:hint="eastAsia"/>
+          <w:kern w:val="0"/>
+          <w:sz w:val="22"/>
+        </w:rPr>
+        <w:t>30</w:t>
+      </w:r>
+      <w:r>
+        <w:rPr>
+          <w:rFonts w:ascii="Tahoma" w:eastAsia="微软雅黑" w:hAnsi="Tahoma" w:hint="eastAsia"/>
+          <w:kern w:val="0"/>
+          <w:sz w:val="22"/>
+        </w:rPr>
+        <w:t>像素。</w:t>
+      </w:r>
+    </w:p>
+    <w:p>
+      <w:pPr>
+        <w:widowControl/>
+        <w:adjustRightInd w:val="0"/>
+        <w:snapToGrid w:val="0"/>
+        <w:jc w:val="left"/>
+        <w:rPr>
+          <w:rFonts w:ascii="Tahoma" w:eastAsia="微软雅黑" w:hAnsi="Tahoma"/>
+          <w:kern w:val="0"/>
+          <w:sz w:val="22"/>
+        </w:rPr>
+      </w:pPr>
+      <w:r>
+        <w:rPr>
+          <w:rFonts w:ascii="Tahoma" w:eastAsia="微软雅黑" w:hAnsi="Tahoma" w:hint="eastAsia"/>
+          <w:kern w:val="0"/>
+          <w:sz w:val="22"/>
+        </w:rPr>
+        <w:t>即</w:t>
+      </w:r>
+      <w:r>
+        <w:rPr>
+          <w:rFonts w:ascii="Tahoma" w:eastAsia="微软雅黑" w:hAnsi="Tahoma" w:hint="eastAsia"/>
+          <w:kern w:val="0"/>
+          <w:sz w:val="22"/>
+        </w:rPr>
+        <w:t>行高默认</w:t>
+      </w:r>
+      <w:r>
+        <w:rPr>
+          <w:rFonts w:ascii="Tahoma" w:eastAsia="微软雅黑" w:hAnsi="Tahoma" w:hint="eastAsia"/>
+          <w:kern w:val="0"/>
+          <w:sz w:val="22"/>
+        </w:rPr>
+        <w:t>30</w:t>
+      </w:r>
+      <w:r>
+        <w:rPr>
+          <w:rFonts w:ascii="Tahoma" w:eastAsia="微软雅黑" w:hAnsi="Tahoma" w:hint="eastAsia"/>
+          <w:kern w:val="0"/>
+          <w:sz w:val="22"/>
+        </w:rPr>
+        <w:t>像素，</w:t>
+      </w:r>
+      <w:r>
+        <w:rPr>
+          <w:rFonts w:ascii="Tahoma" w:eastAsia="微软雅黑" w:hAnsi="Tahoma" w:hint="eastAsia"/>
+          <w:kern w:val="0"/>
+          <w:sz w:val="22"/>
+        </w:rPr>
+        <w:t>文本</w:t>
+      </w:r>
+      <w:r>
+        <w:rPr>
+          <w:rFonts w:ascii="Tahoma" w:eastAsia="微软雅黑" w:hAnsi="Tahoma" w:hint="eastAsia"/>
+          <w:kern w:val="0"/>
+          <w:sz w:val="22"/>
+        </w:rPr>
+        <w:t>字体小了，也按</w:t>
+      </w:r>
+      <w:r>
+        <w:rPr>
+          <w:rFonts w:ascii="Tahoma" w:eastAsia="微软雅黑" w:hAnsi="Tahoma" w:hint="eastAsia"/>
+          <w:kern w:val="0"/>
+          <w:sz w:val="22"/>
+        </w:rPr>
+        <w:t>30</w:t>
+      </w:r>
+      <w:r>
+        <w:rPr>
+          <w:rFonts w:ascii="Tahoma" w:eastAsia="微软雅黑" w:hAnsi="Tahoma" w:hint="eastAsia"/>
+          <w:kern w:val="0"/>
+          <w:sz w:val="22"/>
+        </w:rPr>
+        <w:t>像素的行高来算。</w:t>
+      </w:r>
+    </w:p>
+    <w:p>
+      <w:pPr>
+        <w:widowControl/>
+        <w:adjustRightInd w:val="0"/>
+        <w:snapToGrid w:val="0"/>
+        <w:jc w:val="left"/>
+        <w:rPr>
+          <w:rFonts w:ascii="Tahoma" w:eastAsia="微软雅黑" w:hAnsi="Tahoma"/>
+          <w:kern w:val="0"/>
+          <w:sz w:val="22"/>
+        </w:rPr>
+      </w:pPr>
+      <w:r>
+        <w:rPr>
+          <w:rFonts w:ascii="Tahoma" w:eastAsia="微软雅黑" w:hAnsi="Tahoma" w:hint="eastAsia"/>
+          <w:kern w:val="0"/>
+          <w:sz w:val="22"/>
+        </w:rPr>
+        <w:t>如果字体大小撑开了行高，才会按照字体的大小</w:t>
+      </w:r>
+      <w:proofErr w:type="gramStart"/>
+      <w:r>
+        <w:rPr>
+          <w:rFonts w:ascii="Tahoma" w:eastAsia="微软雅黑" w:hAnsi="Tahoma" w:hint="eastAsia"/>
+          <w:kern w:val="0"/>
+          <w:sz w:val="22"/>
+        </w:rPr>
+        <w:t>来算行高</w:t>
+      </w:r>
+      <w:proofErr w:type="gramEnd"/>
+      <w:r>
+        <w:rPr>
+          <w:rFonts w:ascii="Tahoma" w:eastAsia="微软雅黑" w:hAnsi="Tahoma" w:hint="eastAsia"/>
+          <w:kern w:val="0"/>
+          <w:sz w:val="22"/>
+        </w:rPr>
+        <w:t>。</w:t>
+      </w:r>
+    </w:p>
+    <w:p>
+      <w:pPr>
+        <w:widowControl/>
+        <w:adjustRightInd w:val="0"/>
+        <w:snapToGrid w:val="0"/>
+        <w:jc w:val="center"/>
+        <w:rPr>
+          <w:rFonts w:ascii="Tahoma" w:eastAsia="微软雅黑" w:hAnsi="Tahoma"/>
+          <w:kern w:val="0"/>
+          <w:sz w:val="22"/>
+        </w:rPr>
+      </w:pPr>
+      <w:r>
+        <w:rPr>
+          <w:rFonts w:ascii="Tahoma" w:eastAsia="微软雅黑" w:hAnsi="Tahoma" w:hint="eastAsia"/>
+          <w:noProof/>
+          <w:kern w:val="0"/>
+          <w:sz w:val="22"/>
+        </w:rPr>
+        <w:drawing>
+          <wp:inline distT="0" distB="0" distL="0" distR="0" wp14:anchorId="44499721" wp14:editId="234B68C1">
+            <wp:extent cx="3314700" cy="725947"/>
+            <wp:effectExtent l="0" t="0" r="0" b="0"/>
+            <wp:docPr id="1941876675" name="图片 3"/>
+            <wp:cNvGraphicFramePr>
+              <a:graphicFrameLocks xmlns:a="http://schemas.openxmlformats.org/drawingml/2006/main" noChangeAspect="1"/>
+            </wp:cNvGraphicFramePr>
+            <a:graphic xmlns:a="http://schemas.openxmlformats.org/drawingml/2006/main">
+              <a:graphicData uri="http://schemas.openxmlformats.org/drawingml/2006/picture">
+                <pic:pic xmlns:pic="http://schemas.openxmlformats.org/drawingml/2006/picture">
+                  <pic:nvPicPr>
+                    <pic:cNvPr id="0" name="Picture 8"/>
+                    <pic:cNvPicPr>
+                      <a:picLocks noChangeAspect="1" noChangeArrowheads="1"/>
+                    </pic:cNvPicPr>
+                  </pic:nvPicPr>
+                  <pic:blipFill>
+                    <a:blip r:embed="rId33">
+                      <a:extLst>
+                        <a:ext uri="{28A0092B-C50C-407E-A947-70E740481C1C}">
+                          <a14:useLocalDpi xmlns:a14="http://schemas.microsoft.com/office/drawing/2010/main" val="0"/>
+                        </a:ext>
+                      </a:extLst>
+                    </a:blip>
+                    <a:srcRect/>
+                    <a:stretch>
+                      <a:fillRect/>
+                    </a:stretch>
+                  </pic:blipFill>
+                  <pic:spPr bwMode="auto">
+                    <a:xfrm>
+                      <a:off x="0" y="0"/>
+                      <a:ext cx="3323829" cy="727946"/>
+                    </a:xfrm>
+                    <a:prstGeom prst="rect">
+                      <a:avLst/>
+                    </a:prstGeom>
+                    <a:noFill/>
+                    <a:ln>
+                      <a:noFill/>
+                    </a:ln>
+                  </pic:spPr>
+                </pic:pic>
+              </a:graphicData>
+            </a:graphic>
+          </wp:inline>
+        </w:drawing>
+      </w:r>
+    </w:p>
+    <w:p>
+      <w:pPr>
+        <w:widowControl/>
+        <w:adjustRightInd w:val="0"/>
+        <w:snapToGrid w:val="0"/>
+        <w:jc w:val="center"/>
+        <w:rPr>
+          <w:rFonts w:ascii="Tahoma" w:eastAsia="微软雅黑" w:hAnsi="Tahoma"/>
+          <w:kern w:val="0"/>
+          <w:sz w:val="22"/>
+        </w:rPr>
+      </w:pPr>
+      <w:r>
+        <w:rPr>
+          <w:rFonts w:ascii="Tahoma" w:eastAsia="微软雅黑" w:hAnsi="Tahoma"/>
+          <w:noProof/>
+          <w:kern w:val="0"/>
+          <w:sz w:val="22"/>
+        </w:rPr>
+        <w:drawing>
+          <wp:inline distT="0" distB="0" distL="0" distR="0" wp14:anchorId="52175B07" wp14:editId="2A19304A">
+            <wp:extent cx="3327866" cy="2143125"/>
+            <wp:effectExtent l="0" t="0" r="6350" b="0"/>
+            <wp:docPr id="1267040107" name="图片 1"/>
+            <wp:cNvGraphicFramePr>
+              <a:graphicFrameLocks xmlns:a="http://schemas.openxmlformats.org/drawingml/2006/main" noChangeAspect="1"/>
+            </wp:cNvGraphicFramePr>
+            <a:graphic xmlns:a="http://schemas.openxmlformats.org/drawingml/2006/main">
+              <a:graphicData uri="http://schemas.openxmlformats.org/drawingml/2006/picture">
+                <pic:pic xmlns:pic="http://schemas.openxmlformats.org/drawingml/2006/picture">
+                  <pic:nvPicPr>
+                    <pic:cNvPr id="0" name="Picture 4"/>
+                    <pic:cNvPicPr>
+                      <a:picLocks noChangeAspect="1" noChangeArrowheads="1"/>
+                    </pic:cNvPicPr>
+                  </pic:nvPicPr>
+                  <pic:blipFill>
+                    <a:blip r:embed="rId34">
+                      <a:extLst>
+                        <a:ext uri="{28A0092B-C50C-407E-A947-70E740481C1C}">
+                          <a14:useLocalDpi xmlns:a14="http://schemas.microsoft.com/office/drawing/2010/main" val="0"/>
+                        </a:ext>
+                      </a:extLst>
+                    </a:blip>
+                    <a:srcRect/>
+                    <a:stretch>
+                      <a:fillRect/>
+                    </a:stretch>
+                  </pic:blipFill>
+                  <pic:spPr bwMode="auto">
+                    <a:xfrm>
+                      <a:off x="0" y="0"/>
+                      <a:ext cx="3369374" cy="2169856"/>
+                    </a:xfrm>
+                    <a:prstGeom prst="rect">
+                      <a:avLst/>
+                    </a:prstGeom>
+                    <a:noFill/>
+                    <a:ln>
+                      <a:noFill/>
+                    </a:ln>
+                  </pic:spPr>
+                </pic:pic>
+              </a:graphicData>
+            </a:graphic>
+          </wp:inline>
+        </w:drawing>
+      </w:r>
+    </w:p>
+    <w:p>
+      <w:pPr>
+        <w:widowControl/>
+        <w:adjustRightInd w:val="0"/>
+        <w:snapToGrid w:val="0"/>
+        <w:jc w:val="left"/>
+        <w:rPr>
+          <w:rFonts w:ascii="Tahoma" w:eastAsia="微软雅黑" w:hAnsi="Tahoma"/>
+          <w:kern w:val="0"/>
+          <w:sz w:val="22"/>
+        </w:rPr>
+      </w:pPr>
+      <w:r>
+        <w:rPr>
+          <w:rFonts w:ascii="Tahoma" w:eastAsia="微软雅黑" w:hAnsi="Tahoma" w:hint="eastAsia"/>
+          <w:kern w:val="0"/>
+          <w:sz w:val="22"/>
+        </w:rPr>
+        <w:t>之</w:t>
+      </w:r>
+      <w:r>
+        <w:rPr>
+          <w:rFonts w:ascii="Tahoma" w:eastAsia="微软雅黑" w:hAnsi="Tahoma" w:hint="eastAsia"/>
+          <w:kern w:val="0"/>
+          <w:sz w:val="22"/>
+        </w:rPr>
+        <w:t>所以补正，是因为文字之间宽一点方便阅读。</w:t>
+      </w:r>
+    </w:p>
+    <w:p>
+      <w:pPr>
+        <w:widowControl/>
+        <w:adjustRightInd w:val="0"/>
+        <w:snapToGrid w:val="0"/>
+        <w:jc w:val="left"/>
+        <w:rPr>
+          <w:rFonts w:ascii="Tahoma" w:eastAsia="微软雅黑" w:hAnsi="Tahoma"/>
+          <w:kern w:val="0"/>
+          <w:sz w:val="22"/>
+        </w:rPr>
+      </w:pPr>
+      <w:r>
+        <w:rPr>
+          <w:rFonts w:ascii="Tahoma" w:eastAsia="微软雅黑" w:hAnsi="Tahoma" w:hint="eastAsia"/>
+          <w:kern w:val="0"/>
+          <w:sz w:val="22"/>
+        </w:rPr>
+        <w:t>你可以关闭行高控制，这样</w:t>
+      </w:r>
+      <w:r>
+        <w:rPr>
+          <w:rFonts w:ascii="Tahoma" w:eastAsia="微软雅黑" w:hAnsi="Tahoma" w:hint="eastAsia"/>
+          <w:kern w:val="0"/>
+          <w:sz w:val="22"/>
+        </w:rPr>
+        <w:t>就能看见</w:t>
+      </w:r>
+      <w:r>
+        <w:rPr>
+          <w:rFonts w:ascii="Tahoma" w:eastAsia="微软雅黑" w:hAnsi="Tahoma" w:hint="eastAsia"/>
+          <w:kern w:val="0"/>
+          <w:sz w:val="22"/>
+        </w:rPr>
+        <w:t>文字挤在一起了。</w:t>
+      </w:r>
+    </w:p>
+    <w:p>
+      <w:pPr>
+        <w:widowControl/>
+        <w:adjustRightInd w:val="0"/>
+        <w:snapToGrid w:val="0"/>
+        <w:jc w:val="center"/>
+        <w:rPr>
+          <w:rFonts w:ascii="Tahoma" w:eastAsia="微软雅黑" w:hAnsi="Tahoma"/>
+          <w:kern w:val="0"/>
+          <w:sz w:val="22"/>
+        </w:rPr>
+      </w:pPr>
+      <w:r>
+        <w:rPr>
+          <w:rFonts w:ascii="Tahoma" w:eastAsia="微软雅黑" w:hAnsi="Tahoma" w:hint="eastAsia"/>
+          <w:noProof/>
+          <w:kern w:val="0"/>
+          <w:sz w:val="22"/>
+        </w:rPr>
+        <w:drawing>
+          <wp:inline distT="0" distB="0" distL="0" distR="0" wp14:anchorId="5041C053" wp14:editId="2DC57EE3">
+            <wp:extent cx="3330524" cy="1752600"/>
+            <wp:effectExtent l="0" t="0" r="3810" b="0"/>
+            <wp:docPr id="2097690268" name="图片 4"/>
+            <wp:cNvGraphicFramePr>
+              <a:graphicFrameLocks xmlns:a="http://schemas.openxmlformats.org/drawingml/2006/main" noChangeAspect="1"/>
+            </wp:cNvGraphicFramePr>
+            <a:graphic xmlns:a="http://schemas.openxmlformats.org/drawingml/2006/main">
+              <a:graphicData uri="http://schemas.openxmlformats.org/drawingml/2006/picture">
+                <pic:pic xmlns:pic="http://schemas.openxmlformats.org/drawingml/2006/picture">
+                  <pic:nvPicPr>
+                    <pic:cNvPr id="0" name="Picture 10"/>
+                    <pic:cNvPicPr>
+                      <a:picLocks noChangeAspect="1" noChangeArrowheads="1"/>
+                    </pic:cNvPicPr>
+                  </pic:nvPicPr>
+                  <pic:blipFill>
+                    <a:blip r:embed="rId35">
+                      <a:extLst>
+                        <a:ext uri="{28A0092B-C50C-407E-A947-70E740481C1C}">
+                          <a14:useLocalDpi xmlns:a14="http://schemas.microsoft.com/office/drawing/2010/main" val="0"/>
+                        </a:ext>
+                      </a:extLst>
+                    </a:blip>
+                    <a:srcRect/>
+                    <a:stretch>
+                      <a:fillRect/>
+                    </a:stretch>
+                  </pic:blipFill>
+                  <pic:spPr bwMode="auto">
+                    <a:xfrm>
+                      <a:off x="0" y="0"/>
+                      <a:ext cx="3345607" cy="1760537"/>
+                    </a:xfrm>
+                    <a:prstGeom prst="rect">
+                      <a:avLst/>
+                    </a:prstGeom>
+                    <a:noFill/>
+                    <a:ln>
+                      <a:noFill/>
+                    </a:ln>
+                  </pic:spPr>
+                </pic:pic>
+              </a:graphicData>
+            </a:graphic>
+          </wp:inline>
+        </w:drawing>
+      </w:r>
+    </w:p>
+    <w:p>
+      <w:pPr>
+        <w:widowControl/>
+        <w:adjustRightInd w:val="0"/>
+        <w:snapToGrid w:val="0"/>
+        <w:jc w:val="center"/>
+        <w:rPr>
+          <w:rFonts w:ascii="Tahoma" w:eastAsia="微软雅黑" w:hAnsi="Tahoma"/>
+          <w:kern w:val="0"/>
+          <w:sz w:val="22"/>
+        </w:rPr>
+      </w:pPr>
+      <w:r>
+        <w:rPr>
+          <w:rFonts w:ascii="Tahoma" w:eastAsia="微软雅黑" w:hAnsi="Tahoma"/>
+          <w:noProof/>
+          <w:kern w:val="0"/>
+          <w:sz w:val="22"/>
+        </w:rPr>
+        <w:drawing>
+          <wp:inline distT="0" distB="0" distL="0" distR="0" wp14:anchorId="2DA46094" wp14:editId="5E270FB0">
+            <wp:extent cx="3299460" cy="1806639"/>
+            <wp:effectExtent l="0" t="0" r="0" b="3175"/>
+            <wp:docPr id="804905634" name="图片 2"/>
+            <wp:cNvGraphicFramePr>
+              <a:graphicFrameLocks xmlns:a="http://schemas.openxmlformats.org/drawingml/2006/main" noChangeAspect="1"/>
+            </wp:cNvGraphicFramePr>
+            <a:graphic xmlns:a="http://schemas.openxmlformats.org/drawingml/2006/main">
+              <a:graphicData uri="http://schemas.openxmlformats.org/drawingml/2006/picture">
+                <pic:pic xmlns:pic="http://schemas.openxmlformats.org/drawingml/2006/picture">
+                  <pic:nvPicPr>
+                    <pic:cNvPr id="0" name="Picture 6"/>
+                    <pic:cNvPicPr>
+                      <a:picLocks noChangeAspect="1" noChangeArrowheads="1"/>
+                    </pic:cNvPicPr>
+                  </pic:nvPicPr>
+                  <pic:blipFill>
+                    <a:blip r:embed="rId36">
+                      <a:extLst>
+                        <a:ext uri="{28A0092B-C50C-407E-A947-70E740481C1C}">
+                          <a14:useLocalDpi xmlns:a14="http://schemas.microsoft.com/office/drawing/2010/main" val="0"/>
+                        </a:ext>
+                      </a:extLst>
+                    </a:blip>
+                    <a:srcRect/>
+                    <a:stretch>
+                      <a:fillRect/>
+                    </a:stretch>
+                  </pic:blipFill>
+                  <pic:spPr bwMode="auto">
+                    <a:xfrm>
+                      <a:off x="0" y="0"/>
+                      <a:ext cx="3340705" cy="1829223"/>
+                    </a:xfrm>
+                    <a:prstGeom prst="rect">
+                      <a:avLst/>
+                    </a:prstGeom>
+                    <a:noFill/>
+                    <a:ln>
+                      <a:noFill/>
+                    </a:ln>
+                  </pic:spPr>
+                </pic:pic>
+              </a:graphicData>
+            </a:graphic>
+          </wp:inline>
+        </w:drawing>
+      </w:r>
+    </w:p>
+    <w:p>
+      <w:pPr>
+        <w:widowControl/>
+        <w:adjustRightInd w:val="0"/>
+        <w:snapToGrid w:val="0"/>
+        <w:jc w:val="left"/>
+        <w:rPr>
+          <w:rFonts w:ascii="Tahoma" w:eastAsia="微软雅黑" w:hAnsi="Tahoma"/>
+          <w:kern w:val="0"/>
+          <w:sz w:val="22"/>
+        </w:rPr>
+      </w:pPr>
+      <w:r>
+        <w:rPr>
+          <w:rFonts w:ascii="Tahoma" w:eastAsia="微软雅黑" w:hAnsi="Tahoma" w:hint="eastAsia"/>
+          <w:kern w:val="0"/>
+          <w:sz w:val="22"/>
+        </w:rPr>
+        <w:t>除了上述配置，行高也可以直接通过在文本里插入窗口字符来修改。</w:t>
+      </w:r>
+    </w:p>
+    <w:p>
+      <w:pPr>
+        <w:widowControl/>
+        <w:adjustRightInd w:val="0"/>
+        <w:snapToGrid w:val="0"/>
+        <w:jc w:val="left"/>
+        <w:rPr>
+          <w:rFonts w:ascii="Tahoma" w:eastAsia="微软雅黑" w:hAnsi="Tahoma"/>
+          <w:kern w:val="0"/>
+          <w:sz w:val="22"/>
+        </w:rPr>
+      </w:pPr>
+      <w:r>
+        <w:rPr>
+          <w:rFonts w:ascii="Tahoma" w:eastAsia="微软雅黑" w:hAnsi="Tahoma" w:hint="eastAsia"/>
+          <w:kern w:val="0"/>
+          <w:sz w:val="22"/>
+        </w:rPr>
+        <w:t>可以去看看文档：“</w:t>
+      </w:r>
+      <w:r>
+        <w:rPr>
+          <w:rFonts w:ascii="Tahoma" w:eastAsia="微软雅黑" w:hAnsi="Tahoma" w:hint="eastAsia"/>
+          <w:color w:val="0070C0"/>
+          <w:kern w:val="0"/>
+          <w:sz w:val="22"/>
+        </w:rPr>
+        <w:t>23.</w:t>
+      </w:r>
+      <w:r>
+        <w:rPr>
+          <w:rFonts w:ascii="Tahoma" w:eastAsia="微软雅黑" w:hAnsi="Tahoma" w:hint="eastAsia"/>
+          <w:color w:val="0070C0"/>
+          <w:kern w:val="0"/>
+          <w:sz w:val="22"/>
+        </w:rPr>
+        <w:t>窗口字符</w:t>
+      </w:r>
+      <w:r>
+        <w:rPr>
+          <w:rFonts w:ascii="Tahoma" w:eastAsia="微软雅黑" w:hAnsi="Tahoma" w:hint="eastAsia"/>
+          <w:color w:val="0070C0"/>
+          <w:kern w:val="0"/>
+          <w:sz w:val="22"/>
+        </w:rPr>
+        <w:t xml:space="preserve"> &gt; </w:t>
+      </w:r>
+      <w:r>
+        <w:rPr>
+          <w:rFonts w:ascii="Tahoma" w:eastAsia="微软雅黑" w:hAnsi="Tahoma" w:hint="eastAsia"/>
+          <w:color w:val="0070C0"/>
+          <w:kern w:val="0"/>
+          <w:sz w:val="22"/>
+        </w:rPr>
+        <w:t>关于行高控制器</w:t>
+      </w:r>
+      <w:r>
+        <w:rPr>
+          <w:rFonts w:ascii="Tahoma" w:eastAsia="微软雅黑" w:hAnsi="Tahoma" w:hint="eastAsia"/>
+          <w:color w:val="0070C0"/>
+          <w:kern w:val="0"/>
+          <w:sz w:val="22"/>
+        </w:rPr>
+        <w:t>.docx</w:t>
+      </w:r>
+      <w:r>
+        <w:rPr>
+          <w:rFonts w:ascii="Tahoma" w:eastAsia="微软雅黑" w:hAnsi="Tahoma" w:hint="eastAsia"/>
+          <w:kern w:val="0"/>
+          <w:sz w:val="22"/>
+        </w:rPr>
+        <w:t>”。</w:t>
+      </w:r>
+    </w:p>
+    <w:p>
+      <w:pPr>
+        <w:widowControl/>
+        <w:adjustRightInd w:val="0"/>
+        <w:snapToGrid w:val="0"/>
+        <w:jc w:val="left"/>
+        <w:rPr>
+          <w:rFonts w:ascii="Tahoma" w:eastAsia="微软雅黑" w:hAnsi="Tahoma"/>
+          <w:kern w:val="0"/>
+          <w:sz w:val="22"/>
+        </w:rPr>
+      </w:pPr>
+      <w:r>
+        <w:rPr>
+          <w:rFonts w:ascii="Tahoma" w:eastAsia="微软雅黑" w:hAnsi="Tahoma" w:hint="eastAsia"/>
+          <w:kern w:val="0"/>
+          <w:sz w:val="22"/>
+        </w:rPr>
+        <w:br w:type="page"/>
+      </w:r>
+    </w:p>
+    <w:p>
+      <w:pPr>
+        <w:pStyle w:val="2"/>
+        <w:rPr>
+          <w:rFonts w:hint="eastAsia"/>
+        </w:rPr>
+      </w:pPr>
+      <w:r>
+        <w:rPr>
+          <w:rFonts w:hint="eastAsia"/>
+        </w:rPr>
+        <w:lastRenderedPageBreak/>
+        <w:t>子插件</w:t>
+      </w:r>
+    </w:p>
+    <w:p>
+      <w:pPr>
+        <w:pStyle w:val="3"/>
+        <w:rPr>
+          <w:rFonts w:hint="eastAsia"/>
+        </w:rPr>
+      </w:pPr>
+      <w:r>
+        <w:rPr>
+          <w:rFonts w:hint="eastAsia"/>
+        </w:rPr>
+        <w:t>【鼠标 -</w:t>
+      </w:r>
+      <w:r>
+        <w:t xml:space="preserve"> </w:t>
+      </w:r>
+      <w:r>
+        <w:rPr>
+          <w:rFonts w:hint="eastAsia"/>
+        </w:rPr>
+        <w:t>状态和buff说明窗口</w:t>
+      </w:r>
+      <w:r>
+        <w:rPr>
+          <w:rFonts w:hint="eastAsia"/>
+        </w:rPr>
+        <w:t>】</w:t>
+      </w:r>
+    </w:p>
+    <w:p>
+      <w:pPr>
+        <w:snapToGrid w:val="0"/>
+        <w:rPr>
+          <w:rFonts w:ascii="Tahoma" w:eastAsia="微软雅黑" w:hAnsi="Tahoma"/>
+          <w:kern w:val="0"/>
+          <w:sz w:val="22"/>
+        </w:rPr>
+      </w:pPr>
+      <w:r>
+        <w:rPr>
+          <w:rFonts w:ascii="Tahoma" w:eastAsia="微软雅黑" w:hAnsi="Tahoma" w:hint="eastAsia"/>
+          <w:kern w:val="0"/>
+          <w:sz w:val="22"/>
+        </w:rPr>
+        <w:t>插件</w:t>
+      </w:r>
+      <w:r>
+        <w:rPr>
+          <w:rFonts w:ascii="Tahoma" w:eastAsia="微软雅黑" w:hAnsi="Tahoma" w:hint="eastAsia"/>
+          <w:kern w:val="0"/>
+          <w:sz w:val="22"/>
+        </w:rPr>
+        <w:t>本体</w:t>
+      </w:r>
+      <w:r>
+        <w:rPr>
+          <w:rFonts w:ascii="Tahoma" w:eastAsia="微软雅黑" w:hAnsi="Tahoma" w:hint="eastAsia"/>
+          <w:kern w:val="0"/>
+          <w:sz w:val="22"/>
+        </w:rPr>
+        <w:t>：</w:t>
+      </w:r>
+    </w:p>
+    <w:p>
+      <w:pPr>
+        <w:snapToGrid w:val="0"/>
+        <w:rPr>
+          <w:rFonts w:ascii="Tahoma" w:eastAsia="微软雅黑" w:hAnsi="Tahoma"/>
+          <w:kern w:val="0"/>
+          <w:sz w:val="22"/>
+        </w:rPr>
+      </w:pPr>
+      <w:r>
+        <w:rPr>
+          <w:rFonts w:ascii="Tahoma" w:eastAsia="微软雅黑" w:hAnsi="Tahoma"/>
+          <w:kern w:val="0"/>
+          <w:sz w:val="22"/>
+        </w:rPr>
+        <w:tab/>
+      </w:r>
+      <w:r>
+        <w:rPr>
+          <w:rFonts w:ascii="Tahoma" w:eastAsia="微软雅黑" w:hAnsi="Tahoma" w:hint="eastAsia"/>
+          <w:kern w:val="0"/>
+          <w:sz w:val="22"/>
+        </w:rPr>
+        <w:t>◆</w:t>
+      </w:r>
+      <w:r>
+        <w:rPr>
+          <w:rFonts w:ascii="Tahoma" w:eastAsia="微软雅黑" w:hAnsi="Tahoma" w:hint="eastAsia"/>
+          <w:kern w:val="0"/>
+          <w:sz w:val="22"/>
+        </w:rPr>
+        <w:t>Drill_MiniPlateForState</w:t>
+      </w:r>
+      <w:r>
+        <w:rPr>
+          <w:rFonts w:ascii="Tahoma" w:eastAsia="微软雅黑" w:hAnsi="Tahoma"/>
+          <w:kern w:val="0"/>
+          <w:sz w:val="22"/>
+        </w:rPr>
+        <w:tab/>
+      </w:r>
+      <w:r>
+        <w:rPr>
+          <w:rFonts w:ascii="Tahoma" w:eastAsia="微软雅黑" w:hAnsi="Tahoma"/>
+          <w:kern w:val="0"/>
+          <w:sz w:val="22"/>
+        </w:rPr>
+        <w:tab/>
+      </w:r>
+      <w:r>
+        <w:rPr>
+          <w:rFonts w:ascii="Tahoma" w:eastAsia="微软雅黑" w:hAnsi="Tahoma"/>
+          <w:kern w:val="0"/>
+          <w:sz w:val="22"/>
+        </w:rPr>
+        <w:tab/>
+      </w:r>
+      <w:r>
+        <w:rPr>
+          <w:rFonts w:ascii="Tahoma" w:eastAsia="微软雅黑" w:hAnsi="Tahoma"/>
+          <w:kern w:val="0"/>
+          <w:sz w:val="22"/>
+        </w:rPr>
+        <w:tab/>
+      </w:r>
+      <w:r>
+        <w:rPr>
+          <w:rFonts w:ascii="Tahoma" w:eastAsia="微软雅黑" w:hAnsi="Tahoma" w:hint="eastAsia"/>
+          <w:kern w:val="0"/>
+          <w:sz w:val="22"/>
+        </w:rPr>
+        <w:t>鼠标</w:t>
+      </w:r>
+      <w:r>
+        <w:rPr>
+          <w:rFonts w:ascii="Tahoma" w:eastAsia="微软雅黑" w:hAnsi="Tahoma"/>
+          <w:kern w:val="0"/>
+          <w:sz w:val="22"/>
+        </w:rPr>
+        <w:t xml:space="preserve"> - </w:t>
+      </w:r>
+      <w:r>
+        <w:rPr>
+          <w:rFonts w:ascii="Tahoma" w:eastAsia="微软雅黑" w:hAnsi="Tahoma" w:hint="eastAsia"/>
+          <w:kern w:val="0"/>
+          <w:sz w:val="22"/>
+        </w:rPr>
+        <w:t>状态和</w:t>
+      </w:r>
+      <w:r>
+        <w:rPr>
+          <w:rFonts w:ascii="Tahoma" w:eastAsia="微软雅黑" w:hAnsi="Tahoma" w:hint="eastAsia"/>
+          <w:kern w:val="0"/>
+          <w:sz w:val="22"/>
+        </w:rPr>
+        <w:t>buff</w:t>
+      </w:r>
+      <w:r>
+        <w:rPr>
+          <w:rFonts w:ascii="Tahoma" w:eastAsia="微软雅黑" w:hAnsi="Tahoma" w:hint="eastAsia"/>
+          <w:kern w:val="0"/>
+          <w:sz w:val="22"/>
+        </w:rPr>
+        <w:t>说明窗口</w:t>
+      </w:r>
+    </w:p>
+    <w:p>
+      <w:pPr>
+        <w:pStyle w:val="4"/>
+        <w:snapToGrid w:val="0"/>
+        <w:spacing w:before="120" w:after="120" w:line="240" w:lineRule="auto"/>
+        <w:rPr>
+          <w:rFonts w:ascii="微软雅黑" w:eastAsia="微软雅黑" w:hAnsi="微软雅黑" w:hint="eastAsia"/>
           <w:sz w:val="22"/>
           <w:szCs w:val="22"/>
         </w:rPr>
@@ -4068,7 +5279,7 @@
         <w:widowControl/>
         <w:jc w:val="center"/>
         <w:rPr>
-          <w:rFonts w:ascii="宋体" w:eastAsia="宋体" w:hAnsi="宋体" w:cs="宋体"/>
+          <w:rFonts w:ascii="宋体" w:eastAsia="宋体" w:hAnsi="宋体" w:cs="宋体" w:hint="eastAsia"/>
           <w:kern w:val="0"/>
           <w:sz w:val="24"/>
           <w:szCs w:val="24"/>
@@ -4100,7 +5311,7 @@
                     </pic:cNvPicPr>
                   </pic:nvPicPr>
                   <pic:blipFill>
-                    <a:blip r:embed="rId32">
+                    <a:blip r:embed="rId37">
                       <a:extLst>
                         <a:ext uri="{28A0092B-C50C-407E-A947-70E740481C1C}">
                           <a14:useLocalDpi xmlns:a14="http://schemas.microsoft.com/office/drawing/2010/main" val="0"/>
@@ -4166,7 +5377,7 @@
                     </pic:cNvPicPr>
                   </pic:nvPicPr>
                   <pic:blipFill>
-                    <a:blip r:embed="rId33">
+                    <a:blip r:embed="rId38">
                       <a:extLst>
                         <a:ext uri="{28A0092B-C50C-407E-A947-70E740481C1C}">
                           <a14:useLocalDpi xmlns:a14="http://schemas.microsoft.com/office/drawing/2010/main" val="0"/>
@@ -4204,7 +5415,7 @@
         <w:snapToGrid w:val="0"/>
         <w:spacing w:before="120" w:after="120" w:line="240" w:lineRule="auto"/>
         <w:rPr>
-          <w:rFonts w:ascii="微软雅黑" w:eastAsia="微软雅黑" w:hAnsi="微软雅黑"/>
+          <w:rFonts w:ascii="微软雅黑" w:eastAsia="微软雅黑" w:hAnsi="微软雅黑" w:hint="eastAsia"/>
           <w:sz w:val="22"/>
           <w:szCs w:val="22"/>
         </w:rPr>
@@ -4265,7 +5476,7 @@
         <w:widowControl/>
         <w:jc w:val="center"/>
         <w:rPr>
-          <w:rFonts w:ascii="宋体" w:eastAsia="宋体" w:hAnsi="宋体" w:cs="宋体"/>
+          <w:rFonts w:ascii="宋体" w:eastAsia="宋体" w:hAnsi="宋体" w:cs="宋体" w:hint="eastAsia"/>
           <w:kern w:val="0"/>
           <w:sz w:val="24"/>
           <w:szCs w:val="24"/>
@@ -4297,7 +5508,7 @@
                     </pic:cNvPicPr>
                   </pic:nvPicPr>
                   <pic:blipFill>
-                    <a:blip r:embed="rId34">
+                    <a:blip r:embed="rId39">
                       <a:extLst>
                         <a:ext uri="{28A0092B-C50C-407E-A947-70E740481C1C}">
                           <a14:useLocalDpi xmlns:a14="http://schemas.microsoft.com/office/drawing/2010/main" val="0"/>
@@ -4334,7 +5545,7 @@
         <w:widowControl/>
         <w:jc w:val="center"/>
         <w:rPr>
-          <w:rFonts w:ascii="宋体" w:eastAsia="宋体" w:hAnsi="宋体" w:cs="宋体"/>
+          <w:rFonts w:ascii="宋体" w:eastAsia="宋体" w:hAnsi="宋体" w:cs="宋体" w:hint="eastAsia"/>
           <w:kern w:val="0"/>
           <w:sz w:val="24"/>
           <w:szCs w:val="24"/>
@@ -4366,7 +5577,7 @@
                     </pic:cNvPicPr>
                   </pic:nvPicPr>
                   <pic:blipFill>
-                    <a:blip r:embed="rId35">
+                    <a:blip r:embed="rId40">
                       <a:extLst>
                         <a:ext uri="{28A0092B-C50C-407E-A947-70E740481C1C}">
                           <a14:useLocalDpi xmlns:a14="http://schemas.microsoft.com/office/drawing/2010/main" val="0"/>
@@ -4402,7 +5613,7 @@
       <w:pPr>
         <w:widowControl/>
         <w:rPr>
-          <w:rFonts w:ascii="宋体" w:eastAsia="宋体" w:hAnsi="宋体" w:cs="宋体"/>
+          <w:rFonts w:ascii="宋体" w:eastAsia="宋体" w:hAnsi="宋体" w:cs="宋体" w:hint="eastAsia"/>
           <w:kern w:val="0"/>
           <w:sz w:val="24"/>
           <w:szCs w:val="24"/>
@@ -4414,7 +5625,7 @@
         <w:widowControl/>
         <w:jc w:val="left"/>
         <w:rPr>
-          <w:rFonts w:ascii="宋体" w:eastAsia="宋体" w:hAnsi="宋体" w:cs="宋体"/>
+          <w:rFonts w:ascii="宋体" w:eastAsia="宋体" w:hAnsi="宋体" w:cs="宋体" w:hint="eastAsia"/>
           <w:kern w:val="0"/>
           <w:sz w:val="24"/>
           <w:szCs w:val="24"/>
@@ -4433,6 +5644,9 @@
     <w:p>
       <w:pPr>
         <w:pStyle w:val="3"/>
+        <w:rPr>
+          <w:rFonts w:hint="eastAsia"/>
+        </w:rPr>
       </w:pPr>
       <w:r>
         <w:rPr>
@@ -4516,7 +5730,6 @@
         </w:rPr>
         <w:t>◆</w:t>
       </w:r>
-      <w:proofErr w:type="spellStart"/>
       <w:r>
         <w:rPr>
           <w:rFonts w:ascii="Tahoma" w:eastAsia="微软雅黑" w:hAnsi="Tahoma"/>
@@ -4525,7 +5738,6 @@
         </w:rPr>
         <w:t>Drill_MiniPlateForEvent</w:t>
       </w:r>
-      <w:proofErr w:type="spellEnd"/>
       <w:r>
         <w:rPr>
           <w:rFonts w:ascii="Tahoma" w:eastAsia="微软雅黑" w:hAnsi="Tahoma"/>
@@ -4589,7 +5801,7 @@
         <w:snapToGrid w:val="0"/>
         <w:spacing w:before="120" w:after="120" w:line="240" w:lineRule="auto"/>
         <w:rPr>
-          <w:rFonts w:ascii="微软雅黑" w:eastAsia="微软雅黑" w:hAnsi="微软雅黑"/>
+          <w:rFonts w:ascii="微软雅黑" w:eastAsia="微软雅黑" w:hAnsi="微软雅黑" w:hint="eastAsia"/>
           <w:sz w:val="22"/>
           <w:szCs w:val="22"/>
         </w:rPr>
@@ -4710,7 +5922,7 @@
         <w:widowControl/>
         <w:jc w:val="center"/>
         <w:rPr>
-          <w:rFonts w:ascii="宋体" w:eastAsia="宋体" w:hAnsi="宋体" w:cs="宋体"/>
+          <w:rFonts w:ascii="宋体" w:eastAsia="宋体" w:hAnsi="宋体" w:cs="宋体" w:hint="eastAsia"/>
           <w:kern w:val="0"/>
           <w:sz w:val="24"/>
           <w:szCs w:val="24"/>
@@ -4742,7 +5954,7 @@
                     </pic:cNvPicPr>
                   </pic:nvPicPr>
                   <pic:blipFill>
-                    <a:blip r:embed="rId36">
+                    <a:blip r:embed="rId41">
                       <a:extLst>
                         <a:ext uri="{28A0092B-C50C-407E-A947-70E740481C1C}">
                           <a14:useLocalDpi xmlns:a14="http://schemas.microsoft.com/office/drawing/2010/main" val="0"/>
@@ -4780,7 +5992,7 @@
         <w:snapToGrid w:val="0"/>
         <w:spacing w:before="120" w:after="120" w:line="240" w:lineRule="auto"/>
         <w:rPr>
-          <w:rFonts w:ascii="微软雅黑" w:eastAsia="微软雅黑" w:hAnsi="微软雅黑"/>
+          <w:rFonts w:ascii="微软雅黑" w:eastAsia="微软雅黑" w:hAnsi="微软雅黑" w:hint="eastAsia"/>
           <w:sz w:val="22"/>
           <w:szCs w:val="22"/>
         </w:rPr>
@@ -4833,7 +6045,7 @@
         <w:widowControl/>
         <w:jc w:val="center"/>
         <w:rPr>
-          <w:rFonts w:ascii="宋体" w:eastAsia="宋体" w:hAnsi="宋体" w:cs="宋体"/>
+          <w:rFonts w:ascii="宋体" w:eastAsia="宋体" w:hAnsi="宋体" w:cs="宋体" w:hint="eastAsia"/>
           <w:kern w:val="0"/>
           <w:sz w:val="24"/>
           <w:szCs w:val="24"/>
@@ -4865,7 +6077,7 @@
                     </pic:cNvPicPr>
                   </pic:nvPicPr>
                   <pic:blipFill>
-                    <a:blip r:embed="rId15">
+                    <a:blip r:embed="rId16">
                       <a:extLst>
                         <a:ext uri="{28A0092B-C50C-407E-A947-70E740481C1C}">
                           <a14:useLocalDpi xmlns:a14="http://schemas.microsoft.com/office/drawing/2010/main" val="0"/>
@@ -4902,7 +6114,7 @@
         <w:widowControl/>
         <w:jc w:val="center"/>
         <w:rPr>
-          <w:rFonts w:ascii="宋体" w:eastAsia="宋体" w:hAnsi="宋体" w:cs="宋体"/>
+          <w:rFonts w:ascii="宋体" w:eastAsia="宋体" w:hAnsi="宋体" w:cs="宋体" w:hint="eastAsia"/>
           <w:kern w:val="0"/>
           <w:sz w:val="24"/>
           <w:szCs w:val="24"/>
@@ -4934,7 +6146,7 @@
                     </pic:cNvPicPr>
                   </pic:nvPicPr>
                   <pic:blipFill>
-                    <a:blip r:embed="rId16">
+                    <a:blip r:embed="rId17">
                       <a:extLst>
                         <a:ext uri="{28A0092B-C50C-407E-A947-70E740481C1C}">
                           <a14:useLocalDpi xmlns:a14="http://schemas.microsoft.com/office/drawing/2010/main" val="0"/>
@@ -4988,6 +6200,9 @@
     <w:p>
       <w:pPr>
         <w:pStyle w:val="3"/>
+        <w:rPr>
+          <w:rFonts w:hint="eastAsia"/>
+        </w:rPr>
       </w:pPr>
       <w:r>
         <w:rPr>
@@ -5071,7 +6286,6 @@
         </w:rPr>
         <w:t>◆</w:t>
       </w:r>
-      <w:proofErr w:type="spellStart"/>
       <w:r>
         <w:rPr>
           <w:rFonts w:ascii="Tahoma" w:eastAsia="微软雅黑" w:hAnsi="Tahoma"/>
@@ -5088,7 +6302,6 @@
         </w:rPr>
         <w:t>Picture</w:t>
       </w:r>
-      <w:proofErr w:type="spellEnd"/>
       <w:r>
         <w:rPr>
           <w:rFonts w:ascii="Tahoma" w:eastAsia="微软雅黑" w:hAnsi="Tahoma"/>
@@ -5176,7 +6389,7 @@
         <w:snapToGrid w:val="0"/>
         <w:spacing w:before="120" w:after="120" w:line="240" w:lineRule="auto"/>
         <w:rPr>
-          <w:rFonts w:ascii="微软雅黑" w:eastAsia="微软雅黑" w:hAnsi="微软雅黑"/>
+          <w:rFonts w:ascii="微软雅黑" w:eastAsia="微软雅黑" w:hAnsi="微软雅黑" w:hint="eastAsia"/>
           <w:sz w:val="22"/>
           <w:szCs w:val="22"/>
         </w:rPr>
@@ -5213,7 +6426,7 @@
         <w:widowControl/>
         <w:jc w:val="center"/>
         <w:rPr>
-          <w:rFonts w:ascii="宋体" w:eastAsia="宋体" w:hAnsi="宋体" w:cs="宋体"/>
+          <w:rFonts w:ascii="宋体" w:eastAsia="宋体" w:hAnsi="宋体" w:cs="宋体" w:hint="eastAsia"/>
           <w:kern w:val="0"/>
           <w:sz w:val="24"/>
           <w:szCs w:val="24"/>
@@ -5245,7 +6458,7 @@
                     </pic:cNvPicPr>
                   </pic:nvPicPr>
                   <pic:blipFill>
-                    <a:blip r:embed="rId37">
+                    <a:blip r:embed="rId42">
                       <a:extLst>
                         <a:ext uri="{28A0092B-C50C-407E-A947-70E740481C1C}">
                           <a14:useLocalDpi xmlns:a14="http://schemas.microsoft.com/office/drawing/2010/main" val="0"/>
@@ -5283,7 +6496,7 @@
         <w:snapToGrid w:val="0"/>
         <w:spacing w:before="120" w:after="120" w:line="240" w:lineRule="auto"/>
         <w:rPr>
-          <w:rFonts w:ascii="微软雅黑" w:eastAsia="微软雅黑" w:hAnsi="微软雅黑"/>
+          <w:rFonts w:ascii="微软雅黑" w:eastAsia="微软雅黑" w:hAnsi="微软雅黑" w:hint="eastAsia"/>
           <w:sz w:val="22"/>
           <w:szCs w:val="22"/>
         </w:rPr>
@@ -5336,7 +6549,7 @@
         <w:widowControl/>
         <w:jc w:val="center"/>
         <w:rPr>
-          <w:rFonts w:ascii="宋体" w:eastAsia="宋体" w:hAnsi="宋体" w:cs="宋体"/>
+          <w:rFonts w:ascii="宋体" w:eastAsia="宋体" w:hAnsi="宋体" w:cs="宋体" w:hint="eastAsia"/>
           <w:kern w:val="0"/>
           <w:sz w:val="24"/>
           <w:szCs w:val="24"/>
@@ -5368,7 +6581,7 @@
                     </pic:cNvPicPr>
                   </pic:nvPicPr>
                   <pic:blipFill>
-                    <a:blip r:embed="rId38">
+                    <a:blip r:embed="rId43">
                       <a:extLst>
                         <a:ext uri="{28A0092B-C50C-407E-A947-70E740481C1C}">
                           <a14:useLocalDpi xmlns:a14="http://schemas.microsoft.com/office/drawing/2010/main" val="0"/>
@@ -5405,7 +6618,7 @@
         <w:widowControl/>
         <w:jc w:val="center"/>
         <w:rPr>
-          <w:rFonts w:ascii="宋体" w:eastAsia="宋体" w:hAnsi="宋体" w:cs="宋体"/>
+          <w:rFonts w:ascii="宋体" w:eastAsia="宋体" w:hAnsi="宋体" w:cs="宋体" w:hint="eastAsia"/>
           <w:kern w:val="0"/>
           <w:sz w:val="24"/>
           <w:szCs w:val="24"/>
@@ -5437,7 +6650,7 @@
                     </pic:cNvPicPr>
                   </pic:nvPicPr>
                   <pic:blipFill>
-                    <a:blip r:embed="rId39">
+                    <a:blip r:embed="rId44">
                       <a:extLst>
                         <a:ext uri="{28A0092B-C50C-407E-A947-70E740481C1C}">
                           <a14:useLocalDpi xmlns:a14="http://schemas.microsoft.com/office/drawing/2010/main" val="0"/>
@@ -5492,7 +6705,7 @@
         <w:widowControl/>
         <w:jc w:val="center"/>
         <w:rPr>
-          <w:rFonts w:ascii="宋体" w:eastAsia="宋体" w:hAnsi="宋体" w:cs="宋体"/>
+          <w:rFonts w:ascii="宋体" w:eastAsia="宋体" w:hAnsi="宋体" w:cs="宋体" w:hint="eastAsia"/>
           <w:kern w:val="0"/>
           <w:sz w:val="24"/>
           <w:szCs w:val="24"/>
@@ -5524,7 +6737,7 @@
                     </pic:cNvPicPr>
                   </pic:nvPicPr>
                   <pic:blipFill>
-                    <a:blip r:embed="rId40">
+                    <a:blip r:embed="rId45">
                       <a:extLst>
                         <a:ext uri="{28A0092B-C50C-407E-A947-70E740481C1C}">
                           <a14:useLocalDpi xmlns:a14="http://schemas.microsoft.com/office/drawing/2010/main" val="0"/>
@@ -5561,7 +6774,7 @@
         <w:widowControl/>
         <w:jc w:val="center"/>
         <w:rPr>
-          <w:rFonts w:ascii="宋体" w:eastAsia="宋体" w:hAnsi="宋体" w:cs="宋体"/>
+          <w:rFonts w:ascii="宋体" w:eastAsia="宋体" w:hAnsi="宋体" w:cs="宋体" w:hint="eastAsia"/>
           <w:kern w:val="0"/>
           <w:sz w:val="24"/>
           <w:szCs w:val="24"/>
@@ -5593,7 +6806,7 @@
                     </pic:cNvPicPr>
                   </pic:nvPicPr>
                   <pic:blipFill>
-                    <a:blip r:embed="rId41">
+                    <a:blip r:embed="rId46">
                       <a:extLst>
                         <a:ext uri="{28A0092B-C50C-407E-A947-70E740481C1C}">
                           <a14:useLocalDpi xmlns:a14="http://schemas.microsoft.com/office/drawing/2010/main" val="0"/>
@@ -5647,6 +6860,9 @@
     <w:p>
       <w:pPr>
         <w:pStyle w:val="3"/>
+        <w:rPr>
+          <w:rFonts w:hint="eastAsia"/>
+        </w:rPr>
       </w:pPr>
       <w:r>
         <w:rPr>
@@ -5730,7 +6946,6 @@
         </w:rPr>
         <w:t>◆</w:t>
       </w:r>
-      <w:proofErr w:type="spellStart"/>
       <w:r>
         <w:rPr>
           <w:rFonts w:ascii="Tahoma" w:eastAsia="微软雅黑" w:hAnsi="Tahoma"/>
@@ -5747,7 +6962,6 @@
         </w:rPr>
         <w:t>Char</w:t>
       </w:r>
-      <w:proofErr w:type="spellEnd"/>
       <w:r>
         <w:rPr>
           <w:rFonts w:ascii="Tahoma" w:eastAsia="微软雅黑" w:hAnsi="Tahoma"/>
@@ -5835,7 +7049,7 @@
         <w:snapToGrid w:val="0"/>
         <w:spacing w:before="120" w:after="120" w:line="240" w:lineRule="auto"/>
         <w:rPr>
-          <w:rFonts w:ascii="微软雅黑" w:eastAsia="微软雅黑" w:hAnsi="微软雅黑"/>
+          <w:rFonts w:ascii="微软雅黑" w:eastAsia="微软雅黑" w:hAnsi="微软雅黑" w:hint="eastAsia"/>
           <w:sz w:val="22"/>
           <w:szCs w:val="22"/>
         </w:rPr>
@@ -5872,7 +7086,7 @@
         <w:widowControl/>
         <w:jc w:val="center"/>
         <w:rPr>
-          <w:rFonts w:ascii="宋体" w:eastAsia="宋体" w:hAnsi="宋体" w:cs="宋体"/>
+          <w:rFonts w:ascii="宋体" w:eastAsia="宋体" w:hAnsi="宋体" w:cs="宋体" w:hint="eastAsia"/>
           <w:kern w:val="0"/>
           <w:sz w:val="24"/>
           <w:szCs w:val="24"/>
@@ -5904,7 +7118,7 @@
                     </pic:cNvPicPr>
                   </pic:nvPicPr>
                   <pic:blipFill>
-                    <a:blip r:embed="rId42">
+                    <a:blip r:embed="rId47">
                       <a:extLst>
                         <a:ext uri="{28A0092B-C50C-407E-A947-70E740481C1C}">
                           <a14:useLocalDpi xmlns:a14="http://schemas.microsoft.com/office/drawing/2010/main" val="0"/>
@@ -5942,18 +7156,26 @@
         <w:snapToGrid w:val="0"/>
         <w:spacing w:before="120" w:after="120" w:line="240" w:lineRule="auto"/>
         <w:rPr>
+          <w:rFonts w:ascii="微软雅黑" w:eastAsia="微软雅黑" w:hAnsi="微软雅黑" w:hint="eastAsia"/>
+          <w:sz w:val="22"/>
+          <w:szCs w:val="22"/>
+        </w:rPr>
+      </w:pPr>
+      <w:r>
+        <w:rPr>
           <w:rFonts w:ascii="微软雅黑" w:eastAsia="微软雅黑" w:hAnsi="微软雅黑"/>
           <w:sz w:val="22"/>
           <w:szCs w:val="22"/>
         </w:rPr>
-      </w:pPr>
-      <w:r>
-        <w:rPr>
-          <w:rFonts w:ascii="微软雅黑" w:eastAsia="微软雅黑" w:hAnsi="微软雅黑"/>
+        <w:t>2</w:t>
+      </w:r>
+      <w:r>
+        <w:rPr>
+          <w:rFonts w:ascii="微软雅黑" w:eastAsia="微软雅黑" w:hAnsi="微软雅黑" w:hint="eastAsia"/>
           <w:sz w:val="22"/>
           <w:szCs w:val="22"/>
         </w:rPr>
-        <w:t>2</w:t>
+        <w:t>）</w:t>
       </w:r>
       <w:r>
         <w:rPr>
@@ -5961,15 +7183,129 @@
           <w:sz w:val="22"/>
           <w:szCs w:val="22"/>
         </w:rPr>
+        <w:t>配置方法</w:t>
+      </w:r>
+    </w:p>
+    <w:p>
+      <w:pPr>
+        <w:snapToGrid w:val="0"/>
+        <w:rPr>
+          <w:rFonts w:ascii="Tahoma" w:eastAsia="微软雅黑" w:hAnsi="Tahoma"/>
+          <w:kern w:val="0"/>
+          <w:sz w:val="22"/>
+        </w:rPr>
+      </w:pPr>
+      <w:r>
+        <w:rPr>
+          <w:rFonts w:ascii="Tahoma" w:eastAsia="微软雅黑" w:hAnsi="Tahoma" w:hint="eastAsia"/>
+          <w:kern w:val="0"/>
+          <w:sz w:val="22"/>
+        </w:rPr>
+        <w:t>需要设置</w:t>
+      </w:r>
+      <w:r>
+        <w:rPr>
+          <w:rFonts w:ascii="Tahoma" w:eastAsia="微软雅黑" w:hAnsi="Tahoma" w:hint="eastAsia"/>
+          <w:kern w:val="0"/>
+          <w:sz w:val="22"/>
+        </w:rPr>
+        <w:t xml:space="preserve"> </w:t>
+      </w:r>
+      <w:r>
+        <w:rPr>
+          <w:rFonts w:ascii="Tahoma" w:eastAsia="微软雅黑" w:hAnsi="Tahoma" w:hint="eastAsia"/>
+          <w:kern w:val="0"/>
+          <w:sz w:val="22"/>
+        </w:rPr>
+        <w:t>头部字符串</w:t>
+      </w:r>
+      <w:r>
+        <w:rPr>
+          <w:rFonts w:ascii="Tahoma" w:eastAsia="微软雅黑" w:hAnsi="Tahoma" w:hint="eastAsia"/>
+          <w:kern w:val="0"/>
+          <w:sz w:val="22"/>
+        </w:rPr>
+        <w:t>（</w:t>
+      </w:r>
+      <w:r>
+        <w:rPr>
+          <w:rFonts w:ascii="Tahoma" w:eastAsia="微软雅黑" w:hAnsi="Tahoma"/>
+          <w:kern w:val="0"/>
+          <w:sz w:val="22"/>
+        </w:rPr>
+        <w:t>\dMPFCstart[</w:t>
+      </w:r>
+      <w:r>
+        <w:rPr>
+          <w:rFonts w:ascii="Tahoma" w:eastAsia="微软雅黑" w:hAnsi="Tahoma"/>
+          <w:kern w:val="0"/>
+          <w:sz w:val="22"/>
+        </w:rPr>
+        <w:t>5</w:t>
+      </w:r>
+      <w:r>
+        <w:rPr>
+          <w:rFonts w:ascii="Tahoma" w:eastAsia="微软雅黑" w:hAnsi="Tahoma"/>
+          <w:kern w:val="0"/>
+          <w:sz w:val="22"/>
+        </w:rPr>
+        <w:t>]</w:t>
+      </w:r>
+      <w:r>
+        <w:rPr>
+          <w:rFonts w:ascii="Tahoma" w:eastAsia="微软雅黑" w:hAnsi="Tahoma" w:hint="eastAsia"/>
+          <w:kern w:val="0"/>
+          <w:sz w:val="22"/>
+        </w:rPr>
         <w:t>）</w:t>
       </w:r>
       <w:r>
         <w:rPr>
-          <w:rFonts w:ascii="微软雅黑" w:eastAsia="微软雅黑" w:hAnsi="微软雅黑" w:hint="eastAsia"/>
-          <w:sz w:val="22"/>
-          <w:szCs w:val="22"/>
-        </w:rPr>
-        <w:t>配置方法</w:t>
+          <w:rFonts w:ascii="Tahoma" w:eastAsia="微软雅黑" w:hAnsi="Tahoma" w:hint="eastAsia"/>
+          <w:kern w:val="0"/>
+          <w:sz w:val="22"/>
+        </w:rPr>
+        <w:t>和尾部字符串</w:t>
+      </w:r>
+      <w:r>
+        <w:rPr>
+          <w:rFonts w:ascii="Tahoma" w:eastAsia="微软雅黑" w:hAnsi="Tahoma" w:hint="eastAsia"/>
+          <w:kern w:val="0"/>
+          <w:sz w:val="22"/>
+        </w:rPr>
+        <w:t>（</w:t>
+      </w:r>
+      <w:r>
+        <w:rPr>
+          <w:rFonts w:ascii="Tahoma" w:eastAsia="微软雅黑" w:hAnsi="Tahoma"/>
+          <w:kern w:val="0"/>
+          <w:sz w:val="22"/>
+        </w:rPr>
+        <w:t>\dMPFC</w:t>
+      </w:r>
+      <w:r>
+        <w:rPr>
+          <w:rFonts w:ascii="Tahoma" w:eastAsia="微软雅黑" w:hAnsi="Tahoma" w:hint="eastAsia"/>
+          <w:kern w:val="0"/>
+          <w:sz w:val="22"/>
+        </w:rPr>
+        <w:t>end</w:t>
+      </w:r>
+      <w:r>
+        <w:rPr>
+          <w:rFonts w:ascii="Tahoma" w:eastAsia="微软雅黑" w:hAnsi="Tahoma" w:hint="eastAsia"/>
+          <w:kern w:val="0"/>
+          <w:sz w:val="22"/>
+        </w:rPr>
+        <w:t>）</w:t>
+      </w:r>
+      <w:r>
+        <w:rPr>
+          <w:rFonts w:ascii="Tahoma" w:eastAsia="微软雅黑" w:hAnsi="Tahoma" w:hint="eastAsia"/>
+          <w:kern w:val="0"/>
+          <w:sz w:val="22"/>
+        </w:rPr>
+        <w:t>，</w:t>
       </w:r>
     </w:p>
     <w:p>
@@ -5987,23 +7323,7 @@
           <w:kern w:val="0"/>
           <w:sz w:val="22"/>
         </w:rPr>
-        <w:t>需要设置</w:t>
-      </w:r>
-      <w:r>
-        <w:rPr>
-          <w:rFonts w:ascii="Tahoma" w:eastAsia="微软雅黑" w:hAnsi="Tahoma" w:hint="eastAsia"/>
-          <w:kern w:val="0"/>
-          <w:sz w:val="22"/>
-        </w:rPr>
-        <w:t xml:space="preserve"> </w:t>
-      </w:r>
-      <w:r>
-        <w:rPr>
-          <w:rFonts w:ascii="Tahoma" w:eastAsia="微软雅黑" w:hAnsi="Tahoma" w:hint="eastAsia"/>
-          <w:kern w:val="0"/>
-          <w:sz w:val="22"/>
-        </w:rPr>
-        <w:t>头部字符串和尾部字符串，中间包裹的所有字符块都能有效。</w:t>
+        <w:t>中间包裹的所有字符块都能有效。</w:t>
       </w:r>
     </w:p>
     <w:p>
@@ -6062,19 +7382,17 @@
                 <w:kern w:val="0"/>
                 <w:sz w:val="22"/>
               </w:rPr>
-              <w:t>\</w:t>
+              <w:t>\d</w:t>
             </w:r>
-            <w:proofErr w:type="spellStart"/>
             <w:r>
               <w:rPr>
-                <w:rFonts w:ascii="Tahoma" w:eastAsia="微软雅黑" w:hAnsi="Tahoma"/>
+                <w:rFonts w:ascii="Tahoma" w:eastAsia="微软雅黑" w:hAnsi="Tahoma" w:hint="eastAsia"/>
                 <w:color w:val="00B050"/>
                 <w:kern w:val="0"/>
                 <w:sz w:val="22"/>
               </w:rPr>
-              <w:t>dCOWCf</w:t>
+              <w:t>ts</w:t>
             </w:r>
-            <w:proofErr w:type="spellEnd"/>
             <w:r>
               <w:rPr>
                 <w:rFonts w:ascii="Tahoma" w:eastAsia="微软雅黑" w:hAnsi="Tahoma"/>
@@ -6116,25 +7434,7 @@
                 <w:kern w:val="0"/>
                 <w:sz w:val="22"/>
               </w:rPr>
-              <w:t>\</w:t>
-            </w:r>
-            <w:proofErr w:type="spellStart"/>
-            <w:r>
-              <w:rPr>
-                <w:rFonts w:ascii="Tahoma" w:eastAsia="微软雅黑" w:hAnsi="Tahoma"/>
-                <w:kern w:val="0"/>
-                <w:sz w:val="22"/>
-              </w:rPr>
-              <w:t>dMPFCstart</w:t>
-            </w:r>
-            <w:proofErr w:type="spellEnd"/>
-            <w:r>
-              <w:rPr>
-                <w:rFonts w:ascii="Tahoma" w:eastAsia="微软雅黑" w:hAnsi="Tahoma"/>
-                <w:kern w:val="0"/>
-                <w:sz w:val="22"/>
-              </w:rPr>
-              <w:t>[</w:t>
+              <w:t>\dMPFCstart[</w:t>
             </w:r>
             <w:r>
               <w:rPr>
@@ -6167,19 +7467,17 @@
                 <w:kern w:val="0"/>
                 <w:sz w:val="22"/>
               </w:rPr>
-              <w:t>\</w:t>
+              <w:t>\d</w:t>
             </w:r>
-            <w:proofErr w:type="spellStart"/>
             <w:r>
               <w:rPr>
-                <w:rFonts w:ascii="Tahoma" w:eastAsia="微软雅黑" w:hAnsi="Tahoma"/>
+                <w:rFonts w:ascii="Tahoma" w:eastAsia="微软雅黑" w:hAnsi="Tahoma" w:hint="eastAsia"/>
                 <w:color w:val="00B050"/>
                 <w:kern w:val="0"/>
                 <w:sz w:val="22"/>
               </w:rPr>
-              <w:t>dCOWCf</w:t>
+              <w:t>ts</w:t>
             </w:r>
-            <w:proofErr w:type="spellEnd"/>
             <w:r>
               <w:rPr>
                 <w:rFonts w:ascii="Tahoma" w:eastAsia="微软雅黑" w:hAnsi="Tahoma"/>
@@ -6238,19 +7536,17 @@
                 <w:kern w:val="0"/>
                 <w:sz w:val="22"/>
               </w:rPr>
-              <w:t>\</w:t>
+              <w:t>\d</w:t>
             </w:r>
-            <w:proofErr w:type="spellStart"/>
             <w:r>
               <w:rPr>
-                <w:rFonts w:ascii="Tahoma" w:eastAsia="微软雅黑" w:hAnsi="Tahoma"/>
+                <w:rFonts w:ascii="Tahoma" w:eastAsia="微软雅黑" w:hAnsi="Tahoma" w:hint="eastAsia"/>
                 <w:color w:val="00B050"/>
                 <w:kern w:val="0"/>
                 <w:sz w:val="22"/>
               </w:rPr>
-              <w:t>dCOWCf</w:t>
+              <w:t>ts</w:t>
             </w:r>
-            <w:proofErr w:type="spellEnd"/>
             <w:r>
               <w:rPr>
                 <w:rFonts w:ascii="Tahoma" w:eastAsia="微软雅黑" w:hAnsi="Tahoma"/>
@@ -6292,16 +7588,7 @@
                 <w:kern w:val="0"/>
                 <w:sz w:val="22"/>
               </w:rPr>
-              <w:t>\</w:t>
-            </w:r>
-            <w:proofErr w:type="spellStart"/>
-            <w:r>
-              <w:rPr>
-                <w:rFonts w:ascii="Tahoma" w:eastAsia="微软雅黑" w:hAnsi="Tahoma"/>
-                <w:kern w:val="0"/>
-                <w:sz w:val="22"/>
-              </w:rPr>
-              <w:t>dMPFC</w:t>
+              <w:t>\dMPFC</w:t>
             </w:r>
             <w:r>
               <w:rPr>
@@ -6311,7 +7598,6 @@
               </w:rPr>
               <w:t>end</w:t>
             </w:r>
-            <w:proofErr w:type="spellEnd"/>
             <w:r>
               <w:rPr>
                 <w:rFonts w:ascii="Tahoma" w:eastAsia="微软雅黑" w:hAnsi="Tahoma"/>
@@ -6511,7 +7797,7 @@
         <w:widowControl/>
         <w:jc w:val="left"/>
         <w:rPr>
-          <w:rFonts w:ascii="宋体" w:eastAsia="宋体" w:hAnsi="宋体" w:cs="宋体"/>
+          <w:rFonts w:ascii="宋体" w:eastAsia="宋体" w:hAnsi="宋体" w:cs="宋体" w:hint="eastAsia"/>
           <w:kern w:val="0"/>
           <w:sz w:val="24"/>
           <w:szCs w:val="24"/>
@@ -6543,7 +7829,7 @@
                     </pic:cNvPicPr>
                   </pic:nvPicPr>
                   <pic:blipFill>
-                    <a:blip r:embed="rId43">
+                    <a:blip r:embed="rId48">
                       <a:extLst>
                         <a:ext uri="{28A0092B-C50C-407E-A947-70E740481C1C}">
                           <a14:useLocalDpi xmlns:a14="http://schemas.microsoft.com/office/drawing/2010/main" val="0"/>
@@ -6596,9 +7882,14 @@
 </file>
 
 <file path=word/endnotes.xml><?xml version="1.0" encoding="utf-8"?>
-<w:endnotes xmlns:wpc="http://schemas.microsoft.com/office/word/2010/wordprocessingCanvas" xmlns:cx="http://schemas.microsoft.com/office/drawing/2014/chartex" xmlns:cx1="http://schemas.microsoft.com/office/drawing/2015/9/8/chartex" xmlns:cx2="http://schemas.microsoft.com/office/drawing/2015/10/21/chartex" xmlns:cx3="http://schemas.microsoft.com/office/drawing/2016/5/9/chartex" xmlns:cx4="http://schemas.microsoft.com/office/drawing/2016/5/10/chartex" xmlns:cx5="http://schemas.microsoft.com/office/drawing/2016/5/11/chartex" xmlns:cx6="http://schemas.microsoft.com/office/drawing/2016/5/12/chartex" xmlns:cx7="http://schemas.microsoft.com/office/drawing/2016/5/13/chartex" xmlns:cx8="http://schemas.microsoft.com/office/drawing/2016/5/14/chartex" xmlns:mc="http://schemas.openxmlformats.org/markup-compatibility/2006" xmlns:aink="http://schemas.microsoft.com/office/drawing/2016/ink" xmlns:am3d="http://schemas.microsoft.com/office/drawing/2017/model3d" xmlns:o="urn:schemas-microsoft-com:office:office" xmlns:oel="http://schemas.microsoft.com/office/2019/extlst" xmlns:r="http://schemas.openxmlformats.org/officeDocument/2006/relationships" xmlns:m="http://schemas.openxmlformats.org/officeDocument/2006/math" xmlns:v="urn:schemas-microsoft-com:vml" xmlns:wp14="http://schemas.microsoft.com/office/word/2010/wordprocessingDrawing" xmlns:wp="http://schemas.openxmlformats.org/drawingml/2006/wordprocessingDrawing" xmlns:w10="urn:schemas-microsoft-com:office:word" xmlns:w="http://schemas.openxmlformats.org/wordprocessingml/2006/main" xmlns:w14="http://schemas.microsoft.com/office/word/2010/wordml" xmlns:w15="http://schemas.microsoft.com/office/word/2012/wordml" xmlns:w16cex="http://schemas.microsoft.com/office/word/2018/wordml/cex" xmlns:w16cid="http://schemas.microsoft.com/office/word/2016/wordml/cid" xmlns:w16="http://schemas.microsoft.com/office/word/2018/wordml" xmlns:w16sdtdh="http://schemas.microsoft.com/office/word/2020/wordml/sdtdatahash" xmlns:w16se="http://schemas.microsoft.com/office/word/2015/wordml/symex" xmlns:wpg="http://schemas.microsoft.com/office/word/2010/wordprocessingGroup" xmlns:wpi="http://schemas.microsoft.com/office/word/2010/wordprocessingInk" xmlns:wne="http://schemas.microsoft.com/office/word/2006/wordml" xmlns:wps="http://schemas.microsoft.com/office/word/2010/wordprocessingShape" mc:Ignorable="w14 w15 w16se w16cid w16 w16cex w16sdtdh wp14">
+<w:endnotes xmlns:wpc="http://schemas.microsoft.com/office/word/2010/wordprocessingCanvas" xmlns:cx="http://schemas.microsoft.com/office/drawing/2014/chartex" xmlns:cx1="http://schemas.microsoft.com/office/drawing/2015/9/8/chartex" xmlns:cx2="http://schemas.microsoft.com/office/drawing/2015/10/21/chartex" xmlns:cx3="http://schemas.microsoft.com/office/drawing/2016/5/9/chartex" xmlns:cx4="http://schemas.microsoft.com/office/drawing/2016/5/10/chartex" xmlns:cx5="http://schemas.microsoft.com/office/drawing/2016/5/11/chartex" xmlns:cx6="http://schemas.microsoft.com/office/drawing/2016/5/12/chartex" xmlns:cx7="http://schemas.microsoft.com/office/drawing/2016/5/13/chartex" xmlns:cx8="http://schemas.microsoft.com/office/drawing/2016/5/14/chartex" xmlns:mc="http://schemas.openxmlformats.org/markup-compatibility/2006" xmlns:aink="http://schemas.microsoft.com/office/drawing/2016/ink" xmlns:am3d="http://schemas.microsoft.com/office/drawing/2017/model3d" xmlns:o="urn:schemas-microsoft-com:office:office" xmlns:oel="http://schemas.microsoft.com/office/2019/extlst" xmlns:r="http://schemas.openxmlformats.org/officeDocument/2006/relationships" xmlns:m="http://schemas.openxmlformats.org/officeDocument/2006/math" xmlns:v="urn:schemas-microsoft-com:vml" xmlns:wp14="http://schemas.microsoft.com/office/word/2010/wordprocessingDrawing" xmlns:wp="http://schemas.openxmlformats.org/drawingml/2006/wordprocessingDrawing" xmlns:w10="urn:schemas-microsoft-com:office:word" xmlns:w="http://schemas.openxmlformats.org/wordprocessingml/2006/main" xmlns:w14="http://schemas.microsoft.com/office/word/2010/wordml" xmlns:w15="http://schemas.microsoft.com/office/word/2012/wordml" xmlns:w16cex="http://schemas.microsoft.com/office/word/2018/wordml/cex" xmlns:w16cid="http://schemas.microsoft.com/office/word/2016/wordml/cid" xmlns:w16="http://schemas.microsoft.com/office/word/2018/wordml" xmlns:w16du="http://schemas.microsoft.com/office/word/2023/wordml/word16du" xmlns:w16sdtdh="http://schemas.microsoft.com/office/word/2020/wordml/sdtdatahash" xmlns:w16sdtfl="http://schemas.microsoft.com/office/word/2024/wordml/sdtformatlock" xmlns:w16se="http://schemas.microsoft.com/office/word/2015/wordml/symex" xmlns:wpg="http://schemas.microsoft.com/office/word/2010/wordprocessingGroup" xmlns:wpi="http://schemas.microsoft.com/office/word/2010/wordprocessingInk" xmlns:wne="http://schemas.microsoft.com/office/word/2006/wordml" xmlns:wps="http://schemas.microsoft.com/office/word/2010/wordprocessingShape" mc:Ignorable="w14 w15 w16se w16cid w16 w16cex w16sdtdh w16sdtfl w16du wp14">
   <w:endnote w:type="separator" w:id="-1">
     <w:p>
+      <w:pPr>
+        <w:rPr>
+          <w:rFonts w:hint="eastAsia"/>
+        </w:rPr>
+      </w:pPr>
       <w:r>
         <w:separator/>
       </w:r>
@@ -6606,6 +7897,11 @@
   </w:endnote>
   <w:endnote w:type="continuationSeparator" w:id="0">
     <w:p>
+      <w:pPr>
+        <w:rPr>
+          <w:rFonts w:hint="eastAsia"/>
+        </w:rPr>
+      </w:pPr>
       <w:r>
         <w:continuationSeparator/>
       </w:r>
@@ -6615,9 +7911,14 @@
 </file>
 
 <file path=word/footnotes.xml><?xml version="1.0" encoding="utf-8"?>
-<w:footnotes xmlns:wpc="http://schemas.microsoft.com/office/word/2010/wordprocessingCanvas" xmlns:cx="http://schemas.microsoft.com/office/drawing/2014/chartex" xmlns:cx1="http://schemas.microsoft.com/office/drawing/2015/9/8/chartex" xmlns:cx2="http://schemas.microsoft.com/office/drawing/2015/10/21/chartex" xmlns:cx3="http://schemas.microsoft.com/office/drawing/2016/5/9/chartex" xmlns:cx4="http://schemas.microsoft.com/office/drawing/2016/5/10/chartex" xmlns:cx5="http://schemas.microsoft.com/office/drawing/2016/5/11/chartex" xmlns:cx6="http://schemas.microsoft.com/office/drawing/2016/5/12/chartex" xmlns:cx7="http://schemas.microsoft.com/office/drawing/2016/5/13/chartex" xmlns:cx8="http://schemas.microsoft.com/office/drawing/2016/5/14/chartex" xmlns:mc="http://schemas.openxmlformats.org/markup-compatibility/2006" xmlns:aink="http://schemas.microsoft.com/office/drawing/2016/ink" xmlns:am3d="http://schemas.microsoft.com/office/drawing/2017/model3d" xmlns:o="urn:schemas-microsoft-com:office:office" xmlns:oel="http://schemas.microsoft.com/office/2019/extlst" xmlns:r="http://schemas.openxmlformats.org/officeDocument/2006/relationships" xmlns:m="http://schemas.openxmlformats.org/officeDocument/2006/math" xmlns:v="urn:schemas-microsoft-com:vml" xmlns:wp14="http://schemas.microsoft.com/office/word/2010/wordprocessingDrawing" xmlns:wp="http://schemas.openxmlformats.org/drawingml/2006/wordprocessingDrawing" xmlns:w10="urn:schemas-microsoft-com:office:word" xmlns:w="http://schemas.openxmlformats.org/wordprocessingml/2006/main" xmlns:w14="http://schemas.microsoft.com/office/word/2010/wordml" xmlns:w15="http://schemas.microsoft.com/office/word/2012/wordml" xmlns:w16cex="http://schemas.microsoft.com/office/word/2018/wordml/cex" xmlns:w16cid="http://schemas.microsoft.com/office/word/2016/wordml/cid" xmlns:w16="http://schemas.microsoft.com/office/word/2018/wordml" xmlns:w16sdtdh="http://schemas.microsoft.com/office/word/2020/wordml/sdtdatahash" xmlns:w16se="http://schemas.microsoft.com/office/word/2015/wordml/symex" xmlns:wpg="http://schemas.microsoft.com/office/word/2010/wordprocessingGroup" xmlns:wpi="http://schemas.microsoft.com/office/word/2010/wordprocessingInk" xmlns:wne="http://schemas.microsoft.com/office/word/2006/wordml" xmlns:wps="http://schemas.microsoft.com/office/word/2010/wordprocessingShape" mc:Ignorable="w14 w15 w16se w16cid w16 w16cex w16sdtdh wp14">
+<w:footnotes xmlns:wpc="http://schemas.microsoft.com/office/word/2010/wordprocessingCanvas" xmlns:cx="http://schemas.microsoft.com/office/drawing/2014/chartex" xmlns:cx1="http://schemas.microsoft.com/office/drawing/2015/9/8/chartex" xmlns:cx2="http://schemas.microsoft.com/office/drawing/2015/10/21/chartex" xmlns:cx3="http://schemas.microsoft.com/office/drawing/2016/5/9/chartex" xmlns:cx4="http://schemas.microsoft.com/office/drawing/2016/5/10/chartex" xmlns:cx5="http://schemas.microsoft.com/office/drawing/2016/5/11/chartex" xmlns:cx6="http://schemas.microsoft.com/office/drawing/2016/5/12/chartex" xmlns:cx7="http://schemas.microsoft.com/office/drawing/2016/5/13/chartex" xmlns:cx8="http://schemas.microsoft.com/office/drawing/2016/5/14/chartex" xmlns:mc="http://schemas.openxmlformats.org/markup-compatibility/2006" xmlns:aink="http://schemas.microsoft.com/office/drawing/2016/ink" xmlns:am3d="http://schemas.microsoft.com/office/drawing/2017/model3d" xmlns:o="urn:schemas-microsoft-com:office:office" xmlns:oel="http://schemas.microsoft.com/office/2019/extlst" xmlns:r="http://schemas.openxmlformats.org/officeDocument/2006/relationships" xmlns:m="http://schemas.openxmlformats.org/officeDocument/2006/math" xmlns:v="urn:schemas-microsoft-com:vml" xmlns:wp14="http://schemas.microsoft.com/office/word/2010/wordprocessingDrawing" xmlns:wp="http://schemas.openxmlformats.org/drawingml/2006/wordprocessingDrawing" xmlns:w10="urn:schemas-microsoft-com:office:word" xmlns:w="http://schemas.openxmlformats.org/wordprocessingml/2006/main" xmlns:w14="http://schemas.microsoft.com/office/word/2010/wordml" xmlns:w15="http://schemas.microsoft.com/office/word/2012/wordml" xmlns:w16cex="http://schemas.microsoft.com/office/word/2018/wordml/cex" xmlns:w16cid="http://schemas.microsoft.com/office/word/2016/wordml/cid" xmlns:w16="http://schemas.microsoft.com/office/word/2018/wordml" xmlns:w16du="http://schemas.microsoft.com/office/word/2023/wordml/word16du" xmlns:w16sdtdh="http://schemas.microsoft.com/office/word/2020/wordml/sdtdatahash" xmlns:w16sdtfl="http://schemas.microsoft.com/office/word/2024/wordml/sdtformatlock" xmlns:w16se="http://schemas.microsoft.com/office/word/2015/wordml/symex" xmlns:wpg="http://schemas.microsoft.com/office/word/2010/wordprocessingGroup" xmlns:wpi="http://schemas.microsoft.com/office/word/2010/wordprocessingInk" xmlns:wne="http://schemas.microsoft.com/office/word/2006/wordml" xmlns:wps="http://schemas.microsoft.com/office/word/2010/wordprocessingShape" mc:Ignorable="w14 w15 w16se w16cid w16 w16cex w16sdtdh w16sdtfl w16du wp14">
   <w:footnote w:type="separator" w:id="-1">
     <w:p>
+      <w:pPr>
+        <w:rPr>
+          <w:rFonts w:hint="eastAsia"/>
+        </w:rPr>
+      </w:pPr>
       <w:r>
         <w:separator/>
       </w:r>
@@ -6625,6 +7926,11 @@
   </w:footnote>
   <w:footnote w:type="continuationSeparator" w:id="0">
     <w:p>
+      <w:pPr>
+        <w:rPr>
+          <w:rFonts w:hint="eastAsia"/>
+        </w:rPr>
+      </w:pPr>
       <w:r>
         <w:continuationSeparator/>
       </w:r>
@@ -6634,12 +7940,12 @@
 </file>
 
 <file path=word/header1.xml><?xml version="1.0" encoding="utf-8"?>
-<w:hdr xmlns:wpc="http://schemas.microsoft.com/office/word/2010/wordprocessingCanvas" xmlns:cx="http://schemas.microsoft.com/office/drawing/2014/chartex" xmlns:cx1="http://schemas.microsoft.com/office/drawing/2015/9/8/chartex" xmlns:cx2="http://schemas.microsoft.com/office/drawing/2015/10/21/chartex" xmlns:cx3="http://schemas.microsoft.com/office/drawing/2016/5/9/chartex" xmlns:cx4="http://schemas.microsoft.com/office/drawing/2016/5/10/chartex" xmlns:cx5="http://schemas.microsoft.com/office/drawing/2016/5/11/chartex" xmlns:cx6="http://schemas.microsoft.com/office/drawing/2016/5/12/chartex" xmlns:cx7="http://schemas.microsoft.com/office/drawing/2016/5/13/chartex" xmlns:cx8="http://schemas.microsoft.com/office/drawing/2016/5/14/chartex" xmlns:mc="http://schemas.openxmlformats.org/markup-compatibility/2006" xmlns:aink="http://schemas.microsoft.com/office/drawing/2016/ink" xmlns:am3d="http://schemas.microsoft.com/office/drawing/2017/model3d" xmlns:o="urn:schemas-microsoft-com:office:office" xmlns:oel="http://schemas.microsoft.com/office/2019/extlst" xmlns:r="http://schemas.openxmlformats.org/officeDocument/2006/relationships" xmlns:m="http://schemas.openxmlformats.org/officeDocument/2006/math" xmlns:v="urn:schemas-microsoft-com:vml" xmlns:wp14="http://schemas.microsoft.com/office/word/2010/wordprocessingDrawing" xmlns:wp="http://schemas.openxmlformats.org/drawingml/2006/wordprocessingDrawing" xmlns:w10="urn:schemas-microsoft-com:office:word" xmlns:w="http://schemas.openxmlformats.org/wordprocessingml/2006/main" xmlns:w14="http://schemas.microsoft.com/office/word/2010/wordml" xmlns:w15="http://schemas.microsoft.com/office/word/2012/wordml" xmlns:w16cex="http://schemas.microsoft.com/office/word/2018/wordml/cex" xmlns:w16cid="http://schemas.microsoft.com/office/word/2016/wordml/cid" xmlns:w16="http://schemas.microsoft.com/office/word/2018/wordml" xmlns:w16sdtdh="http://schemas.microsoft.com/office/word/2020/wordml/sdtdatahash" xmlns:w16se="http://schemas.microsoft.com/office/word/2015/wordml/symex" xmlns:wpg="http://schemas.microsoft.com/office/word/2010/wordprocessingGroup" xmlns:wpi="http://schemas.microsoft.com/office/word/2010/wordprocessingInk" xmlns:wne="http://schemas.microsoft.com/office/word/2006/wordml" xmlns:wps="http://schemas.microsoft.com/office/word/2010/wordprocessingShape" mc:Ignorable="w14 w15 w16se w16cid w16 w16cex w16sdtdh wp14">
+<w:hdr xmlns:wpc="http://schemas.microsoft.com/office/word/2010/wordprocessingCanvas" xmlns:cx="http://schemas.microsoft.com/office/drawing/2014/chartex" xmlns:cx1="http://schemas.microsoft.com/office/drawing/2015/9/8/chartex" xmlns:cx2="http://schemas.microsoft.com/office/drawing/2015/10/21/chartex" xmlns:cx3="http://schemas.microsoft.com/office/drawing/2016/5/9/chartex" xmlns:cx4="http://schemas.microsoft.com/office/drawing/2016/5/10/chartex" xmlns:cx5="http://schemas.microsoft.com/office/drawing/2016/5/11/chartex" xmlns:cx6="http://schemas.microsoft.com/office/drawing/2016/5/12/chartex" xmlns:cx7="http://schemas.microsoft.com/office/drawing/2016/5/13/chartex" xmlns:cx8="http://schemas.microsoft.com/office/drawing/2016/5/14/chartex" xmlns:mc="http://schemas.openxmlformats.org/markup-compatibility/2006" xmlns:aink="http://schemas.microsoft.com/office/drawing/2016/ink" xmlns:am3d="http://schemas.microsoft.com/office/drawing/2017/model3d" xmlns:o="urn:schemas-microsoft-com:office:office" xmlns:oel="http://schemas.microsoft.com/office/2019/extlst" xmlns:r="http://schemas.openxmlformats.org/officeDocument/2006/relationships" xmlns:m="http://schemas.openxmlformats.org/officeDocument/2006/math" xmlns:v="urn:schemas-microsoft-com:vml" xmlns:wp14="http://schemas.microsoft.com/office/word/2010/wordprocessingDrawing" xmlns:wp="http://schemas.openxmlformats.org/drawingml/2006/wordprocessingDrawing" xmlns:w10="urn:schemas-microsoft-com:office:word" xmlns:w="http://schemas.openxmlformats.org/wordprocessingml/2006/main" xmlns:w14="http://schemas.microsoft.com/office/word/2010/wordml" xmlns:w15="http://schemas.microsoft.com/office/word/2012/wordml" xmlns:w16cex="http://schemas.microsoft.com/office/word/2018/wordml/cex" xmlns:w16cid="http://schemas.microsoft.com/office/word/2016/wordml/cid" xmlns:w16="http://schemas.microsoft.com/office/word/2018/wordml" xmlns:w16du="http://schemas.microsoft.com/office/word/2023/wordml/word16du" xmlns:w16sdtdh="http://schemas.microsoft.com/office/word/2020/wordml/sdtdatahash" xmlns:w16sdtfl="http://schemas.microsoft.com/office/word/2024/wordml/sdtformatlock" xmlns:w16se="http://schemas.microsoft.com/office/word/2015/wordml/symex" xmlns:wpg="http://schemas.microsoft.com/office/word/2010/wordprocessingGroup" xmlns:wpi="http://schemas.microsoft.com/office/word/2010/wordprocessingInk" xmlns:wne="http://schemas.microsoft.com/office/word/2006/wordml" xmlns:wps="http://schemas.microsoft.com/office/word/2010/wordprocessingShape" mc:Ignorable="w14 w15 w16se w16cid w16 w16cex w16sdtdh w16sdtfl w16du wp14">
   <w:p>
     <w:pPr>
       <w:jc w:val="center"/>
       <w:rPr>
-        <w:rFonts w:ascii="微软雅黑" w:eastAsia="微软雅黑" w:hAnsi="微软雅黑"/>
+        <w:rFonts w:ascii="微软雅黑" w:eastAsia="微软雅黑" w:hAnsi="微软雅黑" w:hint="eastAsia"/>
         <w:sz w:val="20"/>
       </w:rPr>
     </w:pPr>
@@ -6732,7 +8038,6 @@
       </w:rPr>
       <w:t xml:space="preserve">   </w:t>
     </w:r>
-    <w:proofErr w:type="spellStart"/>
     <w:r>
       <w:rPr>
         <w:rFonts w:ascii="微软雅黑" w:eastAsia="微软雅黑" w:hAnsi="微软雅黑"/>
@@ -6740,13 +8045,12 @@
       </w:rPr>
       <w:t>drill_up</w:t>
     </w:r>
-    <w:proofErr w:type="spellEnd"/>
   </w:p>
 </w:hdr>
 </file>
 
 <file path=word/numbering.xml><?xml version="1.0" encoding="utf-8"?>
-<w:numbering xmlns:wpc="http://schemas.microsoft.com/office/word/2010/wordprocessingCanvas" xmlns:cx="http://schemas.microsoft.com/office/drawing/2014/chartex" xmlns:cx1="http://schemas.microsoft.com/office/drawing/2015/9/8/chartex" xmlns:cx2="http://schemas.microsoft.com/office/drawing/2015/10/21/chartex" xmlns:cx3="http://schemas.microsoft.com/office/drawing/2016/5/9/chartex" xmlns:cx4="http://schemas.microsoft.com/office/drawing/2016/5/10/chartex" xmlns:cx5="http://schemas.microsoft.com/office/drawing/2016/5/11/chartex" xmlns:cx6="http://schemas.microsoft.com/office/drawing/2016/5/12/chartex" xmlns:cx7="http://schemas.microsoft.com/office/drawing/2016/5/13/chartex" xmlns:cx8="http://schemas.microsoft.com/office/drawing/2016/5/14/chartex" xmlns:mc="http://schemas.openxmlformats.org/markup-compatibility/2006" xmlns:aink="http://schemas.microsoft.com/office/drawing/2016/ink" xmlns:am3d="http://schemas.microsoft.com/office/drawing/2017/model3d" xmlns:o="urn:schemas-microsoft-com:office:office" xmlns:oel="http://schemas.microsoft.com/office/2019/extlst" xmlns:r="http://schemas.openxmlformats.org/officeDocument/2006/relationships" xmlns:m="http://schemas.openxmlformats.org/officeDocument/2006/math" xmlns:v="urn:schemas-microsoft-com:vml" xmlns:wp14="http://schemas.microsoft.com/office/word/2010/wordprocessingDrawing" xmlns:wp="http://schemas.openxmlformats.org/drawingml/2006/wordprocessingDrawing" xmlns:w10="urn:schemas-microsoft-com:office:word" xmlns:w="http://schemas.openxmlformats.org/wordprocessingml/2006/main" xmlns:w14="http://schemas.microsoft.com/office/word/2010/wordml" xmlns:w15="http://schemas.microsoft.com/office/word/2012/wordml" xmlns:w16cex="http://schemas.microsoft.com/office/word/2018/wordml/cex" xmlns:w16cid="http://schemas.microsoft.com/office/word/2016/wordml/cid" xmlns:w16="http://schemas.microsoft.com/office/word/2018/wordml" xmlns:w16sdtdh="http://schemas.microsoft.com/office/word/2020/wordml/sdtdatahash" xmlns:w16se="http://schemas.microsoft.com/office/word/2015/wordml/symex" xmlns:wpg="http://schemas.microsoft.com/office/word/2010/wordprocessingGroup" xmlns:wpi="http://schemas.microsoft.com/office/word/2010/wordprocessingInk" xmlns:wne="http://schemas.microsoft.com/office/word/2006/wordml" xmlns:wps="http://schemas.microsoft.com/office/word/2010/wordprocessingShape" mc:Ignorable="w14 w15 w16se w16cid w16 w16cex w16sdtdh wp14">
+<w:numbering xmlns:wpc="http://schemas.microsoft.com/office/word/2010/wordprocessingCanvas" xmlns:cx="http://schemas.microsoft.com/office/drawing/2014/chartex" xmlns:cx1="http://schemas.microsoft.com/office/drawing/2015/9/8/chartex" xmlns:cx2="http://schemas.microsoft.com/office/drawing/2015/10/21/chartex" xmlns:cx3="http://schemas.microsoft.com/office/drawing/2016/5/9/chartex" xmlns:cx4="http://schemas.microsoft.com/office/drawing/2016/5/10/chartex" xmlns:cx5="http://schemas.microsoft.com/office/drawing/2016/5/11/chartex" xmlns:cx6="http://schemas.microsoft.com/office/drawing/2016/5/12/chartex" xmlns:cx7="http://schemas.microsoft.com/office/drawing/2016/5/13/chartex" xmlns:cx8="http://schemas.microsoft.com/office/drawing/2016/5/14/chartex" xmlns:mc="http://schemas.openxmlformats.org/markup-compatibility/2006" xmlns:aink="http://schemas.microsoft.com/office/drawing/2016/ink" xmlns:am3d="http://schemas.microsoft.com/office/drawing/2017/model3d" xmlns:o="urn:schemas-microsoft-com:office:office" xmlns:oel="http://schemas.microsoft.com/office/2019/extlst" xmlns:r="http://schemas.openxmlformats.org/officeDocument/2006/relationships" xmlns:m="http://schemas.openxmlformats.org/officeDocument/2006/math" xmlns:v="urn:schemas-microsoft-com:vml" xmlns:wp14="http://schemas.microsoft.com/office/word/2010/wordprocessingDrawing" xmlns:wp="http://schemas.openxmlformats.org/drawingml/2006/wordprocessingDrawing" xmlns:w10="urn:schemas-microsoft-com:office:word" xmlns:w="http://schemas.openxmlformats.org/wordprocessingml/2006/main" xmlns:w14="http://schemas.microsoft.com/office/word/2010/wordml" xmlns:w15="http://schemas.microsoft.com/office/word/2012/wordml" xmlns:w16cex="http://schemas.microsoft.com/office/word/2018/wordml/cex" xmlns:w16cid="http://schemas.microsoft.com/office/word/2016/wordml/cid" xmlns:w16="http://schemas.microsoft.com/office/word/2018/wordml" xmlns:w16du="http://schemas.microsoft.com/office/word/2023/wordml/word16du" xmlns:w16sdtdh="http://schemas.microsoft.com/office/word/2020/wordml/sdtdatahash" xmlns:w16sdtfl="http://schemas.microsoft.com/office/word/2024/wordml/sdtformatlock" xmlns:w16se="http://schemas.microsoft.com/office/word/2015/wordml/symex" xmlns:wpg="http://schemas.microsoft.com/office/word/2010/wordprocessingGroup" xmlns:wpi="http://schemas.microsoft.com/office/word/2010/wordprocessingInk" xmlns:wne="http://schemas.microsoft.com/office/word/2006/wordml" xmlns:wps="http://schemas.microsoft.com/office/word/2010/wordprocessingShape" mc:Ignorable="w14 w15 w16se w16cid w16 w16cex w16sdtdh w16sdtfl w16du wp14">
   <w:abstractNum w:abstractNumId="0" w15:restartNumberingAfterBreak="0">
     <w:nsid w:val="53D00CC3"/>
     <w:multiLevelType w:val="hybridMultilevel"/>
@@ -6843,7 +8147,7 @@
 </file>
 
 <file path=word/styles.xml><?xml version="1.0" encoding="utf-8"?>
-<w:styles xmlns:mc="http://schemas.openxmlformats.org/markup-compatibility/2006" xmlns:r="http://schemas.openxmlformats.org/officeDocument/2006/relationships" xmlns:w="http://schemas.openxmlformats.org/wordprocessingml/2006/main" xmlns:w14="http://schemas.microsoft.com/office/word/2010/wordml" xmlns:w15="http://schemas.microsoft.com/office/word/2012/wordml" xmlns:w16cex="http://schemas.microsoft.com/office/word/2018/wordml/cex" xmlns:w16cid="http://schemas.microsoft.com/office/word/2016/wordml/cid" xmlns:w16="http://schemas.microsoft.com/office/word/2018/wordml" xmlns:w16sdtdh="http://schemas.microsoft.com/office/word/2020/wordml/sdtdatahash" xmlns:w16se="http://schemas.microsoft.com/office/word/2015/wordml/symex" mc:Ignorable="w14 w15 w16se w16cid w16 w16cex w16sdtdh">
+<w:styles xmlns:mc="http://schemas.openxmlformats.org/markup-compatibility/2006" xmlns:r="http://schemas.openxmlformats.org/officeDocument/2006/relationships" xmlns:w="http://schemas.openxmlformats.org/wordprocessingml/2006/main" xmlns:w14="http://schemas.microsoft.com/office/word/2010/wordml" xmlns:w15="http://schemas.microsoft.com/office/word/2012/wordml" xmlns:w16cex="http://schemas.microsoft.com/office/word/2018/wordml/cex" xmlns:w16cid="http://schemas.microsoft.com/office/word/2016/wordml/cid" xmlns:w16="http://schemas.microsoft.com/office/word/2018/wordml" xmlns:w16du="http://schemas.microsoft.com/office/word/2023/wordml/word16du" xmlns:w16sdtdh="http://schemas.microsoft.com/office/word/2020/wordml/sdtdatahash" xmlns:w16sdtfl="http://schemas.microsoft.com/office/word/2024/wordml/sdtformatlock" xmlns:w16se="http://schemas.microsoft.com/office/word/2015/wordml/symex" mc:Ignorable="w14 w15 w16se w16cid w16 w16cex w16sdtdh w16sdtfl w16du">
   <w:docDefaults>
     <w:rPrDefault>
       <w:rPr>
@@ -7267,6 +8571,7 @@
   </w:style>
   <w:style w:type="paragraph" w:styleId="3">
     <w:name w:val="heading 3"/>
+    <w:aliases w:val="第二层条,第三层,h3,1.1.1 标题 3,论文标题 2,1.黑小三,H3,level_3,PIM 3,Level 3 Head,Heading 3 - old,sect1.2.3,sect1.2.31,sect1.2.32,sect1.2.311,sect1.2.33,sect1.2.312,Bold Head,bh,3rd level,3,36标题3,第三层章标题,三级,章标题1,小标题,节标题，三级节名,二级节名,三级标题,BOD 0,1.1.1,标题9,分节,标题 1.1.1,三"/>
     <w:basedOn w:val="a"/>
     <w:next w:val="a"/>
     <w:link w:val="30"/>
@@ -7560,6 +8865,7 @@
   </w:style>
   <w:style w:type="character" w:customStyle="1" w:styleId="30">
     <w:name w:val="标题 3 字符"/>
+    <w:aliases w:val="第二层条 字符,第三层 字符,h3 字符,1.1.1 标题 3 字符,论文标题 2 字符,1.黑小三 字符,H3 字符,level_3 字符,PIM 3 字符,Level 3 Head 字符,Heading 3 - old 字符,sect1.2.3 字符,sect1.2.31 字符,sect1.2.32 字符,sect1.2.311 字符,sect1.2.33 字符,sect1.2.312 字符,Bold Head 字符,bh 字符,3rd level 字符,3 字符,36标题3 字符"/>
     <w:basedOn w:val="a0"/>
     <w:link w:val="3"/>
     <w:uiPriority w:val="9"/>

--- a/插件详细手册/14.鼠标/关于鼠标悬浮窗口.docx
+++ b/插件详细手册/14.鼠标/关于鼠标悬浮窗口.docx
@@ -53,7 +53,6 @@
         <w:tc>
           <w:tcPr>
             <w:tcW w:w="5637" w:type="dxa"/>
-            <w:shd w:val="clear" w:color="auto" w:fill="auto"/>
           </w:tcPr>
           <w:p>
             <w:pPr>
@@ -153,7 +152,6 @@
         <w:tc>
           <w:tcPr>
             <w:tcW w:w="2885" w:type="dxa"/>
-            <w:shd w:val="clear" w:color="auto" w:fill="auto"/>
           </w:tcPr>
           <w:p>
             <w:pPr>
@@ -513,22 +511,15 @@
     </w:p>
     <w:p>
       <w:pPr>
+        <w:pStyle w:val="3"/>
         <w:rPr>
           <w:rFonts w:hint="eastAsia"/>
         </w:rPr>
       </w:pPr>
-    </w:p>
-    <w:p>
-      <w:pPr>
-        <w:pStyle w:val="3"/>
+      <w:r>
         <w:rPr>
           <w:rFonts w:hint="eastAsia"/>
         </w:rPr>
-      </w:pPr>
-      <w:r>
-        <w:rPr>
-          <w:rFonts w:hint="eastAsia"/>
-        </w:rPr>
         <w:t>相关插件</w:t>
       </w:r>
     </w:p>
@@ -1342,6 +1333,8 @@
     </w:p>
     <w:p>
       <w:pPr>
+        <w:snapToGrid w:val="0"/>
+        <w:spacing w:before="200"/>
         <w:rPr>
           <w:rFonts w:ascii="Tahoma" w:eastAsia="微软雅黑" w:hAnsi="Tahoma"/>
           <w:kern w:val="0"/>
@@ -1375,6 +1368,7 @@
     </w:p>
     <w:p>
       <w:pPr>
+        <w:snapToGrid w:val="0"/>
         <w:rPr>
           <w:rFonts w:ascii="Tahoma" w:eastAsia="微软雅黑" w:hAnsi="Tahoma"/>
           <w:kern w:val="0"/>
@@ -1504,6 +1498,14 @@
           <w:kern w:val="0"/>
           <w:sz w:val="22"/>
         </w:rPr>
+        <w:t>相关</w:t>
+      </w:r>
+      <w:r>
+        <w:rPr>
+          <w:rFonts w:ascii="Tahoma" w:eastAsia="微软雅黑" w:hAnsi="Tahoma" w:hint="eastAsia"/>
+          <w:kern w:val="0"/>
+          <w:sz w:val="22"/>
+        </w:rPr>
         <w:t>插件</w:t>
       </w:r>
       <w:r>
@@ -1531,7 +1533,7 @@
         </w:rPr>
       </w:pPr>
       <w:r>
-        <w:object w:dxaOrig="12511" w:dyaOrig="3931" w14:anchorId="05400094">
+        <w:object w:dxaOrig="12516" w:dyaOrig="3936" w14:anchorId="05400094">
           <v:shapetype id="_x0000_t75" coordsize="21600,21600" o:spt="75" o:preferrelative="t" path="m@4@5l@4@11@9@11@9@5xe" filled="f" stroked="f">
             <v:stroke joinstyle="miter"/>
             <v:formulas>
@@ -1551,10 +1553,10 @@
             <v:path o:extrusionok="f" gradientshapeok="t" o:connecttype="rect"/>
             <o:lock v:ext="edit" aspectratio="t"/>
           </v:shapetype>
-          <v:shape id="_x0000_i1025" type="#_x0000_t75" style="width:625.5pt;height:196.5pt" o:ole="">
+          <v:shape id="_x0000_i1029" type="#_x0000_t75" style="width:625.8pt;height:196.8pt" o:ole="">
             <v:imagedata r:id="rId10" o:title=""/>
           </v:shape>
-          <o:OLEObject Type="Embed" ProgID="Visio.Drawing.15" ShapeID="_x0000_i1025" DrawAspect="Content" ObjectID="_1805811010" r:id="rId11"/>
+          <o:OLEObject Type="Embed" ProgID="Visio.Drawing.15" ShapeID="_x0000_i1029" DrawAspect="Content" ObjectID="_1826738837" r:id="rId11"/>
         </w:object>
       </w:r>
     </w:p>
@@ -1753,10 +1755,10 @@
       </w:pPr>
       <w:r>
         <w:object w:dxaOrig="11011" w:dyaOrig="2581" w14:anchorId="11603A3F">
-          <v:shape id="_x0000_i1026" type="#_x0000_t75" style="width:414.75pt;height:97.5pt" o:ole="">
+          <v:shape id="_x0000_i1026" type="#_x0000_t75" style="width:414.6pt;height:97.8pt" o:ole="">
             <v:imagedata r:id="rId12" o:title=""/>
           </v:shape>
-          <o:OLEObject Type="Embed" ProgID="Visio.Drawing.15" ShapeID="_x0000_i1026" DrawAspect="Content" ObjectID="_1805811011" r:id="rId13"/>
+          <o:OLEObject Type="Embed" ProgID="Visio.Drawing.15" ShapeID="_x0000_i1026" DrawAspect="Content" ObjectID="_1826738838" r:id="rId13"/>
         </w:object>
       </w:r>
     </w:p>
@@ -1860,10 +1862,10 @@
       </w:pPr>
       <w:r>
         <w:object w:dxaOrig="3450" w:dyaOrig="2955" w14:anchorId="57081AF9">
-          <v:shape id="_x0000_i1027" type="#_x0000_t75" style="width:172.5pt;height:147.75pt" o:ole="">
+          <v:shape id="_x0000_i1027" type="#_x0000_t75" style="width:172.8pt;height:147.6pt" o:ole="">
             <v:imagedata r:id="rId14" o:title=""/>
           </v:shape>
-          <o:OLEObject Type="Embed" ProgID="Visio.Drawing.15" ShapeID="_x0000_i1027" DrawAspect="Content" ObjectID="_1805811012" r:id="rId15"/>
+          <o:OLEObject Type="Embed" ProgID="Visio.Drawing.15" ShapeID="_x0000_i1027" DrawAspect="Content" ObjectID="_1826738839" r:id="rId15"/>
         </w:object>
       </w:r>
     </w:p>
@@ -1956,7 +1958,31 @@
           <w:kern w:val="0"/>
           <w:sz w:val="22"/>
         </w:rPr>
-        <w:t>指悬浮窗口中的文本绘制区域。</w:t>
+        <w:t>指悬浮窗口中的文本绘制区域</w:t>
+      </w:r>
+      <w:r>
+        <w:rPr>
+          <w:rFonts w:ascii="Tahoma" w:eastAsia="微软雅黑" w:hAnsi="Tahoma" w:hint="eastAsia"/>
+          <w:kern w:val="0"/>
+          <w:sz w:val="22"/>
+        </w:rPr>
+        <w:t>，</w:t>
+      </w:r>
+      <w:r>
+        <w:rPr>
+          <w:rFonts w:ascii="Tahoma" w:eastAsia="微软雅黑" w:hAnsi="Tahoma" w:hint="eastAsia"/>
+          <w:kern w:val="0"/>
+          <w:sz w:val="22"/>
+        </w:rPr>
+        <w:t>文本域中支持所有窗口字符</w:t>
+      </w:r>
+      <w:r>
+        <w:rPr>
+          <w:rFonts w:ascii="Tahoma" w:eastAsia="微软雅黑" w:hAnsi="Tahoma" w:hint="eastAsia"/>
+          <w:kern w:val="0"/>
+          <w:sz w:val="22"/>
+        </w:rPr>
+        <w:t>。</w:t>
       </w:r>
     </w:p>
     <w:p>
@@ -1976,15 +2002,7 @@
           <w:kern w:val="0"/>
           <w:sz w:val="22"/>
         </w:rPr>
-        <w:t>文本域中支持所有窗口字符，</w:t>
-      </w:r>
-      <w:r>
-        <w:rPr>
-          <w:rFonts w:ascii="Tahoma" w:eastAsia="微软雅黑" w:hAnsi="Tahoma" w:hint="eastAsia"/>
-          <w:kern w:val="0"/>
-          <w:sz w:val="22"/>
-        </w:rPr>
-        <w:t>全部窗口字符的介绍和列表，可以去看看：</w:t>
+        <w:t>窗口字符的介绍可以去看看：</w:t>
       </w:r>
       <w:r>
         <w:rPr>
@@ -2086,16 +2104,13 @@
       </w:pPr>
       <w:r>
         <w:rPr>
-          <w:rFonts w:ascii="Tahoma" w:eastAsia="微软雅黑" w:hAnsi="Tahoma"/>
           <w:noProof/>
-          <w:kern w:val="0"/>
-          <w:sz w:val="22"/>
         </w:rPr>
         <w:drawing>
-          <wp:inline distT="0" distB="0" distL="0" distR="0" wp14:anchorId="37CD7859" wp14:editId="608ECE8A">
+          <wp:inline distT="0" distB="0" distL="0" distR="0" wp14:anchorId="5CC55102" wp14:editId="2240F89F">
             <wp:extent cx="4419600" cy="1645920"/>
             <wp:effectExtent l="0" t="0" r="0" b="0"/>
-            <wp:docPr id="1212676138" name="图片 1212676138"/>
+            <wp:docPr id="420889004" name="图片 1"/>
             <wp:cNvGraphicFramePr>
               <a:graphicFrameLocks xmlns:a="http://schemas.openxmlformats.org/drawingml/2006/main" noChangeAspect="1"/>
             </wp:cNvGraphicFramePr>
@@ -2103,7 +2118,7 @@
               <a:graphicData uri="http://schemas.openxmlformats.org/drawingml/2006/picture">
                 <pic:pic xmlns:pic="http://schemas.openxmlformats.org/drawingml/2006/picture">
                   <pic:nvPicPr>
-                    <pic:cNvPr id="0" name="Picture 14"/>
+                    <pic:cNvPr id="0" name="Picture 6"/>
                     <pic:cNvPicPr>
                       <a:picLocks noChangeAspect="1" noChangeArrowheads="1"/>
                     </pic:cNvPicPr>
@@ -2153,16 +2168,13 @@
       </w:pPr>
       <w:r>
         <w:rPr>
-          <w:rFonts w:ascii="Tahoma" w:eastAsia="微软雅黑" w:hAnsi="Tahoma"/>
           <w:noProof/>
-          <w:kern w:val="0"/>
-          <w:sz w:val="22"/>
         </w:rPr>
         <w:drawing>
-          <wp:inline distT="0" distB="0" distL="0" distR="0" wp14:anchorId="619666A9" wp14:editId="61ED5C20">
-            <wp:extent cx="4419600" cy="1828347"/>
-            <wp:effectExtent l="0" t="0" r="0" b="635"/>
-            <wp:docPr id="2080026075" name="图片 2080026075"/>
+          <wp:inline distT="0" distB="0" distL="0" distR="0" wp14:anchorId="7F4E57AA" wp14:editId="7F3265AF">
+            <wp:extent cx="4404360" cy="1819334"/>
+            <wp:effectExtent l="0" t="0" r="0" b="9525"/>
+            <wp:docPr id="834763499" name="图片 2"/>
             <wp:cNvGraphicFramePr>
               <a:graphicFrameLocks xmlns:a="http://schemas.openxmlformats.org/drawingml/2006/main" noChangeAspect="1"/>
             </wp:cNvGraphicFramePr>
@@ -2170,7 +2182,7 @@
               <a:graphicData uri="http://schemas.openxmlformats.org/drawingml/2006/picture">
                 <pic:pic xmlns:pic="http://schemas.openxmlformats.org/drawingml/2006/picture">
                   <pic:nvPicPr>
-                    <pic:cNvPr id="0" name="Picture 12"/>
+                    <pic:cNvPr id="0" name="Picture 8"/>
                     <pic:cNvPicPr>
                       <a:picLocks noChangeAspect="1" noChangeArrowheads="1"/>
                     </pic:cNvPicPr>
@@ -2191,7 +2203,7 @@
                   <pic:spPr bwMode="auto">
                     <a:xfrm>
                       <a:off x="0" y="0"/>
-                      <a:ext cx="4426768" cy="1831312"/>
+                      <a:ext cx="4418748" cy="1825277"/>
                     </a:xfrm>
                     <a:prstGeom prst="rect">
                       <a:avLst/>
@@ -2211,9 +2223,8 @@
     <w:p>
       <w:pPr>
         <w:snapToGrid w:val="0"/>
-        <w:jc w:val="center"/>
-        <w:rPr>
-          <w:rFonts w:ascii="Tahoma" w:eastAsia="微软雅黑" w:hAnsi="Tahoma"/>
+        <w:rPr>
+          <w:rFonts w:ascii="Tahoma" w:eastAsia="微软雅黑" w:hAnsi="Tahoma" w:hint="eastAsia"/>
           <w:kern w:val="0"/>
           <w:sz w:val="22"/>
         </w:rPr>
@@ -2391,17 +2402,13 @@
       </w:pPr>
       <w:r>
         <w:rPr>
-          <w:rFonts w:ascii="宋体" w:eastAsia="宋体" w:hAnsi="宋体" w:cs="宋体"/>
           <w:noProof/>
-          <w:kern w:val="0"/>
-          <w:sz w:val="24"/>
-          <w:szCs w:val="24"/>
         </w:rPr>
         <w:drawing>
-          <wp:inline distT="0" distB="0" distL="0" distR="0" wp14:anchorId="52CFE642" wp14:editId="57F4BAC4">
-            <wp:extent cx="4130040" cy="1161764"/>
-            <wp:effectExtent l="0" t="0" r="3810" b="635"/>
-            <wp:docPr id="1945060079" name="图片 1"/>
+          <wp:inline distT="0" distB="0" distL="0" distR="0" wp14:anchorId="51635E4F" wp14:editId="6B6DD4C8">
+            <wp:extent cx="4427220" cy="1245359"/>
+            <wp:effectExtent l="0" t="0" r="0" b="0"/>
+            <wp:docPr id="1057795165" name="图片 3"/>
             <wp:cNvGraphicFramePr>
               <a:graphicFrameLocks xmlns:a="http://schemas.openxmlformats.org/drawingml/2006/main" noChangeAspect="1"/>
             </wp:cNvGraphicFramePr>
@@ -2409,7 +2416,7 @@
               <a:graphicData uri="http://schemas.openxmlformats.org/drawingml/2006/picture">
                 <pic:pic xmlns:pic="http://schemas.openxmlformats.org/drawingml/2006/picture">
                   <pic:nvPicPr>
-                    <pic:cNvPr id="0" name="Picture 4"/>
+                    <pic:cNvPr id="0" name="Picture 10"/>
                     <pic:cNvPicPr>
                       <a:picLocks noChangeAspect="1" noChangeArrowheads="1"/>
                     </pic:cNvPicPr>
@@ -2430,7 +2437,7 @@
                   <pic:spPr bwMode="auto">
                     <a:xfrm>
                       <a:off x="0" y="0"/>
-                      <a:ext cx="4137525" cy="1163870"/>
+                      <a:ext cx="4432887" cy="1246953"/>
                     </a:xfrm>
                     <a:prstGeom prst="rect">
                       <a:avLst/>
@@ -2607,16 +2614,13 @@
       </w:pPr>
       <w:r>
         <w:rPr>
-          <w:rFonts w:ascii="Tahoma" w:eastAsia="微软雅黑" w:hAnsi="Tahoma"/>
           <w:noProof/>
-          <w:kern w:val="0"/>
-          <w:sz w:val="22"/>
         </w:rPr>
         <w:drawing>
-          <wp:inline distT="0" distB="0" distL="0" distR="0" wp14:anchorId="26DA1566" wp14:editId="0A825923">
-            <wp:extent cx="3634740" cy="1263137"/>
-            <wp:effectExtent l="0" t="0" r="3810" b="0"/>
-            <wp:docPr id="1248069056" name="图片 1"/>
+          <wp:inline distT="0" distB="0" distL="0" distR="0" wp14:anchorId="494360D3" wp14:editId="5E8B121D">
+            <wp:extent cx="3840480" cy="1334635"/>
+            <wp:effectExtent l="0" t="0" r="7620" b="0"/>
+            <wp:docPr id="150715794" name="图片 4"/>
             <wp:cNvGraphicFramePr>
               <a:graphicFrameLocks xmlns:a="http://schemas.openxmlformats.org/drawingml/2006/main" noChangeAspect="1"/>
             </wp:cNvGraphicFramePr>
@@ -2624,7 +2628,7 @@
               <a:graphicData uri="http://schemas.openxmlformats.org/drawingml/2006/picture">
                 <pic:pic xmlns:pic="http://schemas.openxmlformats.org/drawingml/2006/picture">
                   <pic:nvPicPr>
-                    <pic:cNvPr id="0" name="Picture 4"/>
+                    <pic:cNvPr id="0" name="Picture 12"/>
                     <pic:cNvPicPr>
                       <a:picLocks noChangeAspect="1" noChangeArrowheads="1"/>
                     </pic:cNvPicPr>
@@ -2645,7 +2649,7 @@
                   <pic:spPr bwMode="auto">
                     <a:xfrm>
                       <a:off x="0" y="0"/>
-                      <a:ext cx="3638634" cy="1264490"/>
+                      <a:ext cx="3847792" cy="1337176"/>
                     </a:xfrm>
                     <a:prstGeom prst="rect">
                       <a:avLst/>
@@ -2807,10 +2811,10 @@
           <w:noProof/>
         </w:rPr>
         <w:drawing>
-          <wp:inline distT="0" distB="0" distL="0" distR="0" wp14:anchorId="3E6AAF40" wp14:editId="19524783">
-            <wp:extent cx="1577340" cy="1577340"/>
-            <wp:effectExtent l="0" t="0" r="3810" b="3810"/>
-            <wp:docPr id="1" name="图片 1"/>
+          <wp:inline distT="0" distB="0" distL="0" distR="0" wp14:anchorId="20E14428" wp14:editId="25931FC0">
+            <wp:extent cx="1935480" cy="1935480"/>
+            <wp:effectExtent l="0" t="0" r="7620" b="7620"/>
+            <wp:docPr id="326641203" name="图片 5"/>
             <wp:cNvGraphicFramePr>
               <a:graphicFrameLocks xmlns:a="http://schemas.openxmlformats.org/drawingml/2006/main" noChangeAspect="1"/>
             </wp:cNvGraphicFramePr>
@@ -2818,7 +2822,7 @@
               <a:graphicData uri="http://schemas.openxmlformats.org/drawingml/2006/picture">
                 <pic:pic xmlns:pic="http://schemas.openxmlformats.org/drawingml/2006/picture">
                   <pic:nvPicPr>
-                    <pic:cNvPr id="0" name="Picture 2"/>
+                    <pic:cNvPr id="0" name="Picture 14"/>
                     <pic:cNvPicPr>
                       <a:picLocks noChangeAspect="1" noChangeArrowheads="1"/>
                     </pic:cNvPicPr>
@@ -2839,7 +2843,7 @@
                   <pic:spPr bwMode="auto">
                     <a:xfrm>
                       <a:off x="0" y="0"/>
-                      <a:ext cx="1577340" cy="1577340"/>
+                      <a:ext cx="1935480" cy="1935480"/>
                     </a:xfrm>
                     <a:prstGeom prst="rect">
                       <a:avLst/>
@@ -2961,10 +2965,10 @@
           <w:noProof/>
         </w:rPr>
         <w:drawing>
-          <wp:inline distT="0" distB="0" distL="0" distR="0" wp14:anchorId="2373E20C" wp14:editId="46B94AE1">
-            <wp:extent cx="1562100" cy="1562100"/>
+          <wp:inline distT="0" distB="0" distL="0" distR="0" wp14:anchorId="3820D46D" wp14:editId="75E3E985">
+            <wp:extent cx="1828800" cy="1828800"/>
             <wp:effectExtent l="0" t="0" r="0" b="0"/>
-            <wp:docPr id="2" name="图片 2"/>
+            <wp:docPr id="1529670969" name="图片 6"/>
             <wp:cNvGraphicFramePr>
               <a:graphicFrameLocks xmlns:a="http://schemas.openxmlformats.org/drawingml/2006/main" noChangeAspect="1"/>
             </wp:cNvGraphicFramePr>
@@ -2972,7 +2976,7 @@
               <a:graphicData uri="http://schemas.openxmlformats.org/drawingml/2006/picture">
                 <pic:pic xmlns:pic="http://schemas.openxmlformats.org/drawingml/2006/picture">
                   <pic:nvPicPr>
-                    <pic:cNvPr id="0" name="Picture 4"/>
+                    <pic:cNvPr id="0" name="Picture 16"/>
                     <pic:cNvPicPr>
                       <a:picLocks noChangeAspect="1" noChangeArrowheads="1"/>
                     </pic:cNvPicPr>
@@ -2993,7 +2997,7 @@
                   <pic:spPr bwMode="auto">
                     <a:xfrm>
                       <a:off x="0" y="0"/>
-                      <a:ext cx="1562100" cy="1562100"/>
+                      <a:ext cx="1828800" cy="1828800"/>
                     </a:xfrm>
                     <a:prstGeom prst="rect">
                       <a:avLst/>
@@ -3022,10 +3026,10 @@
           <w:noProof/>
         </w:rPr>
         <w:drawing>
-          <wp:inline distT="0" distB="0" distL="0" distR="0" wp14:anchorId="203137C5" wp14:editId="7FE491BF">
-            <wp:extent cx="1556385" cy="1556385"/>
-            <wp:effectExtent l="0" t="0" r="5715" b="5715"/>
-            <wp:docPr id="1270563211" name="图片 1270563211"/>
+          <wp:inline distT="0" distB="0" distL="0" distR="0" wp14:anchorId="5D15D469" wp14:editId="0CB2120B">
+            <wp:extent cx="1828800" cy="1828800"/>
+            <wp:effectExtent l="0" t="0" r="0" b="0"/>
+            <wp:docPr id="995077216" name="图片 7"/>
             <wp:cNvGraphicFramePr>
               <a:graphicFrameLocks xmlns:a="http://schemas.openxmlformats.org/drawingml/2006/main" noChangeAspect="1"/>
             </wp:cNvGraphicFramePr>
@@ -3033,7 +3037,7 @@
               <a:graphicData uri="http://schemas.openxmlformats.org/drawingml/2006/picture">
                 <pic:pic xmlns:pic="http://schemas.openxmlformats.org/drawingml/2006/picture">
                   <pic:nvPicPr>
-                    <pic:cNvPr id="0" name="Picture 2"/>
+                    <pic:cNvPr id="0" name="Picture 18"/>
                     <pic:cNvPicPr>
                       <a:picLocks noChangeAspect="1" noChangeArrowheads="1"/>
                     </pic:cNvPicPr>
@@ -3054,7 +3058,7 @@
                   <pic:spPr bwMode="auto">
                     <a:xfrm>
                       <a:off x="0" y="0"/>
-                      <a:ext cx="1556385" cy="1556385"/>
+                      <a:ext cx="1828800" cy="1828800"/>
                     </a:xfrm>
                     <a:prstGeom prst="rect">
                       <a:avLst/>
@@ -3149,17 +3153,14 @@
       </w:pPr>
       <w:r>
         <w:rPr>
-          <w:rFonts w:ascii="宋体" w:eastAsia="宋体" w:hAnsi="宋体" w:cs="宋体"/>
           <w:noProof/>
-          <w:kern w:val="0"/>
-          <w:sz w:val="24"/>
-          <w:szCs w:val="24"/>
-        </w:rPr>
+        </w:rPr>
+        <w:lastRenderedPageBreak/>
         <w:drawing>
-          <wp:inline distT="0" distB="0" distL="0" distR="0" wp14:anchorId="446A4E94" wp14:editId="07A4DD1C">
-            <wp:extent cx="3558540" cy="1095975"/>
-            <wp:effectExtent l="0" t="0" r="3810" b="9525"/>
-            <wp:docPr id="6" name="图片 6"/>
+          <wp:inline distT="0" distB="0" distL="0" distR="0" wp14:anchorId="7C1145CE" wp14:editId="1F8A92BD">
+            <wp:extent cx="4008120" cy="1242060"/>
+            <wp:effectExtent l="0" t="0" r="0" b="0"/>
+            <wp:docPr id="546765159" name="图片 8"/>
             <wp:cNvGraphicFramePr>
               <a:graphicFrameLocks xmlns:a="http://schemas.openxmlformats.org/drawingml/2006/main" noChangeAspect="1"/>
             </wp:cNvGraphicFramePr>
@@ -3167,7 +3168,7 @@
               <a:graphicData uri="http://schemas.openxmlformats.org/drawingml/2006/picture">
                 <pic:pic xmlns:pic="http://schemas.openxmlformats.org/drawingml/2006/picture">
                   <pic:nvPicPr>
-                    <pic:cNvPr id="0" name="Picture 6"/>
+                    <pic:cNvPr id="0" name="Picture 20"/>
                     <pic:cNvPicPr>
                       <a:picLocks noChangeAspect="1" noChangeArrowheads="1"/>
                     </pic:cNvPicPr>
@@ -3188,7 +3189,7 @@
                   <pic:spPr bwMode="auto">
                     <a:xfrm>
                       <a:off x="0" y="0"/>
-                      <a:ext cx="3567861" cy="1098846"/>
+                      <a:ext cx="4008120" cy="1242060"/>
                     </a:xfrm>
                     <a:prstGeom prst="rect">
                       <a:avLst/>
@@ -3254,7 +3255,6 @@
                 <w:kern w:val="0"/>
                 <w:sz w:val="22"/>
               </w:rPr>
-              <w:lastRenderedPageBreak/>
               <w:t>所以你需要考虑文本与背景的关系设计。</w:t>
             </w:r>
           </w:p>
@@ -3352,17 +3352,13 @@
       </w:pPr>
       <w:r>
         <w:rPr>
-          <w:rFonts w:ascii="宋体" w:eastAsia="宋体" w:hAnsi="宋体" w:cs="宋体"/>
           <w:noProof/>
-          <w:kern w:val="0"/>
-          <w:sz w:val="24"/>
-          <w:szCs w:val="24"/>
         </w:rPr>
         <w:drawing>
-          <wp:inline distT="0" distB="0" distL="0" distR="0" wp14:anchorId="377EDC26" wp14:editId="658E7C8E">
-            <wp:extent cx="3977640" cy="894969"/>
-            <wp:effectExtent l="0" t="0" r="3810" b="635"/>
-            <wp:docPr id="3" name="图片 3"/>
+          <wp:inline distT="0" distB="0" distL="0" distR="0" wp14:anchorId="6D3453A6" wp14:editId="27035147">
+            <wp:extent cx="4267200" cy="960120"/>
+            <wp:effectExtent l="0" t="0" r="0" b="0"/>
+            <wp:docPr id="1416136055" name="图片 9"/>
             <wp:cNvGraphicFramePr>
               <a:graphicFrameLocks xmlns:a="http://schemas.openxmlformats.org/drawingml/2006/main" noChangeAspect="1"/>
             </wp:cNvGraphicFramePr>
@@ -3370,7 +3366,7 @@
               <a:graphicData uri="http://schemas.openxmlformats.org/drawingml/2006/picture">
                 <pic:pic xmlns:pic="http://schemas.openxmlformats.org/drawingml/2006/picture">
                   <pic:nvPicPr>
-                    <pic:cNvPr id="0" name="Picture 2"/>
+                    <pic:cNvPr id="0" name="Picture 22"/>
                     <pic:cNvPicPr>
                       <a:picLocks noChangeAspect="1" noChangeArrowheads="1"/>
                     </pic:cNvPicPr>
@@ -3391,7 +3387,7 @@
                   <pic:spPr bwMode="auto">
                     <a:xfrm>
                       <a:off x="0" y="0"/>
-                      <a:ext cx="3977640" cy="894969"/>
+                      <a:ext cx="4267200" cy="960120"/>
                     </a:xfrm>
                     <a:prstGeom prst="rect">
                       <a:avLst/>
@@ -3421,17 +3417,13 @@
       </w:pPr>
       <w:r>
         <w:rPr>
-          <w:rFonts w:ascii="宋体" w:eastAsia="宋体" w:hAnsi="宋体" w:cs="宋体"/>
           <w:noProof/>
-          <w:kern w:val="0"/>
-          <w:sz w:val="24"/>
-          <w:szCs w:val="24"/>
         </w:rPr>
         <w:drawing>
-          <wp:inline distT="0" distB="0" distL="0" distR="0" wp14:anchorId="1D435C77" wp14:editId="3F2BAA81">
-            <wp:extent cx="3909060" cy="1106888"/>
-            <wp:effectExtent l="0" t="0" r="0" b="0"/>
-            <wp:docPr id="5" name="图片 5"/>
+          <wp:inline distT="0" distB="0" distL="0" distR="0" wp14:anchorId="1676C330" wp14:editId="3AA8C401">
+            <wp:extent cx="4282440" cy="1212613"/>
+            <wp:effectExtent l="0" t="0" r="3810" b="6985"/>
+            <wp:docPr id="1481787090" name="图片 10"/>
             <wp:cNvGraphicFramePr>
               <a:graphicFrameLocks xmlns:a="http://schemas.openxmlformats.org/drawingml/2006/main" noChangeAspect="1"/>
             </wp:cNvGraphicFramePr>
@@ -3439,7 +3431,7 @@
               <a:graphicData uri="http://schemas.openxmlformats.org/drawingml/2006/picture">
                 <pic:pic xmlns:pic="http://schemas.openxmlformats.org/drawingml/2006/picture">
                   <pic:nvPicPr>
-                    <pic:cNvPr id="0" name="Picture 4"/>
+                    <pic:cNvPr id="0" name="Picture 24"/>
                     <pic:cNvPicPr>
                       <a:picLocks noChangeAspect="1" noChangeArrowheads="1"/>
                     </pic:cNvPicPr>
@@ -3460,7 +3452,7 @@
                   <pic:spPr bwMode="auto">
                     <a:xfrm>
                       <a:off x="0" y="0"/>
-                      <a:ext cx="3909060" cy="1106888"/>
+                      <a:ext cx="4297751" cy="1216948"/>
                     </a:xfrm>
                     <a:prstGeom prst="rect">
                       <a:avLst/>
@@ -3601,17 +3593,13 @@
       </w:pPr>
       <w:r>
         <w:rPr>
-          <w:rFonts w:ascii="宋体" w:eastAsia="宋体" w:hAnsi="宋体" w:cs="宋体"/>
           <w:noProof/>
-          <w:kern w:val="0"/>
-          <w:sz w:val="24"/>
-          <w:szCs w:val="24"/>
         </w:rPr>
         <w:drawing>
-          <wp:inline distT="0" distB="0" distL="0" distR="0" wp14:anchorId="6C32CB04" wp14:editId="7C2201C5">
-            <wp:extent cx="2553654" cy="533400"/>
+          <wp:inline distT="0" distB="0" distL="0" distR="0" wp14:anchorId="2B09850F" wp14:editId="23202DBE">
+            <wp:extent cx="2918460" cy="609600"/>
             <wp:effectExtent l="0" t="0" r="0" b="0"/>
-            <wp:docPr id="7" name="图片 7"/>
+            <wp:docPr id="1277551373" name="图片 11"/>
             <wp:cNvGraphicFramePr>
               <a:graphicFrameLocks xmlns:a="http://schemas.openxmlformats.org/drawingml/2006/main" noChangeAspect="1"/>
             </wp:cNvGraphicFramePr>
@@ -3619,7 +3607,7 @@
               <a:graphicData uri="http://schemas.openxmlformats.org/drawingml/2006/picture">
                 <pic:pic xmlns:pic="http://schemas.openxmlformats.org/drawingml/2006/picture">
                   <pic:nvPicPr>
-                    <pic:cNvPr id="0" name="Picture 8"/>
+                    <pic:cNvPr id="0" name="Picture 26"/>
                     <pic:cNvPicPr>
                       <a:picLocks noChangeAspect="1" noChangeArrowheads="1"/>
                     </pic:cNvPicPr>
@@ -3640,7 +3628,7 @@
                   <pic:spPr bwMode="auto">
                     <a:xfrm>
                       <a:off x="0" y="0"/>
-                      <a:ext cx="2564144" cy="535591"/>
+                      <a:ext cx="2918460" cy="609600"/>
                     </a:xfrm>
                     <a:prstGeom prst="rect">
                       <a:avLst/>
@@ -3674,10 +3662,10 @@
           <w:noProof/>
         </w:rPr>
         <w:drawing>
-          <wp:inline distT="0" distB="0" distL="0" distR="0" wp14:anchorId="04133A4A" wp14:editId="70AFCB1F">
-            <wp:extent cx="2554334" cy="990600"/>
-            <wp:effectExtent l="0" t="0" r="0" b="0"/>
-            <wp:docPr id="34" name="图片 34"/>
+          <wp:inline distT="0" distB="0" distL="0" distR="0" wp14:anchorId="044B0992" wp14:editId="134137A0">
+            <wp:extent cx="2895600" cy="1123570"/>
+            <wp:effectExtent l="0" t="0" r="0" b="635"/>
+            <wp:docPr id="1917742053" name="图片 12"/>
             <wp:cNvGraphicFramePr>
               <a:graphicFrameLocks xmlns:a="http://schemas.openxmlformats.org/drawingml/2006/main" noChangeAspect="1"/>
             </wp:cNvGraphicFramePr>
@@ -3685,23 +3673,36 @@
               <a:graphicData uri="http://schemas.openxmlformats.org/drawingml/2006/picture">
                 <pic:pic xmlns:pic="http://schemas.openxmlformats.org/drawingml/2006/picture">
                   <pic:nvPicPr>
-                    <pic:cNvPr id="0" name=""/>
-                    <pic:cNvPicPr/>
+                    <pic:cNvPr id="0" name="Picture 28"/>
+                    <pic:cNvPicPr>
+                      <a:picLocks noChangeAspect="1" noChangeArrowheads="1"/>
+                    </pic:cNvPicPr>
                   </pic:nvPicPr>
                   <pic:blipFill>
-                    <a:blip r:embed="rId27"/>
+                    <a:blip r:embed="rId27">
+                      <a:extLst>
+                        <a:ext uri="{28A0092B-C50C-407E-A947-70E740481C1C}">
+                          <a14:useLocalDpi xmlns:a14="http://schemas.microsoft.com/office/drawing/2010/main" val="0"/>
+                        </a:ext>
+                      </a:extLst>
+                    </a:blip>
+                    <a:srcRect/>
                     <a:stretch>
                       <a:fillRect/>
                     </a:stretch>
                   </pic:blipFill>
-                  <pic:spPr>
+                  <pic:spPr bwMode="auto">
                     <a:xfrm>
                       <a:off x="0" y="0"/>
-                      <a:ext cx="2555624" cy="991100"/>
+                      <a:ext cx="2902171" cy="1126120"/>
                     </a:xfrm>
                     <a:prstGeom prst="rect">
                       <a:avLst/>
                     </a:prstGeom>
+                    <a:noFill/>
+                    <a:ln>
+                      <a:noFill/>
+                    </a:ln>
                   </pic:spPr>
                 </pic:pic>
               </a:graphicData>
@@ -3862,17 +3863,13 @@
       </w:pPr>
       <w:r>
         <w:rPr>
-          <w:rFonts w:ascii="宋体" w:eastAsia="宋体" w:hAnsi="宋体" w:cs="宋体"/>
           <w:noProof/>
-          <w:kern w:val="0"/>
-          <w:sz w:val="24"/>
-          <w:szCs w:val="24"/>
         </w:rPr>
         <w:drawing>
-          <wp:inline distT="0" distB="0" distL="0" distR="0" wp14:anchorId="11811B4E" wp14:editId="5B599AC5">
-            <wp:extent cx="1493280" cy="777240"/>
-            <wp:effectExtent l="0" t="0" r="0" b="3810"/>
-            <wp:docPr id="8" name="图片 8"/>
+          <wp:inline distT="0" distB="0" distL="0" distR="0" wp14:anchorId="73FEB594" wp14:editId="74CBF6AF">
+            <wp:extent cx="1584960" cy="831454"/>
+            <wp:effectExtent l="0" t="0" r="0" b="6985"/>
+            <wp:docPr id="1242442151" name="图片 13"/>
             <wp:cNvGraphicFramePr>
               <a:graphicFrameLocks xmlns:a="http://schemas.openxmlformats.org/drawingml/2006/main" noChangeAspect="1"/>
             </wp:cNvGraphicFramePr>
@@ -3880,7 +3877,7 @@
               <a:graphicData uri="http://schemas.openxmlformats.org/drawingml/2006/picture">
                 <pic:pic xmlns:pic="http://schemas.openxmlformats.org/drawingml/2006/picture">
                   <pic:nvPicPr>
-                    <pic:cNvPr id="0" name="Picture 10"/>
+                    <pic:cNvPr id="0" name="Picture 30"/>
                     <pic:cNvPicPr>
                       <a:picLocks noChangeAspect="1" noChangeArrowheads="1"/>
                     </pic:cNvPicPr>
@@ -3901,7 +3898,7 @@
                   <pic:spPr bwMode="auto">
                     <a:xfrm>
                       <a:off x="0" y="0"/>
-                      <a:ext cx="1495755" cy="778528"/>
+                      <a:ext cx="1589533" cy="833853"/>
                     </a:xfrm>
                     <a:prstGeom prst="rect">
                       <a:avLst/>
@@ -3928,17 +3925,13 @@
       </w:r>
       <w:r>
         <w:rPr>
-          <w:rFonts w:ascii="宋体" w:eastAsia="宋体" w:hAnsi="宋体" w:cs="宋体"/>
           <w:noProof/>
-          <w:kern w:val="0"/>
-          <w:sz w:val="24"/>
-          <w:szCs w:val="24"/>
         </w:rPr>
         <w:drawing>
-          <wp:inline distT="0" distB="0" distL="0" distR="0" wp14:anchorId="0FC14458" wp14:editId="4B463CCB">
-            <wp:extent cx="2314575" cy="373096"/>
-            <wp:effectExtent l="0" t="0" r="0" b="8255"/>
-            <wp:docPr id="9" name="图片 9"/>
+          <wp:inline distT="0" distB="0" distL="0" distR="0" wp14:anchorId="134D6A2E" wp14:editId="1337E24E">
+            <wp:extent cx="2247900" cy="386715"/>
+            <wp:effectExtent l="0" t="0" r="0" b="0"/>
+            <wp:docPr id="1946208534" name="图片 14"/>
             <wp:cNvGraphicFramePr>
               <a:graphicFrameLocks xmlns:a="http://schemas.openxmlformats.org/drawingml/2006/main" noChangeAspect="1"/>
             </wp:cNvGraphicFramePr>
@@ -3946,7 +3939,7 @@
               <a:graphicData uri="http://schemas.openxmlformats.org/drawingml/2006/picture">
                 <pic:pic xmlns:pic="http://schemas.openxmlformats.org/drawingml/2006/picture">
                   <pic:nvPicPr>
-                    <pic:cNvPr id="0" name="Picture 12"/>
+                    <pic:cNvPr id="0" name="Picture 32"/>
                     <pic:cNvPicPr>
                       <a:picLocks noChangeAspect="1" noChangeArrowheads="1"/>
                     </pic:cNvPicPr>
@@ -3967,7 +3960,7 @@
                   <pic:spPr bwMode="auto">
                     <a:xfrm>
                       <a:off x="0" y="0"/>
-                      <a:ext cx="2328093" cy="375275"/>
+                      <a:ext cx="2265240" cy="389698"/>
                     </a:xfrm>
                     <a:prstGeom prst="rect">
                       <a:avLst/>
@@ -3985,7 +3978,7 @@
       </w:r>
       <w:r>
         <w:rPr>
-          <w:rFonts w:ascii="宋体" w:eastAsia="宋体" w:hAnsi="宋体" w:cs="宋体"/>
+          <w:rFonts w:ascii="宋体" w:eastAsia="宋体" w:hAnsi="宋体" w:cs="宋体" w:hint="eastAsia"/>
           <w:kern w:val="0"/>
           <w:sz w:val="24"/>
           <w:szCs w:val="24"/>
@@ -3994,17 +3987,13 @@
       </w:r>
       <w:r>
         <w:rPr>
-          <w:rFonts w:ascii="宋体" w:eastAsia="宋体" w:hAnsi="宋体" w:cs="宋体"/>
           <w:noProof/>
-          <w:kern w:val="0"/>
-          <w:sz w:val="24"/>
-          <w:szCs w:val="24"/>
         </w:rPr>
         <w:drawing>
-          <wp:inline distT="0" distB="0" distL="0" distR="0" wp14:anchorId="00387565" wp14:editId="2BADB8F6">
-            <wp:extent cx="1059180" cy="929640"/>
-            <wp:effectExtent l="0" t="0" r="7620" b="3810"/>
-            <wp:docPr id="10" name="图片 10"/>
+          <wp:inline distT="0" distB="0" distL="0" distR="0" wp14:anchorId="535F5A7C" wp14:editId="27A351C2">
+            <wp:extent cx="952500" cy="842860"/>
+            <wp:effectExtent l="0" t="0" r="0" b="0"/>
+            <wp:docPr id="1489976504" name="图片 15"/>
             <wp:cNvGraphicFramePr>
               <a:graphicFrameLocks xmlns:a="http://schemas.openxmlformats.org/drawingml/2006/main" noChangeAspect="1"/>
             </wp:cNvGraphicFramePr>
@@ -4012,7 +4001,7 @@
               <a:graphicData uri="http://schemas.openxmlformats.org/drawingml/2006/picture">
                 <pic:pic xmlns:pic="http://schemas.openxmlformats.org/drawingml/2006/picture">
                   <pic:nvPicPr>
-                    <pic:cNvPr id="0" name="Picture 14"/>
+                    <pic:cNvPr id="0" name="Picture 34"/>
                     <pic:cNvPicPr>
                       <a:picLocks noChangeAspect="1" noChangeArrowheads="1"/>
                     </pic:cNvPicPr>
@@ -4033,7 +4022,7 @@
                   <pic:spPr bwMode="auto">
                     <a:xfrm>
                       <a:off x="0" y="0"/>
-                      <a:ext cx="1059180" cy="929640"/>
+                      <a:ext cx="953286" cy="843555"/>
                     </a:xfrm>
                     <a:prstGeom prst="rect">
                       <a:avLst/>
@@ -4198,17 +4187,13 @@
       </w:pPr>
       <w:r>
         <w:rPr>
-          <w:rFonts w:ascii="宋体" w:eastAsia="宋体" w:hAnsi="宋体" w:cs="宋体"/>
           <w:noProof/>
-          <w:kern w:val="0"/>
-          <w:sz w:val="24"/>
-          <w:szCs w:val="24"/>
         </w:rPr>
         <w:drawing>
-          <wp:inline distT="0" distB="0" distL="0" distR="0" wp14:anchorId="0B567D79" wp14:editId="0A4D16C6">
-            <wp:extent cx="3819525" cy="393486"/>
-            <wp:effectExtent l="0" t="0" r="0" b="6985"/>
-            <wp:docPr id="11" name="图片 11"/>
+          <wp:inline distT="0" distB="0" distL="0" distR="0" wp14:anchorId="5F496666" wp14:editId="06782B09">
+            <wp:extent cx="3828349" cy="394395"/>
+            <wp:effectExtent l="0" t="0" r="1270" b="5715"/>
+            <wp:docPr id="650237548" name="图片 16"/>
             <wp:cNvGraphicFramePr>
               <a:graphicFrameLocks xmlns:a="http://schemas.openxmlformats.org/drawingml/2006/main" noChangeAspect="1"/>
             </wp:cNvGraphicFramePr>
@@ -4216,7 +4201,7 @@
               <a:graphicData uri="http://schemas.openxmlformats.org/drawingml/2006/picture">
                 <pic:pic xmlns:pic="http://schemas.openxmlformats.org/drawingml/2006/picture">
                   <pic:nvPicPr>
-                    <pic:cNvPr id="0" name="Picture 16"/>
+                    <pic:cNvPr id="0" name="Picture 36"/>
                     <pic:cNvPicPr>
                       <a:picLocks noChangeAspect="1" noChangeArrowheads="1"/>
                     </pic:cNvPicPr>
@@ -4237,7 +4222,7 @@
                   <pic:spPr bwMode="auto">
                     <a:xfrm>
                       <a:off x="0" y="0"/>
-                      <a:ext cx="3843235" cy="395929"/>
+                      <a:ext cx="3855659" cy="397208"/>
                     </a:xfrm>
                     <a:prstGeom prst="rect">
                       <a:avLst/>
@@ -4264,17 +4249,13 @@
       </w:r>
       <w:r>
         <w:rPr>
-          <w:rFonts w:ascii="宋体" w:eastAsia="宋体" w:hAnsi="宋体" w:cs="宋体"/>
           <w:noProof/>
-          <w:kern w:val="0"/>
-          <w:sz w:val="24"/>
-          <w:szCs w:val="24"/>
         </w:rPr>
         <w:drawing>
-          <wp:inline distT="0" distB="0" distL="0" distR="0" wp14:anchorId="6CAA5AEF" wp14:editId="33E2708C">
-            <wp:extent cx="857250" cy="880599"/>
-            <wp:effectExtent l="0" t="0" r="0" b="0"/>
-            <wp:docPr id="12" name="图片 12"/>
+          <wp:inline distT="0" distB="0" distL="0" distR="0" wp14:anchorId="33DF8009" wp14:editId="63D4BC83">
+            <wp:extent cx="1057448" cy="1082040"/>
+            <wp:effectExtent l="0" t="0" r="9525" b="3810"/>
+            <wp:docPr id="569346096" name="图片 17"/>
             <wp:cNvGraphicFramePr>
               <a:graphicFrameLocks xmlns:a="http://schemas.openxmlformats.org/drawingml/2006/main" noChangeAspect="1"/>
             </wp:cNvGraphicFramePr>
@@ -4282,7 +4263,7 @@
               <a:graphicData uri="http://schemas.openxmlformats.org/drawingml/2006/picture">
                 <pic:pic xmlns:pic="http://schemas.openxmlformats.org/drawingml/2006/picture">
                   <pic:nvPicPr>
-                    <pic:cNvPr id="0" name="Picture 18"/>
+                    <pic:cNvPr id="0" name="Picture 38"/>
                     <pic:cNvPicPr>
                       <a:picLocks noChangeAspect="1" noChangeArrowheads="1"/>
                     </pic:cNvPicPr>
@@ -4303,7 +4284,7 @@
                   <pic:spPr bwMode="auto">
                     <a:xfrm>
                       <a:off x="0" y="0"/>
-                      <a:ext cx="860119" cy="883547"/>
+                      <a:ext cx="1061012" cy="1085686"/>
                     </a:xfrm>
                     <a:prstGeom prst="rect">
                       <a:avLst/>
@@ -4552,16 +4533,13 @@
       </w:pPr>
       <w:r>
         <w:rPr>
-          <w:rFonts w:ascii="Tahoma" w:eastAsia="微软雅黑" w:hAnsi="Tahoma" w:hint="eastAsia"/>
           <w:noProof/>
-          <w:kern w:val="0"/>
-          <w:sz w:val="22"/>
         </w:rPr>
         <w:drawing>
-          <wp:inline distT="0" distB="0" distL="0" distR="0" wp14:anchorId="44499721" wp14:editId="234B68C1">
-            <wp:extent cx="3314700" cy="725947"/>
-            <wp:effectExtent l="0" t="0" r="0" b="0"/>
-            <wp:docPr id="1941876675" name="图片 3"/>
+          <wp:inline distT="0" distB="0" distL="0" distR="0" wp14:anchorId="222F1117" wp14:editId="25F9B69C">
+            <wp:extent cx="3368040" cy="737629"/>
+            <wp:effectExtent l="0" t="0" r="3810" b="5715"/>
+            <wp:docPr id="1871416134" name="图片 18"/>
             <wp:cNvGraphicFramePr>
               <a:graphicFrameLocks xmlns:a="http://schemas.openxmlformats.org/drawingml/2006/main" noChangeAspect="1"/>
             </wp:cNvGraphicFramePr>
@@ -4569,7 +4547,7 @@
               <a:graphicData uri="http://schemas.openxmlformats.org/drawingml/2006/picture">
                 <pic:pic xmlns:pic="http://schemas.openxmlformats.org/drawingml/2006/picture">
                   <pic:nvPicPr>
-                    <pic:cNvPr id="0" name="Picture 8"/>
+                    <pic:cNvPr id="0" name="Picture 40"/>
                     <pic:cNvPicPr>
                       <a:picLocks noChangeAspect="1" noChangeArrowheads="1"/>
                     </pic:cNvPicPr>
@@ -4590,7 +4568,7 @@
                   <pic:spPr bwMode="auto">
                     <a:xfrm>
                       <a:off x="0" y="0"/>
-                      <a:ext cx="3323829" cy="727946"/>
+                      <a:ext cx="3373979" cy="738930"/>
                     </a:xfrm>
                     <a:prstGeom prst="rect">
                       <a:avLst/>
@@ -4621,16 +4599,13 @@
       </w:pPr>
       <w:r>
         <w:rPr>
-          <w:rFonts w:ascii="Tahoma" w:eastAsia="微软雅黑" w:hAnsi="Tahoma"/>
           <w:noProof/>
-          <w:kern w:val="0"/>
-          <w:sz w:val="22"/>
         </w:rPr>
         <w:drawing>
-          <wp:inline distT="0" distB="0" distL="0" distR="0" wp14:anchorId="52175B07" wp14:editId="2A19304A">
-            <wp:extent cx="3327866" cy="2143125"/>
-            <wp:effectExtent l="0" t="0" r="6350" b="0"/>
-            <wp:docPr id="1267040107" name="图片 1"/>
+          <wp:inline distT="0" distB="0" distL="0" distR="0" wp14:anchorId="47C50F72" wp14:editId="4665A751">
+            <wp:extent cx="3400425" cy="2189854"/>
+            <wp:effectExtent l="0" t="0" r="0" b="1270"/>
+            <wp:docPr id="1704331966" name="图片 19"/>
             <wp:cNvGraphicFramePr>
               <a:graphicFrameLocks xmlns:a="http://schemas.openxmlformats.org/drawingml/2006/main" noChangeAspect="1"/>
             </wp:cNvGraphicFramePr>
@@ -4638,7 +4613,7 @@
               <a:graphicData uri="http://schemas.openxmlformats.org/drawingml/2006/picture">
                 <pic:pic xmlns:pic="http://schemas.openxmlformats.org/drawingml/2006/picture">
                   <pic:nvPicPr>
-                    <pic:cNvPr id="0" name="Picture 4"/>
+                    <pic:cNvPr id="0" name="Picture 42"/>
                     <pic:cNvPicPr>
                       <a:picLocks noChangeAspect="1" noChangeArrowheads="1"/>
                     </pic:cNvPicPr>
@@ -4659,7 +4634,7 @@
                   <pic:spPr bwMode="auto">
                     <a:xfrm>
                       <a:off x="0" y="0"/>
-                      <a:ext cx="3369374" cy="2169856"/>
+                      <a:ext cx="3417103" cy="2200595"/>
                     </a:xfrm>
                     <a:prstGeom prst="rect">
                       <a:avLst/>
@@ -4756,16 +4731,13 @@
       </w:pPr>
       <w:r>
         <w:rPr>
-          <w:rFonts w:ascii="Tahoma" w:eastAsia="微软雅黑" w:hAnsi="Tahoma" w:hint="eastAsia"/>
           <w:noProof/>
-          <w:kern w:val="0"/>
-          <w:sz w:val="22"/>
         </w:rPr>
         <w:drawing>
-          <wp:inline distT="0" distB="0" distL="0" distR="0" wp14:anchorId="5041C053" wp14:editId="2DC57EE3">
-            <wp:extent cx="3330524" cy="1752600"/>
-            <wp:effectExtent l="0" t="0" r="3810" b="0"/>
-            <wp:docPr id="2097690268" name="图片 4"/>
+          <wp:inline distT="0" distB="0" distL="0" distR="0" wp14:anchorId="5733919A" wp14:editId="449B27BC">
+            <wp:extent cx="3359503" cy="1764765"/>
+            <wp:effectExtent l="0" t="0" r="0" b="6985"/>
+            <wp:docPr id="94727341" name="图片 20"/>
             <wp:cNvGraphicFramePr>
               <a:graphicFrameLocks xmlns:a="http://schemas.openxmlformats.org/drawingml/2006/main" noChangeAspect="1"/>
             </wp:cNvGraphicFramePr>
@@ -4773,7 +4745,7 @@
               <a:graphicData uri="http://schemas.openxmlformats.org/drawingml/2006/picture">
                 <pic:pic xmlns:pic="http://schemas.openxmlformats.org/drawingml/2006/picture">
                   <pic:nvPicPr>
-                    <pic:cNvPr id="0" name="Picture 10"/>
+                    <pic:cNvPr id="0" name="Picture 44"/>
                     <pic:cNvPicPr>
                       <a:picLocks noChangeAspect="1" noChangeArrowheads="1"/>
                     </pic:cNvPicPr>
@@ -4794,7 +4766,7 @@
                   <pic:spPr bwMode="auto">
                     <a:xfrm>
                       <a:off x="0" y="0"/>
-                      <a:ext cx="3345607" cy="1760537"/>
+                      <a:ext cx="3366216" cy="1768291"/>
                     </a:xfrm>
                     <a:prstGeom prst="rect">
                       <a:avLst/>
@@ -4825,16 +4797,13 @@
       </w:pPr>
       <w:r>
         <w:rPr>
-          <w:rFonts w:ascii="Tahoma" w:eastAsia="微软雅黑" w:hAnsi="Tahoma"/>
           <w:noProof/>
-          <w:kern w:val="0"/>
-          <w:sz w:val="22"/>
         </w:rPr>
         <w:drawing>
-          <wp:inline distT="0" distB="0" distL="0" distR="0" wp14:anchorId="2DA46094" wp14:editId="5E270FB0">
-            <wp:extent cx="3299460" cy="1806639"/>
-            <wp:effectExtent l="0" t="0" r="0" b="3175"/>
-            <wp:docPr id="804905634" name="图片 2"/>
+          <wp:inline distT="0" distB="0" distL="0" distR="0" wp14:anchorId="000D7705" wp14:editId="3EFD088D">
+            <wp:extent cx="3337153" cy="1827278"/>
+            <wp:effectExtent l="0" t="0" r="0" b="1905"/>
+            <wp:docPr id="1211141953" name="图片 21"/>
             <wp:cNvGraphicFramePr>
               <a:graphicFrameLocks xmlns:a="http://schemas.openxmlformats.org/drawingml/2006/main" noChangeAspect="1"/>
             </wp:cNvGraphicFramePr>
@@ -4842,7 +4811,7 @@
               <a:graphicData uri="http://schemas.openxmlformats.org/drawingml/2006/picture">
                 <pic:pic xmlns:pic="http://schemas.openxmlformats.org/drawingml/2006/picture">
                   <pic:nvPicPr>
-                    <pic:cNvPr id="0" name="Picture 6"/>
+                    <pic:cNvPr id="0" name="Picture 46"/>
                     <pic:cNvPicPr>
                       <a:picLocks noChangeAspect="1" noChangeArrowheads="1"/>
                     </pic:cNvPicPr>
@@ -4863,7 +4832,7 @@
                   <pic:spPr bwMode="auto">
                     <a:xfrm>
                       <a:off x="0" y="0"/>
-                      <a:ext cx="3340705" cy="1829223"/>
+                      <a:ext cx="3350132" cy="1834384"/>
                     </a:xfrm>
                     <a:prstGeom prst="rect">
                       <a:avLst/>
@@ -5287,17 +5256,13 @@
       </w:pPr>
       <w:r>
         <w:rPr>
-          <w:rFonts w:ascii="宋体" w:eastAsia="宋体" w:hAnsi="宋体" w:cs="宋体"/>
           <w:noProof/>
-          <w:kern w:val="0"/>
-          <w:sz w:val="24"/>
-          <w:szCs w:val="24"/>
         </w:rPr>
         <w:drawing>
-          <wp:inline distT="0" distB="0" distL="0" distR="0" wp14:anchorId="41A0749A" wp14:editId="2DBCF570">
-            <wp:extent cx="2118360" cy="1492762"/>
-            <wp:effectExtent l="0" t="0" r="0" b="0"/>
-            <wp:docPr id="13" name="图片 13"/>
+          <wp:inline distT="0" distB="0" distL="0" distR="0" wp14:anchorId="09B97C3D" wp14:editId="21319894">
+            <wp:extent cx="2057400" cy="1445578"/>
+            <wp:effectExtent l="0" t="0" r="0" b="2540"/>
+            <wp:docPr id="1931257728" name="图片 22"/>
             <wp:cNvGraphicFramePr>
               <a:graphicFrameLocks xmlns:a="http://schemas.openxmlformats.org/drawingml/2006/main" noChangeAspect="1"/>
             </wp:cNvGraphicFramePr>
@@ -5305,7 +5270,7 @@
               <a:graphicData uri="http://schemas.openxmlformats.org/drawingml/2006/picture">
                 <pic:pic xmlns:pic="http://schemas.openxmlformats.org/drawingml/2006/picture">
                   <pic:nvPicPr>
-                    <pic:cNvPr id="0" name="Picture 4"/>
+                    <pic:cNvPr id="0" name="Picture 48"/>
                     <pic:cNvPicPr>
                       <a:picLocks noChangeAspect="1" noChangeArrowheads="1"/>
                     </pic:cNvPicPr>
@@ -5326,7 +5291,7 @@
                   <pic:spPr bwMode="auto">
                     <a:xfrm>
                       <a:off x="0" y="0"/>
-                      <a:ext cx="2124116" cy="1496818"/>
+                      <a:ext cx="2066795" cy="1452179"/>
                     </a:xfrm>
                     <a:prstGeom prst="rect">
                       <a:avLst/>
@@ -5353,17 +5318,13 @@
       </w:r>
       <w:r>
         <w:rPr>
-          <w:rFonts w:ascii="宋体" w:eastAsia="宋体" w:hAnsi="宋体" w:cs="宋体"/>
           <w:noProof/>
-          <w:kern w:val="0"/>
-          <w:sz w:val="24"/>
-          <w:szCs w:val="24"/>
         </w:rPr>
         <w:drawing>
-          <wp:inline distT="0" distB="0" distL="0" distR="0" wp14:anchorId="2ED4A087" wp14:editId="55C4150A">
-            <wp:extent cx="2301240" cy="1440180"/>
-            <wp:effectExtent l="0" t="0" r="3810" b="7620"/>
-            <wp:docPr id="14" name="图片 14"/>
+          <wp:inline distT="0" distB="0" distL="0" distR="0" wp14:anchorId="20D7A008" wp14:editId="12DF2445">
+            <wp:extent cx="2308860" cy="1440180"/>
+            <wp:effectExtent l="0" t="0" r="0" b="7620"/>
+            <wp:docPr id="1692028344" name="图片 23"/>
             <wp:cNvGraphicFramePr>
               <a:graphicFrameLocks xmlns:a="http://schemas.openxmlformats.org/drawingml/2006/main" noChangeAspect="1"/>
             </wp:cNvGraphicFramePr>
@@ -5371,7 +5332,7 @@
               <a:graphicData uri="http://schemas.openxmlformats.org/drawingml/2006/picture">
                 <pic:pic xmlns:pic="http://schemas.openxmlformats.org/drawingml/2006/picture">
                   <pic:nvPicPr>
-                    <pic:cNvPr id="0" name="Picture 6"/>
+                    <pic:cNvPr id="0" name="Picture 50"/>
                     <pic:cNvPicPr>
                       <a:picLocks noChangeAspect="1" noChangeArrowheads="1"/>
                     </pic:cNvPicPr>
@@ -5392,7 +5353,7 @@
                   <pic:spPr bwMode="auto">
                     <a:xfrm>
                       <a:off x="0" y="0"/>
-                      <a:ext cx="2301240" cy="1440180"/>
+                      <a:ext cx="2308860" cy="1440180"/>
                     </a:xfrm>
                     <a:prstGeom prst="rect">
                       <a:avLst/>
@@ -5484,17 +5445,13 @@
       </w:pPr>
       <w:r>
         <w:rPr>
-          <w:rFonts w:ascii="宋体" w:eastAsia="宋体" w:hAnsi="宋体" w:cs="宋体"/>
           <w:noProof/>
-          <w:kern w:val="0"/>
-          <w:sz w:val="24"/>
-          <w:szCs w:val="24"/>
         </w:rPr>
         <w:drawing>
-          <wp:inline distT="0" distB="0" distL="0" distR="0" wp14:anchorId="55FB7A79" wp14:editId="7979793E">
-            <wp:extent cx="4199321" cy="2331720"/>
-            <wp:effectExtent l="0" t="0" r="0" b="0"/>
-            <wp:docPr id="19" name="图片 19"/>
+          <wp:inline distT="0" distB="0" distL="0" distR="0" wp14:anchorId="560C8CC7" wp14:editId="71605172">
+            <wp:extent cx="4237990" cy="2358804"/>
+            <wp:effectExtent l="0" t="0" r="0" b="3810"/>
+            <wp:docPr id="213543808" name="图片 24"/>
             <wp:cNvGraphicFramePr>
               <a:graphicFrameLocks xmlns:a="http://schemas.openxmlformats.org/drawingml/2006/main" noChangeAspect="1"/>
             </wp:cNvGraphicFramePr>
@@ -5502,7 +5459,7 @@
               <a:graphicData uri="http://schemas.openxmlformats.org/drawingml/2006/picture">
                 <pic:pic xmlns:pic="http://schemas.openxmlformats.org/drawingml/2006/picture">
                   <pic:nvPicPr>
-                    <pic:cNvPr id="0" name="Picture 16"/>
+                    <pic:cNvPr id="0" name="Picture 52"/>
                     <pic:cNvPicPr>
                       <a:picLocks noChangeAspect="1" noChangeArrowheads="1"/>
                     </pic:cNvPicPr>
@@ -5523,7 +5480,7 @@
                   <pic:spPr bwMode="auto">
                     <a:xfrm>
                       <a:off x="0" y="0"/>
-                      <a:ext cx="4212896" cy="2339258"/>
+                      <a:ext cx="4245954" cy="2363237"/>
                     </a:xfrm>
                     <a:prstGeom prst="rect">
                       <a:avLst/>
@@ -5553,17 +5510,13 @@
       </w:pPr>
       <w:r>
         <w:rPr>
-          <w:rFonts w:ascii="宋体" w:eastAsia="宋体" w:hAnsi="宋体" w:cs="宋体"/>
           <w:noProof/>
-          <w:kern w:val="0"/>
-          <w:sz w:val="24"/>
-          <w:szCs w:val="24"/>
         </w:rPr>
         <w:drawing>
-          <wp:inline distT="0" distB="0" distL="0" distR="0" wp14:anchorId="145EAABD" wp14:editId="2AB4A66B">
-            <wp:extent cx="4152900" cy="1117154"/>
-            <wp:effectExtent l="0" t="0" r="0" b="6985"/>
-            <wp:docPr id="15" name="图片 15"/>
+          <wp:inline distT="0" distB="0" distL="0" distR="0" wp14:anchorId="75E0ED31" wp14:editId="3E80D199">
+            <wp:extent cx="4221480" cy="1135603"/>
+            <wp:effectExtent l="0" t="0" r="7620" b="7620"/>
+            <wp:docPr id="78788254" name="图片 25"/>
             <wp:cNvGraphicFramePr>
               <a:graphicFrameLocks xmlns:a="http://schemas.openxmlformats.org/drawingml/2006/main" noChangeAspect="1"/>
             </wp:cNvGraphicFramePr>
@@ -5571,7 +5524,7 @@
               <a:graphicData uri="http://schemas.openxmlformats.org/drawingml/2006/picture">
                 <pic:pic xmlns:pic="http://schemas.openxmlformats.org/drawingml/2006/picture">
                   <pic:nvPicPr>
-                    <pic:cNvPr id="0" name="Picture 8"/>
+                    <pic:cNvPr id="0" name="Picture 54"/>
                     <pic:cNvPicPr>
                       <a:picLocks noChangeAspect="1" noChangeArrowheads="1"/>
                     </pic:cNvPicPr>
@@ -5592,7 +5545,7 @@
                   <pic:spPr bwMode="auto">
                     <a:xfrm>
                       <a:off x="0" y="0"/>
-                      <a:ext cx="4170486" cy="1121885"/>
+                      <a:ext cx="4237252" cy="1139846"/>
                     </a:xfrm>
                     <a:prstGeom prst="rect">
                       <a:avLst/>
@@ -5930,17 +5883,13 @@
       </w:pPr>
       <w:r>
         <w:rPr>
-          <w:rFonts w:ascii="宋体" w:eastAsia="宋体" w:hAnsi="宋体" w:cs="宋体"/>
           <w:noProof/>
-          <w:kern w:val="0"/>
-          <w:sz w:val="24"/>
-          <w:szCs w:val="24"/>
         </w:rPr>
         <w:drawing>
-          <wp:inline distT="0" distB="0" distL="0" distR="0" wp14:anchorId="6AA04188" wp14:editId="1B8C0F55">
-            <wp:extent cx="3139440" cy="1793966"/>
-            <wp:effectExtent l="0" t="0" r="3810" b="0"/>
-            <wp:docPr id="16" name="图片 16"/>
+          <wp:inline distT="0" distB="0" distL="0" distR="0" wp14:anchorId="72BA94AE" wp14:editId="2E14A2E8">
+            <wp:extent cx="3413760" cy="1950720"/>
+            <wp:effectExtent l="0" t="0" r="0" b="0"/>
+            <wp:docPr id="67156355" name="图片 26"/>
             <wp:cNvGraphicFramePr>
               <a:graphicFrameLocks xmlns:a="http://schemas.openxmlformats.org/drawingml/2006/main" noChangeAspect="1"/>
             </wp:cNvGraphicFramePr>
@@ -5948,7 +5897,7 @@
               <a:graphicData uri="http://schemas.openxmlformats.org/drawingml/2006/picture">
                 <pic:pic xmlns:pic="http://schemas.openxmlformats.org/drawingml/2006/picture">
                   <pic:nvPicPr>
-                    <pic:cNvPr id="0" name="Picture 10"/>
+                    <pic:cNvPr id="0" name="Picture 56"/>
                     <pic:cNvPicPr>
                       <a:picLocks noChangeAspect="1" noChangeArrowheads="1"/>
                     </pic:cNvPicPr>
@@ -5969,7 +5918,7 @@
                   <pic:spPr bwMode="auto">
                     <a:xfrm>
                       <a:off x="0" y="0"/>
-                      <a:ext cx="3143819" cy="1796468"/>
+                      <a:ext cx="3419240" cy="1953851"/>
                     </a:xfrm>
                     <a:prstGeom prst="rect">
                       <a:avLst/>
@@ -6053,17 +6002,13 @@
       </w:pPr>
       <w:r>
         <w:rPr>
-          <w:rFonts w:ascii="宋体" w:eastAsia="宋体" w:hAnsi="宋体" w:cs="宋体"/>
           <w:noProof/>
-          <w:kern w:val="0"/>
-          <w:sz w:val="24"/>
-          <w:szCs w:val="24"/>
         </w:rPr>
         <w:drawing>
-          <wp:inline distT="0" distB="0" distL="0" distR="0" wp14:anchorId="4E380091" wp14:editId="0B5C196E">
+          <wp:inline distT="0" distB="0" distL="0" distR="0" wp14:anchorId="792D6A96" wp14:editId="0B3A2B72">
             <wp:extent cx="4419600" cy="1645920"/>
             <wp:effectExtent l="0" t="0" r="0" b="0"/>
-            <wp:docPr id="18" name="图片 18"/>
+            <wp:docPr id="699503677" name="图片 27"/>
             <wp:cNvGraphicFramePr>
               <a:graphicFrameLocks xmlns:a="http://schemas.openxmlformats.org/drawingml/2006/main" noChangeAspect="1"/>
             </wp:cNvGraphicFramePr>
@@ -6071,7 +6016,7 @@
               <a:graphicData uri="http://schemas.openxmlformats.org/drawingml/2006/picture">
                 <pic:pic xmlns:pic="http://schemas.openxmlformats.org/drawingml/2006/picture">
                   <pic:nvPicPr>
-                    <pic:cNvPr id="0" name="Picture 14"/>
+                    <pic:cNvPr id="0" name="Picture 58"/>
                     <pic:cNvPicPr>
                       <a:picLocks noChangeAspect="1" noChangeArrowheads="1"/>
                     </pic:cNvPicPr>
@@ -6122,17 +6067,13 @@
       </w:pPr>
       <w:r>
         <w:rPr>
-          <w:rFonts w:ascii="宋体" w:eastAsia="宋体" w:hAnsi="宋体" w:cs="宋体"/>
           <w:noProof/>
-          <w:kern w:val="0"/>
-          <w:sz w:val="24"/>
-          <w:szCs w:val="24"/>
         </w:rPr>
         <w:drawing>
-          <wp:inline distT="0" distB="0" distL="0" distR="0" wp14:anchorId="286CBC09" wp14:editId="43DCA018">
-            <wp:extent cx="4419600" cy="1828347"/>
-            <wp:effectExtent l="0" t="0" r="0" b="635"/>
-            <wp:docPr id="17" name="图片 17"/>
+          <wp:inline distT="0" distB="0" distL="0" distR="0" wp14:anchorId="0DB0E3C4" wp14:editId="5819C5F8">
+            <wp:extent cx="4419600" cy="1825630"/>
+            <wp:effectExtent l="0" t="0" r="0" b="3175"/>
+            <wp:docPr id="1499486746" name="图片 28"/>
             <wp:cNvGraphicFramePr>
               <a:graphicFrameLocks xmlns:a="http://schemas.openxmlformats.org/drawingml/2006/main" noChangeAspect="1"/>
             </wp:cNvGraphicFramePr>
@@ -6140,7 +6081,7 @@
               <a:graphicData uri="http://schemas.openxmlformats.org/drawingml/2006/picture">
                 <pic:pic xmlns:pic="http://schemas.openxmlformats.org/drawingml/2006/picture">
                   <pic:nvPicPr>
-                    <pic:cNvPr id="0" name="Picture 12"/>
+                    <pic:cNvPr id="0" name="Picture 60"/>
                     <pic:cNvPicPr>
                       <a:picLocks noChangeAspect="1" noChangeArrowheads="1"/>
                     </pic:cNvPicPr>
@@ -6161,7 +6102,7 @@
                   <pic:spPr bwMode="auto">
                     <a:xfrm>
                       <a:off x="0" y="0"/>
-                      <a:ext cx="4426768" cy="1831312"/>
+                      <a:ext cx="4429717" cy="1829809"/>
                     </a:xfrm>
                     <a:prstGeom prst="rect">
                       <a:avLst/>
@@ -6434,17 +6375,13 @@
       </w:pPr>
       <w:r>
         <w:rPr>
-          <w:rFonts w:ascii="宋体" w:eastAsia="宋体" w:hAnsi="宋体" w:cs="宋体"/>
           <w:noProof/>
-          <w:kern w:val="0"/>
-          <w:sz w:val="24"/>
-          <w:szCs w:val="24"/>
         </w:rPr>
         <w:drawing>
-          <wp:inline distT="0" distB="0" distL="0" distR="0" wp14:anchorId="06B819D7" wp14:editId="1829535C">
-            <wp:extent cx="3017520" cy="1492420"/>
+          <wp:inline distT="0" distB="0" distL="0" distR="0" wp14:anchorId="715DA520" wp14:editId="465EF2F4">
+            <wp:extent cx="3246120" cy="1605482"/>
             <wp:effectExtent l="0" t="0" r="0" b="0"/>
-            <wp:docPr id="21" name="图片 21"/>
+            <wp:docPr id="949231583" name="图片 29"/>
             <wp:cNvGraphicFramePr>
               <a:graphicFrameLocks xmlns:a="http://schemas.openxmlformats.org/drawingml/2006/main" noChangeAspect="1"/>
             </wp:cNvGraphicFramePr>
@@ -6452,7 +6389,7 @@
               <a:graphicData uri="http://schemas.openxmlformats.org/drawingml/2006/picture">
                 <pic:pic xmlns:pic="http://schemas.openxmlformats.org/drawingml/2006/picture">
                   <pic:nvPicPr>
-                    <pic:cNvPr id="0" name="Picture 20"/>
+                    <pic:cNvPr id="0" name="Picture 62"/>
                     <pic:cNvPicPr>
                       <a:picLocks noChangeAspect="1" noChangeArrowheads="1"/>
                     </pic:cNvPicPr>
@@ -6473,7 +6410,7 @@
                   <pic:spPr bwMode="auto">
                     <a:xfrm>
                       <a:off x="0" y="0"/>
-                      <a:ext cx="3019920" cy="1493607"/>
+                      <a:ext cx="3249998" cy="1607400"/>
                     </a:xfrm>
                     <a:prstGeom prst="rect">
                       <a:avLst/>
@@ -6557,17 +6494,13 @@
       </w:pPr>
       <w:r>
         <w:rPr>
-          <w:rFonts w:ascii="宋体" w:eastAsia="宋体" w:hAnsi="宋体" w:cs="宋体"/>
           <w:noProof/>
-          <w:kern w:val="0"/>
-          <w:sz w:val="24"/>
-          <w:szCs w:val="24"/>
         </w:rPr>
         <w:drawing>
-          <wp:inline distT="0" distB="0" distL="0" distR="0" wp14:anchorId="0CAE4425" wp14:editId="62960500">
-            <wp:extent cx="4145280" cy="502920"/>
-            <wp:effectExtent l="0" t="0" r="7620" b="0"/>
-            <wp:docPr id="24" name="图片 24"/>
+          <wp:inline distT="0" distB="0" distL="0" distR="0" wp14:anchorId="0D1D9F3B" wp14:editId="57485E59">
+            <wp:extent cx="4335780" cy="526032"/>
+            <wp:effectExtent l="0" t="0" r="0" b="7620"/>
+            <wp:docPr id="1067621487" name="图片 30"/>
             <wp:cNvGraphicFramePr>
               <a:graphicFrameLocks xmlns:a="http://schemas.openxmlformats.org/drawingml/2006/main" noChangeAspect="1"/>
             </wp:cNvGraphicFramePr>
@@ -6575,7 +6508,7 @@
               <a:graphicData uri="http://schemas.openxmlformats.org/drawingml/2006/picture">
                 <pic:pic xmlns:pic="http://schemas.openxmlformats.org/drawingml/2006/picture">
                   <pic:nvPicPr>
-                    <pic:cNvPr id="0" name="Picture 26"/>
+                    <pic:cNvPr id="0" name="Picture 64"/>
                     <pic:cNvPicPr>
                       <a:picLocks noChangeAspect="1" noChangeArrowheads="1"/>
                     </pic:cNvPicPr>
@@ -6596,7 +6529,7 @@
                   <pic:spPr bwMode="auto">
                     <a:xfrm>
                       <a:off x="0" y="0"/>
-                      <a:ext cx="4145280" cy="502920"/>
+                      <a:ext cx="4393282" cy="533008"/>
                     </a:xfrm>
                     <a:prstGeom prst="rect">
                       <a:avLst/>
@@ -6626,17 +6559,13 @@
       </w:pPr>
       <w:r>
         <w:rPr>
-          <w:rFonts w:ascii="宋体" w:eastAsia="宋体" w:hAnsi="宋体" w:cs="宋体"/>
           <w:noProof/>
-          <w:kern w:val="0"/>
-          <w:sz w:val="24"/>
-          <w:szCs w:val="24"/>
         </w:rPr>
         <w:drawing>
-          <wp:inline distT="0" distB="0" distL="0" distR="0" wp14:anchorId="093CA779" wp14:editId="1729CA05">
-            <wp:extent cx="4168140" cy="885216"/>
-            <wp:effectExtent l="0" t="0" r="3810" b="0"/>
-            <wp:docPr id="23" name="图片 23"/>
+          <wp:inline distT="0" distB="0" distL="0" distR="0" wp14:anchorId="7FF154F6" wp14:editId="35A471DA">
+            <wp:extent cx="4409228" cy="935355"/>
+            <wp:effectExtent l="0" t="0" r="0" b="0"/>
+            <wp:docPr id="679202370" name="图片 31"/>
             <wp:cNvGraphicFramePr>
               <a:graphicFrameLocks xmlns:a="http://schemas.openxmlformats.org/drawingml/2006/main" noChangeAspect="1"/>
             </wp:cNvGraphicFramePr>
@@ -6644,7 +6573,7 @@
               <a:graphicData uri="http://schemas.openxmlformats.org/drawingml/2006/picture">
                 <pic:pic xmlns:pic="http://schemas.openxmlformats.org/drawingml/2006/picture">
                   <pic:nvPicPr>
-                    <pic:cNvPr id="0" name="Picture 24"/>
+                    <pic:cNvPr id="0" name="Picture 66"/>
                     <pic:cNvPicPr>
                       <a:picLocks noChangeAspect="1" noChangeArrowheads="1"/>
                     </pic:cNvPicPr>
@@ -6665,7 +6594,7 @@
                   <pic:spPr bwMode="auto">
                     <a:xfrm>
                       <a:off x="0" y="0"/>
-                      <a:ext cx="4203376" cy="892699"/>
+                      <a:ext cx="4435079" cy="940839"/>
                     </a:xfrm>
                     <a:prstGeom prst="rect">
                       <a:avLst/>
@@ -6713,17 +6642,13 @@
       </w:pPr>
       <w:r>
         <w:rPr>
-          <w:rFonts w:ascii="宋体" w:eastAsia="宋体" w:hAnsi="宋体" w:cs="宋体"/>
           <w:noProof/>
-          <w:kern w:val="0"/>
-          <w:sz w:val="24"/>
-          <w:szCs w:val="24"/>
         </w:rPr>
         <w:drawing>
-          <wp:inline distT="0" distB="0" distL="0" distR="0" wp14:anchorId="5AF6D350" wp14:editId="230350D8">
-            <wp:extent cx="4572000" cy="939060"/>
-            <wp:effectExtent l="0" t="0" r="0" b="0"/>
-            <wp:docPr id="22" name="图片 22"/>
+          <wp:inline distT="0" distB="0" distL="0" distR="0" wp14:anchorId="07D47C60" wp14:editId="6A4BCE51">
+            <wp:extent cx="5045710" cy="1036357"/>
+            <wp:effectExtent l="0" t="0" r="2540" b="0"/>
+            <wp:docPr id="1677856074" name="图片 32"/>
             <wp:cNvGraphicFramePr>
               <a:graphicFrameLocks xmlns:a="http://schemas.openxmlformats.org/drawingml/2006/main" noChangeAspect="1"/>
             </wp:cNvGraphicFramePr>
@@ -6731,7 +6656,7 @@
               <a:graphicData uri="http://schemas.openxmlformats.org/drawingml/2006/picture">
                 <pic:pic xmlns:pic="http://schemas.openxmlformats.org/drawingml/2006/picture">
                   <pic:nvPicPr>
-                    <pic:cNvPr id="0" name="Picture 22"/>
+                    <pic:cNvPr id="0" name="Picture 68"/>
                     <pic:cNvPicPr>
                       <a:picLocks noChangeAspect="1" noChangeArrowheads="1"/>
                     </pic:cNvPicPr>
@@ -6752,7 +6677,7 @@
                   <pic:spPr bwMode="auto">
                     <a:xfrm>
                       <a:off x="0" y="0"/>
-                      <a:ext cx="4582474" cy="941211"/>
+                      <a:ext cx="5065556" cy="1040433"/>
                     </a:xfrm>
                     <a:prstGeom prst="rect">
                       <a:avLst/>
@@ -6782,17 +6707,13 @@
       </w:pPr>
       <w:r>
         <w:rPr>
-          <w:rFonts w:ascii="宋体" w:eastAsia="宋体" w:hAnsi="宋体" w:cs="宋体"/>
           <w:noProof/>
-          <w:kern w:val="0"/>
-          <w:sz w:val="24"/>
-          <w:szCs w:val="24"/>
         </w:rPr>
         <w:drawing>
-          <wp:inline distT="0" distB="0" distL="0" distR="0" wp14:anchorId="3EC69A42" wp14:editId="02C36E31">
-            <wp:extent cx="3322320" cy="1191131"/>
-            <wp:effectExtent l="0" t="0" r="0" b="9525"/>
-            <wp:docPr id="20" name="图片 20"/>
+          <wp:inline distT="0" distB="0" distL="0" distR="0" wp14:anchorId="02577A15" wp14:editId="563AA55F">
+            <wp:extent cx="3840480" cy="1376903"/>
+            <wp:effectExtent l="0" t="0" r="7620" b="0"/>
+            <wp:docPr id="167521826" name="图片 33"/>
             <wp:cNvGraphicFramePr>
               <a:graphicFrameLocks xmlns:a="http://schemas.openxmlformats.org/drawingml/2006/main" noChangeAspect="1"/>
             </wp:cNvGraphicFramePr>
@@ -6800,7 +6721,7 @@
               <a:graphicData uri="http://schemas.openxmlformats.org/drawingml/2006/picture">
                 <pic:pic xmlns:pic="http://schemas.openxmlformats.org/drawingml/2006/picture">
                   <pic:nvPicPr>
-                    <pic:cNvPr id="0" name="Picture 18"/>
+                    <pic:cNvPr id="0" name="Picture 70"/>
                     <pic:cNvPicPr>
                       <a:picLocks noChangeAspect="1" noChangeArrowheads="1"/>
                     </pic:cNvPicPr>
@@ -6821,7 +6742,7 @@
                   <pic:spPr bwMode="auto">
                     <a:xfrm>
                       <a:off x="0" y="0"/>
-                      <a:ext cx="3330409" cy="1194031"/>
+                      <a:ext cx="3857067" cy="1382850"/>
                     </a:xfrm>
                     <a:prstGeom prst="rect">
                       <a:avLst/>
@@ -7094,17 +7015,13 @@
       </w:pPr>
       <w:r>
         <w:rPr>
-          <w:rFonts w:ascii="宋体" w:eastAsia="宋体" w:hAnsi="宋体" w:cs="宋体"/>
           <w:noProof/>
-          <w:kern w:val="0"/>
-          <w:sz w:val="24"/>
-          <w:szCs w:val="24"/>
         </w:rPr>
         <w:drawing>
-          <wp:inline distT="0" distB="0" distL="0" distR="0" wp14:anchorId="261F04E4" wp14:editId="593FCCF6">
+          <wp:inline distT="0" distB="0" distL="0" distR="0" wp14:anchorId="19874C97" wp14:editId="02029954">
             <wp:extent cx="5274310" cy="1162685"/>
             <wp:effectExtent l="0" t="0" r="2540" b="0"/>
-            <wp:docPr id="25" name="图片 25"/>
+            <wp:docPr id="320674136" name="图片 34"/>
             <wp:cNvGraphicFramePr>
               <a:graphicFrameLocks xmlns:a="http://schemas.openxmlformats.org/drawingml/2006/main" noChangeAspect="1"/>
             </wp:cNvGraphicFramePr>
@@ -7112,7 +7029,7 @@
               <a:graphicData uri="http://schemas.openxmlformats.org/drawingml/2006/picture">
                 <pic:pic xmlns:pic="http://schemas.openxmlformats.org/drawingml/2006/picture">
                   <pic:nvPicPr>
-                    <pic:cNvPr id="0" name="Picture 28"/>
+                    <pic:cNvPr id="0" name="Picture 72"/>
                     <pic:cNvPicPr>
                       <a:picLocks noChangeAspect="1" noChangeArrowheads="1"/>
                     </pic:cNvPicPr>
@@ -7805,17 +7722,13 @@
       </w:pPr>
       <w:r>
         <w:rPr>
-          <w:rFonts w:ascii="宋体" w:eastAsia="宋体" w:hAnsi="宋体" w:cs="宋体"/>
           <w:noProof/>
-          <w:kern w:val="0"/>
-          <w:sz w:val="24"/>
-          <w:szCs w:val="24"/>
         </w:rPr>
         <w:drawing>
-          <wp:inline distT="0" distB="0" distL="0" distR="0" wp14:anchorId="525DE924" wp14:editId="7FCBEE86">
+          <wp:inline distT="0" distB="0" distL="0" distR="0" wp14:anchorId="4E4DA6EA" wp14:editId="00320B61">
             <wp:extent cx="5274310" cy="1188085"/>
             <wp:effectExtent l="0" t="0" r="2540" b="0"/>
-            <wp:docPr id="26" name="图片 26"/>
+            <wp:docPr id="1595454922" name="图片 35"/>
             <wp:cNvGraphicFramePr>
               <a:graphicFrameLocks xmlns:a="http://schemas.openxmlformats.org/drawingml/2006/main" noChangeAspect="1"/>
             </wp:cNvGraphicFramePr>
@@ -7823,7 +7736,7 @@
               <a:graphicData uri="http://schemas.openxmlformats.org/drawingml/2006/picture">
                 <pic:pic xmlns:pic="http://schemas.openxmlformats.org/drawingml/2006/picture">
                   <pic:nvPicPr>
-                    <pic:cNvPr id="0" name="Picture 30"/>
+                    <pic:cNvPr id="0" name="Picture 74"/>
                     <pic:cNvPicPr>
                       <a:picLocks noChangeAspect="1" noChangeArrowheads="1"/>
                     </pic:cNvPicPr>
